--- a/毕业论文-赵汝庆/赵汝庆-202200705166-基于微信小程序的安琦购平台的设计与实现.docx
+++ b/毕业论文-赵汝庆/赵汝庆-202200705166-基于微信小程序的安琦购平台的设计与实现.docx
@@ -16,12 +16,12 @@
       </w:pPr>
       <w:bookmarkStart w:id="0" w:name="_Toc10854"/>
       <w:bookmarkStart w:id="1" w:name="_Toc3518"/>
-      <w:bookmarkStart w:id="2" w:name="_Toc22194"/>
-      <w:bookmarkStart w:id="3" w:name="_Toc16746"/>
-      <w:bookmarkStart w:id="4" w:name="_Toc1670"/>
-      <w:bookmarkStart w:id="5" w:name="_Toc13806"/>
-      <w:bookmarkStart w:id="6" w:name="_Toc120"/>
-      <w:bookmarkStart w:id="7" w:name="_Toc14319"/>
+      <w:bookmarkStart w:id="2" w:name="_Toc1670"/>
+      <w:bookmarkStart w:id="3" w:name="_Toc120"/>
+      <w:bookmarkStart w:id="4" w:name="_Toc13806"/>
+      <w:bookmarkStart w:id="5" w:name="_Toc14319"/>
+      <w:bookmarkStart w:id="6" w:name="_Toc16746"/>
+      <w:bookmarkStart w:id="7" w:name="_Toc22194"/>
       <w:r>
         <w:rPr>
           <w:rFonts w:ascii="宋体" w:hAnsi="宋体" w:eastAsia="宋体"/>
@@ -3485,7 +3485,7 @@
         <w:fldChar w:fldCharType="separate"/>
       </w:r>
       <w:r>
-        <w:t>13</w:t>
+        <w:t>14</w:t>
       </w:r>
       <w:r>
         <w:fldChar w:fldCharType="end"/>
@@ -3746,7 +3746,7 @@
         <w:fldChar w:fldCharType="separate"/>
       </w:r>
       <w:r>
-        <w:t>17</w:t>
+        <w:t>18</w:t>
       </w:r>
       <w:r>
         <w:fldChar w:fldCharType="end"/>
@@ -3812,7 +3812,7 @@
         <w:fldChar w:fldCharType="separate"/>
       </w:r>
       <w:r>
-        <w:t>19</w:t>
+        <w:t>20</w:t>
       </w:r>
       <w:r>
         <w:fldChar w:fldCharType="end"/>
@@ -3878,7 +3878,7 @@
         <w:fldChar w:fldCharType="separate"/>
       </w:r>
       <w:r>
-        <w:t>21</w:t>
+        <w:t>22</w:t>
       </w:r>
       <w:r>
         <w:fldChar w:fldCharType="end"/>
@@ -3931,7 +3931,7 @@
         <w:fldChar w:fldCharType="separate"/>
       </w:r>
       <w:r>
-        <w:t>24</w:t>
+        <w:t>25</w:t>
       </w:r>
       <w:r>
         <w:fldChar w:fldCharType="end"/>
@@ -3997,7 +3997,7 @@
         <w:fldChar w:fldCharType="separate"/>
       </w:r>
       <w:r>
-        <w:t>24</w:t>
+        <w:t>25</w:t>
       </w:r>
       <w:r>
         <w:fldChar w:fldCharType="end"/>
@@ -4053,7 +4053,7 @@
         <w:fldChar w:fldCharType="separate"/>
       </w:r>
       <w:r>
-        <w:t>26</w:t>
+        <w:t>27</w:t>
       </w:r>
       <w:r>
         <w:fldChar w:fldCharType="end"/>
@@ -4110,7 +4110,7 @@
         <w:fldChar w:fldCharType="separate"/>
       </w:r>
       <w:r>
-        <w:t>26</w:t>
+        <w:t>27</w:t>
       </w:r>
       <w:r>
         <w:fldChar w:fldCharType="end"/>
@@ -4154,7 +4154,7 @@
         <w:fldChar w:fldCharType="separate"/>
       </w:r>
       <w:r>
-        <w:t>28</w:t>
+        <w:t>29</w:t>
       </w:r>
       <w:r>
         <w:fldChar w:fldCharType="end"/>
@@ -4205,7 +4205,7 @@
         <w:fldChar w:fldCharType="separate"/>
       </w:r>
       <w:r>
-        <w:t>30</w:t>
+        <w:t>31</w:t>
       </w:r>
       <w:r>
         <w:fldChar w:fldCharType="end"/>
@@ -5463,7 +5463,7 @@
         <w:fldChar w:fldCharType="separate"/>
       </w:r>
       <w:r>
-        <w:t>13</w:t>
+        <w:t>14</w:t>
       </w:r>
       <w:r>
         <w:fldChar w:fldCharType="end"/>
@@ -5876,7 +5876,7 @@
         <w:fldChar w:fldCharType="separate"/>
       </w:r>
       <w:r>
-        <w:t>17</w:t>
+        <w:t>18</w:t>
       </w:r>
       <w:r>
         <w:fldChar w:fldCharType="end"/>
@@ -5966,7 +5966,7 @@
         <w:fldChar w:fldCharType="separate"/>
       </w:r>
       <w:r>
-        <w:t>19</w:t>
+        <w:t>20</w:t>
       </w:r>
       <w:r>
         <w:fldChar w:fldCharType="end"/>
@@ -6065,7 +6065,7 @@
         <w:fldChar w:fldCharType="separate"/>
       </w:r>
       <w:r>
-        <w:t>21</w:t>
+        <w:t>22</w:t>
       </w:r>
       <w:r>
         <w:fldChar w:fldCharType="end"/>
@@ -6154,7 +6154,7 @@
         <w:fldChar w:fldCharType="separate"/>
       </w:r>
       <w:r>
-        <w:t>24</w:t>
+        <w:t>25</w:t>
       </w:r>
       <w:r>
         <w:fldChar w:fldCharType="end"/>
@@ -6226,7 +6226,7 @@
         <w:fldChar w:fldCharType="separate"/>
       </w:r>
       <w:r>
-        <w:t>24</w:t>
+        <w:t>25</w:t>
       </w:r>
       <w:r>
         <w:fldChar w:fldCharType="end"/>
@@ -6307,7 +6307,7 @@
         <w:fldChar w:fldCharType="separate"/>
       </w:r>
       <w:r>
-        <w:t>26</w:t>
+        <w:t>27</w:t>
       </w:r>
       <w:r>
         <w:fldChar w:fldCharType="end"/>
@@ -6360,7 +6360,7 @@
         <w:fldChar w:fldCharType="separate"/>
       </w:r>
       <w:r>
-        <w:t>26</w:t>
+        <w:t>27</w:t>
       </w:r>
       <w:r>
         <w:fldChar w:fldCharType="end"/>
@@ -6404,7 +6404,7 @@
         <w:fldChar w:fldCharType="separate"/>
       </w:r>
       <w:r>
-        <w:t>28</w:t>
+        <w:t>29</w:t>
       </w:r>
       <w:r>
         <w:fldChar w:fldCharType="end"/>
@@ -6448,7 +6448,7 @@
         <w:fldChar w:fldCharType="separate"/>
       </w:r>
       <w:r>
-        <w:t>30</w:t>
+        <w:t>31</w:t>
       </w:r>
       <w:r>
         <w:fldChar w:fldCharType="end"/>
@@ -6635,28 +6635,28 @@
           <w:lang w:val="en-US" w:eastAsia="zh-CN"/>
         </w:rPr>
       </w:pPr>
-      <w:bookmarkStart w:id="10" w:name="_Toc4566"/>
-      <w:bookmarkStart w:id="11" w:name="_Toc19335"/>
-      <w:bookmarkStart w:id="12" w:name="_Toc29014"/>
-      <w:bookmarkStart w:id="13" w:name="_Toc23397"/>
-      <w:bookmarkStart w:id="14" w:name="_Toc9165"/>
-      <w:bookmarkStart w:id="15" w:name="_Toc16500"/>
-      <w:bookmarkStart w:id="16" w:name="_Toc11538"/>
-      <w:bookmarkStart w:id="17" w:name="_Toc4446"/>
-      <w:bookmarkStart w:id="18" w:name="_Toc32328"/>
-      <w:bookmarkStart w:id="19" w:name="_Toc1461"/>
-      <w:bookmarkStart w:id="20" w:name="_Toc11945"/>
-      <w:bookmarkStart w:id="21" w:name="_Toc13506"/>
-      <w:bookmarkStart w:id="22" w:name="_Toc23372"/>
-      <w:bookmarkStart w:id="23" w:name="_Toc20105"/>
-      <w:bookmarkStart w:id="24" w:name="_Toc8628"/>
-      <w:bookmarkStart w:id="25" w:name="_Toc7880"/>
-      <w:bookmarkStart w:id="26" w:name="_Toc7888"/>
-      <w:bookmarkStart w:id="27" w:name="_Toc31277"/>
-      <w:bookmarkStart w:id="28" w:name="_Toc1676"/>
-      <w:bookmarkStart w:id="29" w:name="_Toc9035"/>
-      <w:bookmarkStart w:id="30" w:name="_Toc21436"/>
-      <w:bookmarkStart w:id="31" w:name="_Toc20534"/>
+      <w:bookmarkStart w:id="10" w:name="_Toc11538"/>
+      <w:bookmarkStart w:id="11" w:name="_Toc1461"/>
+      <w:bookmarkStart w:id="12" w:name="_Toc31277"/>
+      <w:bookmarkStart w:id="13" w:name="_Toc11945"/>
+      <w:bookmarkStart w:id="14" w:name="_Toc7888"/>
+      <w:bookmarkStart w:id="15" w:name="_Toc21436"/>
+      <w:bookmarkStart w:id="16" w:name="_Toc32328"/>
+      <w:bookmarkStart w:id="17" w:name="_Toc23397"/>
+      <w:bookmarkStart w:id="18" w:name="_Toc23372"/>
+      <w:bookmarkStart w:id="19" w:name="_Toc4566"/>
+      <w:bookmarkStart w:id="20" w:name="_Toc9035"/>
+      <w:bookmarkStart w:id="21" w:name="_Toc29014"/>
+      <w:bookmarkStart w:id="22" w:name="_Toc13506"/>
+      <w:bookmarkStart w:id="23" w:name="_Toc19335"/>
+      <w:bookmarkStart w:id="24" w:name="_Toc4446"/>
+      <w:bookmarkStart w:id="25" w:name="_Toc20534"/>
+      <w:bookmarkStart w:id="26" w:name="_Toc7880"/>
+      <w:bookmarkStart w:id="27" w:name="_Toc8628"/>
+      <w:bookmarkStart w:id="28" w:name="_Toc20105"/>
+      <w:bookmarkStart w:id="29" w:name="_Toc1676"/>
+      <w:bookmarkStart w:id="30" w:name="_Toc16500"/>
+      <w:bookmarkStart w:id="31" w:name="_Toc9165"/>
       <w:r>
         <w:fldChar w:fldCharType="begin"/>
       </w:r>
@@ -6696,17 +6696,17 @@
       <w:bookmarkEnd w:id="29"/>
       <w:bookmarkEnd w:id="30"/>
       <w:bookmarkEnd w:id="31"/>
-      <w:bookmarkStart w:id="32" w:name="_Toc16215"/>
-      <w:bookmarkStart w:id="33" w:name="_Toc23598"/>
-      <w:bookmarkStart w:id="34" w:name="_Toc727"/>
-      <w:bookmarkStart w:id="35" w:name="_Toc12269"/>
-      <w:bookmarkStart w:id="36" w:name="_Toc23492"/>
-      <w:bookmarkStart w:id="37" w:name="_Toc22792"/>
-      <w:bookmarkStart w:id="38" w:name="_Toc18984"/>
-      <w:bookmarkStart w:id="39" w:name="_Toc4679"/>
-      <w:bookmarkStart w:id="40" w:name="_Toc14816"/>
-      <w:bookmarkStart w:id="41" w:name="_Toc10962"/>
-      <w:bookmarkStart w:id="42" w:name="_Toc27536"/>
+      <w:bookmarkStart w:id="32" w:name="_Toc14816"/>
+      <w:bookmarkStart w:id="33" w:name="_Toc23492"/>
+      <w:bookmarkStart w:id="34" w:name="_Toc22792"/>
+      <w:bookmarkStart w:id="35" w:name="_Toc18984"/>
+      <w:bookmarkStart w:id="36" w:name="_Toc10962"/>
+      <w:bookmarkStart w:id="37" w:name="_Toc4679"/>
+      <w:bookmarkStart w:id="38" w:name="_Toc23598"/>
+      <w:bookmarkStart w:id="39" w:name="_Toc27536"/>
+      <w:bookmarkStart w:id="40" w:name="_Toc727"/>
+      <w:bookmarkStart w:id="41" w:name="_Toc12269"/>
+      <w:bookmarkStart w:id="42" w:name="_Toc16215"/>
       <w:r>
         <w:fldChar w:fldCharType="begin"/>
       </w:r>
@@ -6974,22 +6974,22 @@
         <w:bidi w:val="0"/>
         <w:ind w:left="432" w:leftChars="0" w:hanging="432" w:firstLineChars="0"/>
       </w:pPr>
-      <w:bookmarkStart w:id="43" w:name="_Toc11883"/>
-      <w:bookmarkStart w:id="44" w:name="_Toc27548"/>
-      <w:bookmarkStart w:id="45" w:name="_Toc25085"/>
-      <w:bookmarkStart w:id="46" w:name="_Toc17386"/>
-      <w:bookmarkStart w:id="47" w:name="_Toc20002"/>
-      <w:bookmarkStart w:id="48" w:name="_Toc8551"/>
+      <w:bookmarkStart w:id="43" w:name="_Toc30691"/>
+      <w:bookmarkStart w:id="44" w:name="_Toc18143"/>
+      <w:bookmarkStart w:id="45" w:name="_Toc20995"/>
+      <w:bookmarkStart w:id="46" w:name="_Toc27479"/>
+      <w:bookmarkStart w:id="47" w:name="_Toc25085"/>
+      <w:bookmarkStart w:id="48" w:name="_Toc20002"/>
       <w:bookmarkStart w:id="49" w:name="_Toc12894"/>
       <w:bookmarkStart w:id="50" w:name="_Toc24553"/>
-      <w:bookmarkStart w:id="51" w:name="_Toc20995"/>
-      <w:bookmarkStart w:id="52" w:name="_Toc7681"/>
-      <w:bookmarkStart w:id="53" w:name="_Toc27479"/>
-      <w:bookmarkStart w:id="54" w:name="_Toc30691"/>
-      <w:bookmarkStart w:id="55" w:name="_Toc18143"/>
-      <w:bookmarkStart w:id="56" w:name="_Toc27741"/>
-      <w:bookmarkStart w:id="57" w:name="_Toc29652"/>
-      <w:bookmarkStart w:id="58" w:name="_Toc6121"/>
+      <w:bookmarkStart w:id="51" w:name="_Toc27741"/>
+      <w:bookmarkStart w:id="52" w:name="_Toc17386"/>
+      <w:bookmarkStart w:id="53" w:name="_Toc11883"/>
+      <w:bookmarkStart w:id="54" w:name="_Toc27548"/>
+      <w:bookmarkStart w:id="55" w:name="_Toc8551"/>
+      <w:bookmarkStart w:id="56" w:name="_Toc7681"/>
+      <w:bookmarkStart w:id="57" w:name="_Toc6121"/>
+      <w:bookmarkStart w:id="58" w:name="_Toc29652"/>
       <w:bookmarkStart w:id="59" w:name="_Toc8751"/>
       <w:r>
         <w:t>引言</w:t>
@@ -7008,17 +7008,17 @@
       <w:bookmarkEnd w:id="54"/>
       <w:bookmarkEnd w:id="55"/>
       <w:bookmarkEnd w:id="56"/>
-      <w:bookmarkStart w:id="60" w:name="_Toc20767"/>
-      <w:bookmarkStart w:id="61" w:name="_Toc1353"/>
-      <w:bookmarkStart w:id="62" w:name="_Toc14582"/>
+      <w:bookmarkStart w:id="60" w:name="_Toc25616"/>
+      <w:bookmarkStart w:id="61" w:name="_Toc31288"/>
+      <w:bookmarkStart w:id="62" w:name="_Toc18421"/>
       <w:bookmarkStart w:id="63" w:name="_Toc8453"/>
-      <w:bookmarkStart w:id="64" w:name="_Toc25616"/>
-      <w:bookmarkStart w:id="65" w:name="_Toc18421"/>
-      <w:bookmarkStart w:id="66" w:name="_Toc31288"/>
-      <w:bookmarkStart w:id="67" w:name="_Toc4119"/>
+      <w:bookmarkStart w:id="64" w:name="_Toc20767"/>
+      <w:bookmarkStart w:id="65" w:name="_Toc14582"/>
+      <w:bookmarkStart w:id="66" w:name="_Toc1353"/>
+      <w:bookmarkStart w:id="67" w:name="_Toc28819"/>
       <w:bookmarkStart w:id="68" w:name="_Toc4640"/>
-      <w:bookmarkStart w:id="69" w:name="_Toc1005"/>
-      <w:bookmarkStart w:id="70" w:name="_Toc28819"/>
+      <w:bookmarkStart w:id="69" w:name="_Toc4119"/>
+      <w:bookmarkStart w:id="70" w:name="_Toc1005"/>
       <w:r>
         <w:fldChar w:fldCharType="begin"/>
       </w:r>
@@ -7076,23 +7076,23 @@
         <w:spacing w:line="360" w:lineRule="auto"/>
         <w:ind w:left="575" w:leftChars="0" w:hanging="575" w:firstLineChars="0"/>
       </w:pPr>
-      <w:bookmarkStart w:id="71" w:name="_Toc25162"/>
-      <w:bookmarkStart w:id="72" w:name="_Toc4323"/>
-      <w:bookmarkStart w:id="73" w:name="_Toc29111"/>
-      <w:bookmarkStart w:id="74" w:name="_Toc1847"/>
-      <w:bookmarkStart w:id="75" w:name="_Toc25236"/>
-      <w:bookmarkStart w:id="76" w:name="_Toc398"/>
-      <w:bookmarkStart w:id="77" w:name="_Toc129"/>
-      <w:bookmarkStart w:id="78" w:name="_Toc14423"/>
-      <w:bookmarkStart w:id="79" w:name="_Toc30741"/>
-      <w:bookmarkStart w:id="80" w:name="_Toc9709"/>
-      <w:bookmarkStart w:id="81" w:name="_Toc14166"/>
-      <w:bookmarkStart w:id="82" w:name="_Toc6948"/>
-      <w:bookmarkStart w:id="83" w:name="_Toc4976"/>
-      <w:bookmarkStart w:id="84" w:name="_Toc11669"/>
-      <w:bookmarkStart w:id="85" w:name="_Toc9366"/>
+      <w:bookmarkStart w:id="71" w:name="_Toc14423"/>
+      <w:bookmarkStart w:id="72" w:name="_Toc6948"/>
+      <w:bookmarkStart w:id="73" w:name="_Toc1847"/>
+      <w:bookmarkStart w:id="74" w:name="_Toc11669"/>
+      <w:bookmarkStart w:id="75" w:name="_Toc14166"/>
+      <w:bookmarkStart w:id="76" w:name="_Toc4976"/>
+      <w:bookmarkStart w:id="77" w:name="_Toc398"/>
+      <w:bookmarkStart w:id="78" w:name="_Toc30741"/>
+      <w:bookmarkStart w:id="79" w:name="_Toc29111"/>
+      <w:bookmarkStart w:id="80" w:name="_Toc25236"/>
+      <w:bookmarkStart w:id="81" w:name="_Toc25162"/>
+      <w:bookmarkStart w:id="82" w:name="_Toc9709"/>
+      <w:bookmarkStart w:id="83" w:name="_Toc129"/>
+      <w:bookmarkStart w:id="84" w:name="_Toc4323"/>
+      <w:bookmarkStart w:id="85" w:name="_Toc1129"/>
       <w:bookmarkStart w:id="86" w:name="_Toc29485"/>
-      <w:bookmarkStart w:id="87" w:name="_Toc1129"/>
+      <w:bookmarkStart w:id="87" w:name="_Toc9366"/>
       <w:r>
         <w:t>选题目的和意义</w:t>
       </w:r>
@@ -7110,16 +7110,16 @@
       <w:bookmarkEnd w:id="82"/>
       <w:bookmarkEnd w:id="83"/>
       <w:bookmarkEnd w:id="84"/>
-      <w:bookmarkStart w:id="88" w:name="_Toc23113"/>
-      <w:bookmarkStart w:id="89" w:name="_Toc30963"/>
-      <w:bookmarkStart w:id="90" w:name="_Toc10949"/>
+      <w:bookmarkStart w:id="88" w:name="_Toc17620"/>
+      <w:bookmarkStart w:id="89" w:name="_Toc29615"/>
+      <w:bookmarkStart w:id="90" w:name="_Toc22077"/>
       <w:bookmarkStart w:id="91" w:name="_Toc28071"/>
-      <w:bookmarkStart w:id="92" w:name="_Toc13258"/>
-      <w:bookmarkStart w:id="93" w:name="_Toc27619"/>
-      <w:bookmarkStart w:id="94" w:name="_Toc24159"/>
-      <w:bookmarkStart w:id="95" w:name="_Toc29615"/>
-      <w:bookmarkStart w:id="96" w:name="_Toc22077"/>
-      <w:bookmarkStart w:id="97" w:name="_Toc17620"/>
+      <w:bookmarkStart w:id="92" w:name="_Toc10949"/>
+      <w:bookmarkStart w:id="93" w:name="_Toc23113"/>
+      <w:bookmarkStart w:id="94" w:name="_Toc13258"/>
+      <w:bookmarkStart w:id="95" w:name="_Toc27619"/>
+      <w:bookmarkStart w:id="96" w:name="_Toc24159"/>
+      <w:bookmarkStart w:id="97" w:name="_Toc30963"/>
       <w:r>
         <w:fldChar w:fldCharType="begin"/>
       </w:r>
@@ -7858,22 +7858,22 @@
         <w:bidi w:val="0"/>
         <w:ind w:left="575" w:leftChars="0" w:hanging="575" w:firstLineChars="0"/>
       </w:pPr>
-      <w:bookmarkStart w:id="98" w:name="_Toc7095"/>
-      <w:bookmarkStart w:id="99" w:name="_Toc11801"/>
-      <w:bookmarkStart w:id="100" w:name="_Toc15935"/>
-      <w:bookmarkStart w:id="101" w:name="_Toc22651"/>
-      <w:bookmarkStart w:id="102" w:name="_Toc28616"/>
-      <w:bookmarkStart w:id="103" w:name="_Toc26578"/>
-      <w:bookmarkStart w:id="104" w:name="_Toc276"/>
-      <w:bookmarkStart w:id="105" w:name="_Toc9205"/>
-      <w:bookmarkStart w:id="106" w:name="_Toc17689"/>
-      <w:bookmarkStart w:id="107" w:name="_Toc12004"/>
-      <w:bookmarkStart w:id="108" w:name="_Toc16838"/>
-      <w:bookmarkStart w:id="109" w:name="_Toc6165"/>
-      <w:bookmarkStart w:id="110" w:name="_Toc3402"/>
-      <w:bookmarkStart w:id="111" w:name="_Toc3749"/>
-      <w:bookmarkStart w:id="112" w:name="_Toc14325"/>
-      <w:bookmarkStart w:id="113" w:name="_Toc10773"/>
+      <w:bookmarkStart w:id="98" w:name="_Toc6165"/>
+      <w:bookmarkStart w:id="99" w:name="_Toc7095"/>
+      <w:bookmarkStart w:id="100" w:name="_Toc276"/>
+      <w:bookmarkStart w:id="101" w:name="_Toc3402"/>
+      <w:bookmarkStart w:id="102" w:name="_Toc3749"/>
+      <w:bookmarkStart w:id="103" w:name="_Toc11801"/>
+      <w:bookmarkStart w:id="104" w:name="_Toc22651"/>
+      <w:bookmarkStart w:id="105" w:name="_Toc28616"/>
+      <w:bookmarkStart w:id="106" w:name="_Toc9205"/>
+      <w:bookmarkStart w:id="107" w:name="_Toc26578"/>
+      <w:bookmarkStart w:id="108" w:name="_Toc15935"/>
+      <w:bookmarkStart w:id="109" w:name="_Toc17689"/>
+      <w:bookmarkStart w:id="110" w:name="_Toc16838"/>
+      <w:bookmarkStart w:id="111" w:name="_Toc12004"/>
+      <w:bookmarkStart w:id="112" w:name="_Toc10773"/>
+      <w:bookmarkStart w:id="113" w:name="_Toc14325"/>
       <w:bookmarkStart w:id="114" w:name="_Toc4913"/>
       <w:r>
         <w:t>国内外的研究现状</w:t>
@@ -7892,16 +7892,16 @@
       <w:bookmarkEnd w:id="109"/>
       <w:bookmarkEnd w:id="110"/>
       <w:bookmarkEnd w:id="111"/>
-      <w:bookmarkStart w:id="115" w:name="_Toc19126"/>
-      <w:bookmarkStart w:id="116" w:name="_Toc22881"/>
-      <w:bookmarkStart w:id="117" w:name="_Toc25387"/>
-      <w:bookmarkStart w:id="118" w:name="_Toc9933"/>
-      <w:bookmarkStart w:id="119" w:name="_Toc12869"/>
-      <w:bookmarkStart w:id="120" w:name="_Toc18369"/>
-      <w:bookmarkStart w:id="121" w:name="_Toc27757"/>
+      <w:bookmarkStart w:id="115" w:name="_Toc22896"/>
+      <w:bookmarkStart w:id="116" w:name="_Toc27757"/>
+      <w:bookmarkStart w:id="117" w:name="_Toc12869"/>
+      <w:bookmarkStart w:id="118" w:name="_Toc18369"/>
+      <w:bookmarkStart w:id="119" w:name="_Toc11236"/>
+      <w:bookmarkStart w:id="120" w:name="_Toc9933"/>
+      <w:bookmarkStart w:id="121" w:name="_Toc25387"/>
       <w:bookmarkStart w:id="122" w:name="_Toc30638"/>
-      <w:bookmarkStart w:id="123" w:name="_Toc11236"/>
-      <w:bookmarkStart w:id="124" w:name="_Toc22896"/>
+      <w:bookmarkStart w:id="123" w:name="_Toc19126"/>
+      <w:bookmarkStart w:id="124" w:name="_Toc22881"/>
       <w:r>
         <w:fldChar w:fldCharType="begin"/>
       </w:r>
@@ -8589,6 +8589,8 @@
         </w:rPr>
         <w:t>．</w:t>
       </w:r>
+      <w:bookmarkStart w:id="751" w:name="_GoBack"/>
+      <w:bookmarkEnd w:id="751"/>
     </w:p>
     <w:p>
       <w:pPr>
@@ -9218,23 +9220,23 @@
         <w:bidi w:val="0"/>
         <w:ind w:left="432" w:leftChars="0" w:hanging="432" w:firstLineChars="0"/>
       </w:pPr>
-      <w:bookmarkStart w:id="125" w:name="_Toc24800"/>
+      <w:bookmarkStart w:id="125" w:name="_Toc4173"/>
       <w:bookmarkStart w:id="126" w:name="_Toc13433"/>
-      <w:bookmarkStart w:id="127" w:name="_Toc24912"/>
-      <w:bookmarkStart w:id="128" w:name="_Toc5592"/>
-      <w:bookmarkStart w:id="129" w:name="_Toc21486"/>
-      <w:bookmarkStart w:id="130" w:name="_Toc20775"/>
-      <w:bookmarkStart w:id="131" w:name="_Toc22050"/>
-      <w:bookmarkStart w:id="132" w:name="_Toc19123"/>
-      <w:bookmarkStart w:id="133" w:name="_Toc24801"/>
-      <w:bookmarkStart w:id="134" w:name="_Toc4173"/>
-      <w:bookmarkStart w:id="135" w:name="_Toc10937"/>
-      <w:bookmarkStart w:id="136" w:name="_Toc20840"/>
-      <w:bookmarkStart w:id="137" w:name="_Toc27377"/>
-      <w:bookmarkStart w:id="138" w:name="_Toc17864"/>
-      <w:bookmarkStart w:id="139" w:name="_Toc23259"/>
-      <w:bookmarkStart w:id="140" w:name="_Toc31986"/>
-      <w:bookmarkStart w:id="141" w:name="_Toc20888"/>
+      <w:bookmarkStart w:id="127" w:name="_Toc19123"/>
+      <w:bookmarkStart w:id="128" w:name="_Toc24912"/>
+      <w:bookmarkStart w:id="129" w:name="_Toc27377"/>
+      <w:bookmarkStart w:id="130" w:name="_Toc17864"/>
+      <w:bookmarkStart w:id="131" w:name="_Toc24801"/>
+      <w:bookmarkStart w:id="132" w:name="_Toc10937"/>
+      <w:bookmarkStart w:id="133" w:name="_Toc5592"/>
+      <w:bookmarkStart w:id="134" w:name="_Toc20840"/>
+      <w:bookmarkStart w:id="135" w:name="_Toc22050"/>
+      <w:bookmarkStart w:id="136" w:name="_Toc20775"/>
+      <w:bookmarkStart w:id="137" w:name="_Toc21486"/>
+      <w:bookmarkStart w:id="138" w:name="_Toc24800"/>
+      <w:bookmarkStart w:id="139" w:name="_Toc31986"/>
+      <w:bookmarkStart w:id="140" w:name="_Toc20888"/>
+      <w:bookmarkStart w:id="141" w:name="_Toc23259"/>
       <w:r>
         <w:t>系统关键技术与架构原理</w:t>
       </w:r>
@@ -9252,13 +9254,13 @@
       <w:bookmarkEnd w:id="136"/>
       <w:bookmarkEnd w:id="137"/>
       <w:bookmarkEnd w:id="138"/>
-      <w:bookmarkStart w:id="142" w:name="_Toc28009"/>
-      <w:bookmarkStart w:id="143" w:name="_Toc9475"/>
-      <w:bookmarkStart w:id="144" w:name="_Toc5524"/>
-      <w:bookmarkStart w:id="145" w:name="_Toc205"/>
-      <w:bookmarkStart w:id="146" w:name="_Toc8794"/>
-      <w:bookmarkStart w:id="147" w:name="_Toc14454"/>
-      <w:bookmarkStart w:id="148" w:name="_Toc3468"/>
+      <w:bookmarkStart w:id="142" w:name="_Toc5524"/>
+      <w:bookmarkStart w:id="143" w:name="_Toc28009"/>
+      <w:bookmarkStart w:id="144" w:name="_Toc9475"/>
+      <w:bookmarkStart w:id="145" w:name="_Toc8794"/>
+      <w:bookmarkStart w:id="146" w:name="_Toc14454"/>
+      <w:bookmarkStart w:id="147" w:name="_Toc3468"/>
+      <w:bookmarkStart w:id="148" w:name="_Toc205"/>
       <w:bookmarkStart w:id="149" w:name="_Toc32115"/>
       <w:bookmarkStart w:id="150" w:name="_Toc17195"/>
       <w:bookmarkStart w:id="151" w:name="_Toc7813"/>
@@ -9397,23 +9399,23 @@
         <w:spacing w:line="360" w:lineRule="auto"/>
         <w:ind w:left="575" w:leftChars="0" w:hanging="575" w:firstLineChars="0"/>
       </w:pPr>
-      <w:bookmarkStart w:id="152" w:name="_Toc24325"/>
-      <w:bookmarkStart w:id="153" w:name="_Toc26864"/>
-      <w:bookmarkStart w:id="154" w:name="_Toc25671"/>
-      <w:bookmarkStart w:id="155" w:name="_Toc12902"/>
+      <w:bookmarkStart w:id="152" w:name="_Toc5961"/>
+      <w:bookmarkStart w:id="153" w:name="_Toc22447"/>
+      <w:bookmarkStart w:id="154" w:name="_Toc12902"/>
+      <w:bookmarkStart w:id="155" w:name="_Toc24325"/>
       <w:bookmarkStart w:id="156" w:name="_Toc17503"/>
-      <w:bookmarkStart w:id="157" w:name="_Toc22447"/>
-      <w:bookmarkStart w:id="158" w:name="_Toc6700"/>
-      <w:bookmarkStart w:id="159" w:name="_Toc1897"/>
-      <w:bookmarkStart w:id="160" w:name="_Toc11423"/>
-      <w:bookmarkStart w:id="161" w:name="_Toc5961"/>
-      <w:bookmarkStart w:id="162" w:name="_Toc26084"/>
-      <w:bookmarkStart w:id="163" w:name="_Toc28307"/>
-      <w:bookmarkStart w:id="164" w:name="_Toc5571"/>
+      <w:bookmarkStart w:id="157" w:name="_Toc1897"/>
+      <w:bookmarkStart w:id="158" w:name="_Toc28307"/>
+      <w:bookmarkStart w:id="159" w:name="_Toc26864"/>
+      <w:bookmarkStart w:id="160" w:name="_Toc25671"/>
+      <w:bookmarkStart w:id="161" w:name="_Toc26084"/>
+      <w:bookmarkStart w:id="162" w:name="_Toc6700"/>
+      <w:bookmarkStart w:id="163" w:name="_Toc5571"/>
+      <w:bookmarkStart w:id="164" w:name="_Toc11423"/>
       <w:bookmarkStart w:id="165" w:name="_Toc12375"/>
-      <w:bookmarkStart w:id="166" w:name="_Toc8236"/>
-      <w:bookmarkStart w:id="167" w:name="_Toc1175"/>
-      <w:bookmarkStart w:id="168" w:name="_Toc31594"/>
+      <w:bookmarkStart w:id="166" w:name="_Toc31594"/>
+      <w:bookmarkStart w:id="167" w:name="_Toc8236"/>
+      <w:bookmarkStart w:id="168" w:name="_Toc1175"/>
       <w:r>
         <w:t>基于</w:t>
       </w:r>
@@ -9458,16 +9460,16 @@
       <w:bookmarkEnd w:id="163"/>
       <w:bookmarkEnd w:id="164"/>
       <w:bookmarkEnd w:id="165"/>
-      <w:bookmarkStart w:id="169" w:name="_Toc10511"/>
-      <w:bookmarkStart w:id="170" w:name="_Toc1130"/>
-      <w:bookmarkStart w:id="171" w:name="_Toc10955"/>
-      <w:bookmarkStart w:id="172" w:name="_Toc22196"/>
-      <w:bookmarkStart w:id="173" w:name="_Toc2992"/>
-      <w:bookmarkStart w:id="174" w:name="_Toc22901"/>
-      <w:bookmarkStart w:id="175" w:name="_Toc10554"/>
+      <w:bookmarkStart w:id="169" w:name="_Toc2992"/>
+      <w:bookmarkStart w:id="170" w:name="_Toc10511"/>
+      <w:bookmarkStart w:id="171" w:name="_Toc26674"/>
+      <w:bookmarkStart w:id="172" w:name="_Toc10554"/>
+      <w:bookmarkStart w:id="173" w:name="_Toc1130"/>
+      <w:bookmarkStart w:id="174" w:name="_Toc10955"/>
+      <w:bookmarkStart w:id="175" w:name="_Toc22196"/>
       <w:bookmarkStart w:id="176" w:name="_Toc32375"/>
-      <w:bookmarkStart w:id="177" w:name="_Toc17761"/>
-      <w:bookmarkStart w:id="178" w:name="_Toc26674"/>
+      <w:bookmarkStart w:id="177" w:name="_Toc22901"/>
+      <w:bookmarkStart w:id="178" w:name="_Toc17761"/>
       <w:r>
         <w:fldChar w:fldCharType="begin"/>
       </w:r>
@@ -11128,23 +11130,23 @@
         <w:pStyle w:val="3"/>
         <w:bidi w:val="0"/>
       </w:pPr>
-      <w:bookmarkStart w:id="183" w:name="_Toc22161"/>
-      <w:bookmarkStart w:id="184" w:name="_Toc3666"/>
-      <w:bookmarkStart w:id="185" w:name="_Toc287"/>
+      <w:bookmarkStart w:id="183" w:name="_Toc18170"/>
+      <w:bookmarkStart w:id="184" w:name="_Toc15645"/>
+      <w:bookmarkStart w:id="185" w:name="_Toc14748"/>
       <w:bookmarkStart w:id="186" w:name="_Toc30672"/>
-      <w:bookmarkStart w:id="187" w:name="_Toc16944"/>
-      <w:bookmarkStart w:id="188" w:name="_Toc3330"/>
-      <w:bookmarkStart w:id="189" w:name="_Toc24077"/>
-      <w:bookmarkStart w:id="190" w:name="_Toc804"/>
-      <w:bookmarkStart w:id="191" w:name="_Toc15645"/>
-      <w:bookmarkStart w:id="192" w:name="_Toc23271"/>
-      <w:bookmarkStart w:id="193" w:name="_Toc8153"/>
-      <w:bookmarkStart w:id="194" w:name="_Toc14748"/>
+      <w:bookmarkStart w:id="187" w:name="_Toc22161"/>
+      <w:bookmarkStart w:id="188" w:name="_Toc24077"/>
+      <w:bookmarkStart w:id="189" w:name="_Toc3330"/>
+      <w:bookmarkStart w:id="190" w:name="_Toc3666"/>
+      <w:bookmarkStart w:id="191" w:name="_Toc287"/>
+      <w:bookmarkStart w:id="192" w:name="_Toc16944"/>
+      <w:bookmarkStart w:id="193" w:name="_Toc804"/>
+      <w:bookmarkStart w:id="194" w:name="_Toc23271"/>
       <w:bookmarkStart w:id="195" w:name="_Toc26332"/>
-      <w:bookmarkStart w:id="196" w:name="_Toc18170"/>
-      <w:bookmarkStart w:id="197" w:name="_Toc19889"/>
-      <w:bookmarkStart w:id="198" w:name="_Toc18784"/>
-      <w:bookmarkStart w:id="199" w:name="_Toc16601"/>
+      <w:bookmarkStart w:id="196" w:name="_Toc8153"/>
+      <w:bookmarkStart w:id="197" w:name="_Toc18784"/>
+      <w:bookmarkStart w:id="198" w:name="_Toc16601"/>
+      <w:bookmarkStart w:id="199" w:name="_Toc19889"/>
       <w:r>
         <w:t>跨平台前端技术与高性能搜索原理</w:t>
       </w:r>
@@ -11162,16 +11164,16 @@
       <w:bookmarkEnd w:id="194"/>
       <w:bookmarkEnd w:id="195"/>
       <w:bookmarkEnd w:id="196"/>
-      <w:bookmarkStart w:id="200" w:name="_Toc1333"/>
-      <w:bookmarkStart w:id="201" w:name="_Toc28955"/>
-      <w:bookmarkStart w:id="202" w:name="_Toc27813"/>
+      <w:bookmarkStart w:id="200" w:name="_Toc28955"/>
+      <w:bookmarkStart w:id="201" w:name="_Toc1333"/>
+      <w:bookmarkStart w:id="202" w:name="_Toc29021"/>
       <w:bookmarkStart w:id="203" w:name="_Toc8914"/>
-      <w:bookmarkStart w:id="204" w:name="_Toc29021"/>
-      <w:bookmarkStart w:id="205" w:name="_Toc26395"/>
-      <w:bookmarkStart w:id="206" w:name="_Toc22436"/>
+      <w:bookmarkStart w:id="204" w:name="_Toc26395"/>
+      <w:bookmarkStart w:id="205" w:name="_Toc31207"/>
+      <w:bookmarkStart w:id="206" w:name="_Toc27813"/>
       <w:bookmarkStart w:id="207" w:name="_Toc21894"/>
       <w:bookmarkStart w:id="208" w:name="_Toc1581"/>
-      <w:bookmarkStart w:id="209" w:name="_Toc31207"/>
+      <w:bookmarkStart w:id="209" w:name="_Toc22436"/>
       <w:r>
         <w:fldChar w:fldCharType="begin"/>
       </w:r>
@@ -12363,23 +12365,23 @@
         <w:bidi w:val="0"/>
         <w:ind w:left="432" w:leftChars="0" w:hanging="432" w:firstLineChars="0"/>
       </w:pPr>
-      <w:bookmarkStart w:id="216" w:name="_Toc30250"/>
-      <w:bookmarkStart w:id="217" w:name="_Toc16015"/>
-      <w:bookmarkStart w:id="218" w:name="_Toc23394"/>
-      <w:bookmarkStart w:id="219" w:name="_Toc30094"/>
-      <w:bookmarkStart w:id="220" w:name="_Toc23658"/>
-      <w:bookmarkStart w:id="221" w:name="_Toc32370"/>
+      <w:bookmarkStart w:id="216" w:name="_Toc30094"/>
+      <w:bookmarkStart w:id="217" w:name="_Toc23394"/>
+      <w:bookmarkStart w:id="218" w:name="_Toc23658"/>
+      <w:bookmarkStart w:id="219" w:name="_Toc30250"/>
+      <w:bookmarkStart w:id="220" w:name="_Toc32370"/>
+      <w:bookmarkStart w:id="221" w:name="_Toc16015"/>
       <w:bookmarkStart w:id="222" w:name="_Toc3033"/>
       <w:bookmarkStart w:id="223" w:name="_Toc32365"/>
       <w:bookmarkStart w:id="224" w:name="_Toc10378"/>
-      <w:bookmarkStart w:id="225" w:name="_Toc1112"/>
-      <w:bookmarkStart w:id="226" w:name="_Toc24950"/>
-      <w:bookmarkStart w:id="227" w:name="_Toc7064"/>
-      <w:bookmarkStart w:id="228" w:name="_Toc14452"/>
-      <w:bookmarkStart w:id="229" w:name="_Toc31724"/>
-      <w:bookmarkStart w:id="230" w:name="_Toc30410"/>
-      <w:bookmarkStart w:id="231" w:name="_Toc30399"/>
-      <w:bookmarkStart w:id="232" w:name="_Toc21066"/>
+      <w:bookmarkStart w:id="225" w:name="_Toc14452"/>
+      <w:bookmarkStart w:id="226" w:name="_Toc31724"/>
+      <w:bookmarkStart w:id="227" w:name="_Toc30410"/>
+      <w:bookmarkStart w:id="228" w:name="_Toc1112"/>
+      <w:bookmarkStart w:id="229" w:name="_Toc24950"/>
+      <w:bookmarkStart w:id="230" w:name="_Toc30399"/>
+      <w:bookmarkStart w:id="231" w:name="_Toc21066"/>
+      <w:bookmarkStart w:id="232" w:name="_Toc7064"/>
       <w:r>
         <w:rPr>
           <w:rFonts w:hint="eastAsia"/>
@@ -12393,13 +12395,13 @@
       <w:bookmarkEnd w:id="219"/>
       <w:bookmarkEnd w:id="220"/>
       <w:bookmarkEnd w:id="221"/>
-      <w:bookmarkStart w:id="233" w:name="_Toc14839"/>
-      <w:bookmarkStart w:id="234" w:name="_Toc4504"/>
-      <w:bookmarkStart w:id="235" w:name="_Toc15850"/>
-      <w:bookmarkStart w:id="236" w:name="_Toc20412"/>
-      <w:bookmarkStart w:id="237" w:name="_Toc10345"/>
-      <w:bookmarkStart w:id="238" w:name="_Toc5156"/>
-      <w:bookmarkStart w:id="239" w:name="_Toc21688"/>
+      <w:bookmarkStart w:id="233" w:name="_Toc20412"/>
+      <w:bookmarkStart w:id="234" w:name="_Toc21688"/>
+      <w:bookmarkStart w:id="235" w:name="_Toc4504"/>
+      <w:bookmarkStart w:id="236" w:name="_Toc5156"/>
+      <w:bookmarkStart w:id="237" w:name="_Toc15850"/>
+      <w:bookmarkStart w:id="238" w:name="_Toc14839"/>
+      <w:bookmarkStart w:id="239" w:name="_Toc10345"/>
       <w:bookmarkStart w:id="240" w:name="_Toc11025"/>
       <w:bookmarkStart w:id="241" w:name="_Toc17601"/>
       <w:r>
@@ -12463,12 +12465,12 @@
           <w:lang w:val="en-US" w:eastAsia="zh-CN"/>
         </w:rPr>
       </w:pPr>
-      <w:bookmarkStart w:id="242" w:name="_Toc4175"/>
-      <w:bookmarkStart w:id="243" w:name="_Toc22119"/>
-      <w:bookmarkStart w:id="244" w:name="_Toc2909"/>
-      <w:bookmarkStart w:id="245" w:name="_Toc5470"/>
-      <w:bookmarkStart w:id="246" w:name="_Toc4761"/>
-      <w:bookmarkStart w:id="247" w:name="_Toc19941"/>
+      <w:bookmarkStart w:id="242" w:name="_Toc19941"/>
+      <w:bookmarkStart w:id="243" w:name="_Toc5470"/>
+      <w:bookmarkStart w:id="244" w:name="_Toc4175"/>
+      <w:bookmarkStart w:id="245" w:name="_Toc4761"/>
+      <w:bookmarkStart w:id="246" w:name="_Toc2909"/>
+      <w:bookmarkStart w:id="247" w:name="_Toc22119"/>
       <w:bookmarkStart w:id="248" w:name="_Toc1496"/>
       <w:bookmarkStart w:id="249" w:name="_Toc18010"/>
       <w:bookmarkStart w:id="250" w:name="_Toc106"/>
@@ -12484,15 +12486,15 @@
       <w:bookmarkEnd w:id="245"/>
       <w:bookmarkEnd w:id="246"/>
       <w:bookmarkEnd w:id="247"/>
-      <w:bookmarkStart w:id="251" w:name="_Toc1531"/>
-      <w:bookmarkStart w:id="252" w:name="_Toc15002"/>
-      <w:bookmarkStart w:id="253" w:name="_Toc14827"/>
-      <w:bookmarkStart w:id="254" w:name="_Toc25235"/>
-      <w:bookmarkStart w:id="255" w:name="_Toc28085"/>
-      <w:bookmarkStart w:id="256" w:name="_Toc10626"/>
-      <w:bookmarkStart w:id="257" w:name="_Toc17636"/>
-      <w:bookmarkStart w:id="258" w:name="_Toc20169"/>
-      <w:bookmarkStart w:id="259" w:name="_Toc12747"/>
+      <w:bookmarkStart w:id="251" w:name="_Toc28085"/>
+      <w:bookmarkStart w:id="252" w:name="_Toc17636"/>
+      <w:bookmarkStart w:id="253" w:name="_Toc20169"/>
+      <w:bookmarkStart w:id="254" w:name="_Toc12747"/>
+      <w:bookmarkStart w:id="255" w:name="_Toc25235"/>
+      <w:bookmarkStart w:id="256" w:name="_Toc15002"/>
+      <w:bookmarkStart w:id="257" w:name="_Toc1531"/>
+      <w:bookmarkStart w:id="258" w:name="_Toc14827"/>
+      <w:bookmarkStart w:id="259" w:name="_Toc10626"/>
       <w:r>
         <w:fldChar w:fldCharType="begin"/>
       </w:r>
@@ -12833,15 +12835,15 @@
           <w:lang w:val="en-US" w:eastAsia="zh-CN"/>
         </w:rPr>
       </w:pPr>
-      <w:bookmarkStart w:id="264" w:name="_Toc7211"/>
-      <w:bookmarkStart w:id="265" w:name="_Toc8617"/>
-      <w:bookmarkStart w:id="266" w:name="_Toc8642"/>
-      <w:bookmarkStart w:id="267" w:name="_Toc15634"/>
-      <w:bookmarkStart w:id="268" w:name="_Toc28354"/>
-      <w:bookmarkStart w:id="269" w:name="_Toc1899"/>
-      <w:bookmarkStart w:id="270" w:name="_Toc24294"/>
-      <w:bookmarkStart w:id="271" w:name="_Toc22158"/>
-      <w:bookmarkStart w:id="272" w:name="_Toc16425"/>
+      <w:bookmarkStart w:id="264" w:name="_Toc28354"/>
+      <w:bookmarkStart w:id="265" w:name="_Toc15634"/>
+      <w:bookmarkStart w:id="266" w:name="_Toc8617"/>
+      <w:bookmarkStart w:id="267" w:name="_Toc1899"/>
+      <w:bookmarkStart w:id="268" w:name="_Toc7211"/>
+      <w:bookmarkStart w:id="269" w:name="_Toc8642"/>
+      <w:bookmarkStart w:id="270" w:name="_Toc22158"/>
+      <w:bookmarkStart w:id="271" w:name="_Toc16425"/>
+      <w:bookmarkStart w:id="272" w:name="_Toc24294"/>
       <w:r>
         <w:rPr>
           <w:lang w:val="en-US" w:eastAsia="zh-CN"/>
@@ -12854,15 +12856,15 @@
       <w:bookmarkEnd w:id="267"/>
       <w:bookmarkEnd w:id="268"/>
       <w:bookmarkEnd w:id="269"/>
-      <w:bookmarkStart w:id="273" w:name="_Toc17479"/>
-      <w:bookmarkStart w:id="274" w:name="_Toc25318"/>
-      <w:bookmarkStart w:id="275" w:name="_Toc21003"/>
-      <w:bookmarkStart w:id="276" w:name="_Toc6639"/>
-      <w:bookmarkStart w:id="277" w:name="_Toc30080"/>
-      <w:bookmarkStart w:id="278" w:name="_Toc22727"/>
-      <w:bookmarkStart w:id="279" w:name="_Toc12748"/>
-      <w:bookmarkStart w:id="280" w:name="_Toc20078"/>
-      <w:bookmarkStart w:id="281" w:name="_Toc16777"/>
+      <w:bookmarkStart w:id="273" w:name="_Toc22727"/>
+      <w:bookmarkStart w:id="274" w:name="_Toc21003"/>
+      <w:bookmarkStart w:id="275" w:name="_Toc20078"/>
+      <w:bookmarkStart w:id="276" w:name="_Toc25318"/>
+      <w:bookmarkStart w:id="277" w:name="_Toc17479"/>
+      <w:bookmarkStart w:id="278" w:name="_Toc16777"/>
+      <w:bookmarkStart w:id="279" w:name="_Toc6639"/>
+      <w:bookmarkStart w:id="280" w:name="_Toc30080"/>
+      <w:bookmarkStart w:id="281" w:name="_Toc12748"/>
       <w:r>
         <w:fldChar w:fldCharType="begin"/>
       </w:r>
@@ -13028,33 +13030,13 @@
         <w:suppressLineNumbers w:val="0"/>
         <w:jc w:val="both"/>
         <w:rPr>
-          <w:rFonts w:ascii="宋体" w:hAnsi="宋体" w:eastAsia="宋体" w:cs="宋体"/>
-          <w:kern w:val="0"/>
-          <w:sz w:val="24"/>
-          <w:szCs w:val="24"/>
-          <w:lang w:val="en-US" w:eastAsia="zh-CN" w:bidi="ar"/>
-        </w:rPr>
-      </w:pPr>
-      <w:r>
-        <w:rPr>
-          <w:rFonts w:ascii="宋体" w:hAnsi="宋体" w:eastAsia="宋体" w:cs="宋体"/>
-          <w:kern w:val="0"/>
-          <w:sz w:val="24"/>
-          <w:szCs w:val="24"/>
-          <w:lang w:val="en-US" w:eastAsia="zh-CN" w:bidi="ar"/>
-        </w:rPr>
-        <w:t>小程序界面设计简洁直观，操作流程符合主流电商使用习惯，用户无需学习即可快速上手</w:t>
-      </w:r>
-      <w:r>
-        <w:rPr>
           <w:rFonts w:hint="eastAsia" w:ascii="宋体" w:hAnsi="宋体" w:cs="宋体"/>
           <w:kern w:val="0"/>
           <w:sz w:val="24"/>
           <w:szCs w:val="24"/>
           <w:lang w:val="en-US" w:eastAsia="zh-CN" w:bidi="ar"/>
         </w:rPr>
-        <w:t>．</w:t>
-      </w:r>
+      </w:pPr>
       <w:r>
         <w:rPr>
           <w:rFonts w:ascii="宋体" w:hAnsi="宋体" w:eastAsia="宋体" w:cs="宋体"/>
@@ -13063,7 +13045,7 @@
           <w:szCs w:val="24"/>
           <w:lang w:val="en-US" w:eastAsia="zh-CN" w:bidi="ar"/>
         </w:rPr>
-        <w:t>操作提示清晰，异常情况如库存不足、支付失败实时反馈，引导用户完成操作</w:t>
+        <w:t>小程序界面设计简洁直观，操作流程符合主流电商使用习惯，用户无需学习即可快速上手</w:t>
       </w:r>
       <w:r>
         <w:rPr>
@@ -13074,6 +13056,151 @@
           <w:lang w:val="en-US" w:eastAsia="zh-CN" w:bidi="ar"/>
         </w:rPr>
         <w:t>．</w:t>
+      </w:r>
+      <w:r>
+        <w:rPr>
+          <w:rFonts w:ascii="宋体" w:hAnsi="宋体" w:eastAsia="宋体" w:cs="宋体"/>
+          <w:kern w:val="0"/>
+          <w:sz w:val="24"/>
+          <w:szCs w:val="24"/>
+          <w:lang w:val="en-US" w:eastAsia="zh-CN" w:bidi="ar"/>
+        </w:rPr>
+        <w:t>操作提示清晰，异常情况如库存不足、支付失败实时反馈，引导用户完成操作，</w:t>
+      </w:r>
+      <w:r>
+        <w:rPr>
+          <w:rFonts w:hint="eastAsia" w:ascii="宋体" w:hAnsi="宋体" w:cs="宋体"/>
+          <w:kern w:val="0"/>
+          <w:sz w:val="24"/>
+          <w:szCs w:val="24"/>
+          <w:lang w:val="en-US" w:eastAsia="zh-CN" w:bidi="ar"/>
+        </w:rPr>
+        <w:t>其中</w:t>
+      </w:r>
+      <w:r>
+        <w:rPr>
+          <w:rFonts w:hint="eastAsia"/>
+          <w:highlight w:val="none"/>
+          <w:lang w:val="en-US" w:eastAsia="zh-CN"/>
+        </w:rPr>
+        <w:t>系统功能结构图如图</w:t>
+      </w:r>
+      <w:r>
+        <w:rPr>
+          <w:rFonts w:hint="eastAsia" w:ascii="Times New Roman" w:hAnsi="Times New Roman"/>
+          <w:highlight w:val="none"/>
+          <w:lang w:val="en-US" w:eastAsia="zh-CN"/>
+        </w:rPr>
+        <w:t>5</w:t>
+      </w:r>
+      <w:r>
+        <w:rPr>
+          <w:rFonts w:hint="eastAsia"/>
+          <w:highlight w:val="none"/>
+          <w:lang w:val="en-US" w:eastAsia="zh-CN"/>
+        </w:rPr>
+        <w:t>所示</w:t>
+      </w:r>
+      <w:r>
+        <w:rPr>
+          <w:rFonts w:hint="eastAsia" w:ascii="宋体" w:hAnsi="宋体" w:cs="宋体"/>
+          <w:kern w:val="0"/>
+          <w:sz w:val="24"/>
+          <w:szCs w:val="24"/>
+          <w:lang w:val="en-US" w:eastAsia="zh-CN" w:bidi="ar"/>
+        </w:rPr>
+        <w:t>．</w:t>
+      </w:r>
+    </w:p>
+    <w:p>
+      <w:pPr>
+        <w:pStyle w:val="18"/>
+        <w:bidi w:val="0"/>
+        <w:rPr>
+          <w:rFonts w:hint="eastAsia"/>
+          <w:lang w:val="en-US" w:eastAsia="zh-CN"/>
+        </w:rPr>
+      </w:pPr>
+      <w:r>
+        <w:rPr>
+          <w:rFonts w:hint="eastAsia"/>
+          <w:lang w:val="en-US" w:eastAsia="zh-CN"/>
+        </w:rPr>
+        <w:drawing>
+          <wp:inline distT="0" distB="0" distL="114300" distR="114300">
+            <wp:extent cx="6104255" cy="3261995"/>
+            <wp:effectExtent l="0" t="0" r="6985" b="14605"/>
+            <wp:docPr id="30" name="图片 30" descr="功能图"/>
+            <wp:cNvGraphicFramePr>
+              <a:graphicFrameLocks xmlns:a="http://schemas.openxmlformats.org/drawingml/2006/main" noChangeAspect="1"/>
+            </wp:cNvGraphicFramePr>
+            <a:graphic xmlns:a="http://schemas.openxmlformats.org/drawingml/2006/main">
+              <a:graphicData uri="http://schemas.openxmlformats.org/drawingml/2006/picture">
+                <pic:pic xmlns:pic="http://schemas.openxmlformats.org/drawingml/2006/picture">
+                  <pic:nvPicPr>
+                    <pic:cNvPr id="30" name="图片 30" descr="功能图"/>
+                    <pic:cNvPicPr>
+                      <a:picLocks noChangeAspect="1"/>
+                    </pic:cNvPicPr>
+                  </pic:nvPicPr>
+                  <pic:blipFill>
+                    <a:blip r:embed="rId28"/>
+                    <a:stretch>
+                      <a:fillRect/>
+                    </a:stretch>
+                  </pic:blipFill>
+                  <pic:spPr>
+                    <a:xfrm>
+                      <a:off x="0" y="0"/>
+                      <a:ext cx="6104255" cy="3261995"/>
+                    </a:xfrm>
+                    <a:prstGeom prst="rect">
+                      <a:avLst/>
+                    </a:prstGeom>
+                  </pic:spPr>
+                </pic:pic>
+              </a:graphicData>
+            </a:graphic>
+          </wp:inline>
+        </w:drawing>
+      </w:r>
+    </w:p>
+    <w:p>
+      <w:pPr>
+        <w:pStyle w:val="5"/>
+        <w:bidi w:val="0"/>
+        <w:rPr>
+          <w:rFonts w:hint="default" w:eastAsia="宋体"/>
+          <w:lang w:val="en-US" w:eastAsia="zh-CN"/>
+        </w:rPr>
+      </w:pPr>
+      <w:r>
+        <w:t>图</w:t>
+      </w:r>
+      <w:r>
+        <w:fldChar w:fldCharType="begin"/>
+      </w:r>
+      <w:r>
+        <w:instrText xml:space="preserve"> SEQ 图 \* ARABIC </w:instrText>
+      </w:r>
+      <w:r>
+        <w:fldChar w:fldCharType="separate"/>
+      </w:r>
+      <w:r>
+        <w:rPr>
+          <w:rFonts w:ascii="Times New Roman" w:hAnsi="Times New Roman"/>
+        </w:rPr>
+        <w:t>5</w:t>
+      </w:r>
+      <w:r>
+        <w:fldChar w:fldCharType="end"/>
+      </w:r>
+      <w:r>
+        <w:rPr>
+          <w:rFonts w:hint="eastAsia"/>
+          <w:lang w:val="en-US" w:eastAsia="zh-CN"/>
+        </w:rPr>
+        <w:t xml:space="preserve"> 系统功能结构图</w:t>
       </w:r>
     </w:p>
     <w:p>
@@ -13082,15 +13209,15 @@
         <w:bidi w:val="0"/>
         <w:ind w:left="432" w:leftChars="0" w:hanging="432" w:firstLineChars="0"/>
       </w:pPr>
-      <w:bookmarkStart w:id="284" w:name="_Toc23148"/>
-      <w:bookmarkStart w:id="285" w:name="_Toc2938"/>
-      <w:bookmarkStart w:id="286" w:name="_Toc20366"/>
+      <w:bookmarkStart w:id="284" w:name="_Toc24897"/>
+      <w:bookmarkStart w:id="285" w:name="_Toc20366"/>
+      <w:bookmarkStart w:id="286" w:name="_Toc2938"/>
       <w:bookmarkStart w:id="287" w:name="_Toc30186"/>
       <w:bookmarkStart w:id="288" w:name="_Toc2887"/>
-      <w:bookmarkStart w:id="289" w:name="_Toc24897"/>
-      <w:bookmarkStart w:id="290" w:name="_Toc3940"/>
-      <w:bookmarkStart w:id="291" w:name="_Toc1850"/>
-      <w:bookmarkStart w:id="292" w:name="_Toc32396"/>
+      <w:bookmarkStart w:id="289" w:name="_Toc23148"/>
+      <w:bookmarkStart w:id="290" w:name="_Toc32396"/>
+      <w:bookmarkStart w:id="291" w:name="_Toc3940"/>
+      <w:bookmarkStart w:id="292" w:name="_Toc1850"/>
       <w:r>
         <w:t>系统总体架构与数据库设计</w:t>
       </w:r>
@@ -13108,13 +13235,13 @@
       <w:bookmarkEnd w:id="287"/>
       <w:bookmarkEnd w:id="288"/>
       <w:bookmarkEnd w:id="289"/>
-      <w:bookmarkStart w:id="293" w:name="_Toc30613"/>
-      <w:bookmarkStart w:id="294" w:name="_Toc30970"/>
-      <w:bookmarkStart w:id="295" w:name="_Toc1365"/>
-      <w:bookmarkStart w:id="296" w:name="_Toc17066"/>
-      <w:bookmarkStart w:id="297" w:name="_Toc27614"/>
-      <w:bookmarkStart w:id="298" w:name="_Toc29870"/>
-      <w:bookmarkStart w:id="299" w:name="_Toc2720"/>
+      <w:bookmarkStart w:id="293" w:name="_Toc17066"/>
+      <w:bookmarkStart w:id="294" w:name="_Toc1365"/>
+      <w:bookmarkStart w:id="295" w:name="_Toc29870"/>
+      <w:bookmarkStart w:id="296" w:name="_Toc2720"/>
+      <w:bookmarkStart w:id="297" w:name="_Toc30613"/>
+      <w:bookmarkStart w:id="298" w:name="_Toc27614"/>
+      <w:bookmarkStart w:id="299" w:name="_Toc30970"/>
       <w:bookmarkStart w:id="300" w:name="_Toc1101"/>
       <w:bookmarkStart w:id="301" w:name="_Toc23908"/>
       <w:r>
@@ -13184,23 +13311,23 @@
         <w:bidi w:val="0"/>
         <w:ind w:left="575" w:leftChars="0" w:hanging="575" w:firstLineChars="0"/>
       </w:pPr>
-      <w:bookmarkStart w:id="302" w:name="_Toc31601"/>
-      <w:bookmarkStart w:id="303" w:name="_Toc4765"/>
-      <w:bookmarkStart w:id="304" w:name="_Toc27867"/>
-      <w:bookmarkStart w:id="305" w:name="_Toc18930"/>
-      <w:bookmarkStart w:id="306" w:name="_Toc14619"/>
-      <w:bookmarkStart w:id="307" w:name="_Toc29630"/>
-      <w:bookmarkStart w:id="308" w:name="_Toc18331"/>
-      <w:bookmarkStart w:id="309" w:name="_Toc13225"/>
-      <w:bookmarkStart w:id="310" w:name="_Toc22230"/>
-      <w:bookmarkStart w:id="311" w:name="_Toc23046"/>
-      <w:bookmarkStart w:id="312" w:name="_Toc22970"/>
-      <w:bookmarkStart w:id="313" w:name="_Toc430"/>
-      <w:bookmarkStart w:id="314" w:name="_Toc25917"/>
-      <w:bookmarkStart w:id="315" w:name="_Toc6088"/>
-      <w:bookmarkStart w:id="316" w:name="_Toc26105"/>
-      <w:bookmarkStart w:id="317" w:name="_Toc32092"/>
-      <w:bookmarkStart w:id="318" w:name="_Toc17198"/>
+      <w:bookmarkStart w:id="302" w:name="_Toc430"/>
+      <w:bookmarkStart w:id="303" w:name="_Toc25917"/>
+      <w:bookmarkStart w:id="304" w:name="_Toc31601"/>
+      <w:bookmarkStart w:id="305" w:name="_Toc6088"/>
+      <w:bookmarkStart w:id="306" w:name="_Toc29630"/>
+      <w:bookmarkStart w:id="307" w:name="_Toc4765"/>
+      <w:bookmarkStart w:id="308" w:name="_Toc13225"/>
+      <w:bookmarkStart w:id="309" w:name="_Toc22230"/>
+      <w:bookmarkStart w:id="310" w:name="_Toc18331"/>
+      <w:bookmarkStart w:id="311" w:name="_Toc22970"/>
+      <w:bookmarkStart w:id="312" w:name="_Toc23046"/>
+      <w:bookmarkStart w:id="313" w:name="_Toc18930"/>
+      <w:bookmarkStart w:id="314" w:name="_Toc14619"/>
+      <w:bookmarkStart w:id="315" w:name="_Toc27867"/>
+      <w:bookmarkStart w:id="316" w:name="_Toc17198"/>
+      <w:bookmarkStart w:id="317" w:name="_Toc26105"/>
+      <w:bookmarkStart w:id="318" w:name="_Toc32092"/>
       <w:r>
         <w:t>系统总体逻辑架构设计</w:t>
       </w:r>
@@ -13218,15 +13345,15 @@
       <w:bookmarkEnd w:id="313"/>
       <w:bookmarkEnd w:id="314"/>
       <w:bookmarkEnd w:id="315"/>
-      <w:bookmarkStart w:id="319" w:name="_Toc20581"/>
-      <w:bookmarkStart w:id="320" w:name="_Toc16378"/>
-      <w:bookmarkStart w:id="321" w:name="_Toc21897"/>
-      <w:bookmarkStart w:id="322" w:name="_Toc27531"/>
-      <w:bookmarkStart w:id="323" w:name="_Toc21636"/>
-      <w:bookmarkStart w:id="324" w:name="_Toc10030"/>
-      <w:bookmarkStart w:id="325" w:name="_Toc28392"/>
+      <w:bookmarkStart w:id="319" w:name="_Toc16894"/>
+      <w:bookmarkStart w:id="320" w:name="_Toc28392"/>
+      <w:bookmarkStart w:id="321" w:name="_Toc10030"/>
+      <w:bookmarkStart w:id="322" w:name="_Toc20581"/>
+      <w:bookmarkStart w:id="323" w:name="_Toc27531"/>
+      <w:bookmarkStart w:id="324" w:name="_Toc21636"/>
+      <w:bookmarkStart w:id="325" w:name="_Toc16378"/>
       <w:bookmarkStart w:id="326" w:name="_Toc23607"/>
-      <w:bookmarkStart w:id="327" w:name="_Toc16894"/>
+      <w:bookmarkStart w:id="327" w:name="_Toc21897"/>
       <w:r>
         <w:fldChar w:fldCharType="begin"/>
       </w:r>
@@ -13328,8 +13455,8 @@
         <w:bidi w:val="0"/>
         <w:ind w:left="720" w:leftChars="0" w:hanging="720" w:firstLineChars="0"/>
       </w:pPr>
-      <w:bookmarkStart w:id="328" w:name="_Toc20898"/>
-      <w:bookmarkStart w:id="329" w:name="_Toc11603"/>
+      <w:bookmarkStart w:id="328" w:name="_Toc11603"/>
+      <w:bookmarkStart w:id="329" w:name="_Toc20898"/>
       <w:r>
         <w:t>后端微服务集群拓扑架构</w:t>
       </w:r>
@@ -13347,7 +13474,7 @@
         <w:rPr>
           <w:rFonts w:hint="eastAsia"/>
         </w:rPr>
-        <w:t>具体的那些个微服务组件，还有它们各自对应的职责定义，都明确到了如下这几个方面</w:t>
+        <w:t>具体的那些微服务组件，还有它们各自对应的职责定义，都明确到了如下这几个方面</w:t>
       </w:r>
       <w:r>
         <w:rPr>
@@ -13361,7 +13488,7 @@
           <w:rFonts w:hint="eastAsia" w:ascii="Times New Roman" w:hAnsi="Times New Roman"/>
           <w:lang w:val="en-US" w:eastAsia="zh-CN"/>
         </w:rPr>
-        <w:t>5</w:t>
+        <w:t>6</w:t>
       </w:r>
       <w:r>
         <w:rPr>
@@ -13641,7 +13768,7 @@
                     </pic:cNvPicPr>
                   </pic:nvPicPr>
                   <pic:blipFill>
-                    <a:blip r:embed="rId28"/>
+                    <a:blip r:embed="rId29"/>
                     <a:stretch>
                       <a:fillRect/>
                     </a:stretch>
@@ -13707,7 +13834,7 @@
         <w:rPr>
           <w:rFonts w:ascii="Times New Roman" w:hAnsi="Times New Roman"/>
         </w:rPr>
-        <w:t>5</w:t>
+        <w:t>6</w:t>
       </w:r>
       <w:r>
         <w:fldChar w:fldCharType="end"/>
@@ -14007,7 +14134,7 @@
           <w:rFonts w:hint="eastAsia" w:ascii="Times New Roman" w:hAnsi="Times New Roman"/>
           <w:lang w:val="en-US" w:eastAsia="zh-CN"/>
         </w:rPr>
-        <w:t>6</w:t>
+        <w:t>7</w:t>
       </w:r>
       <w:r>
         <w:rPr>
@@ -14034,8 +14161,8 @@
         </w:rPr>
         <w:drawing>
           <wp:inline distT="0" distB="0" distL="114300" distR="114300">
-            <wp:extent cx="6149975" cy="4550410"/>
-            <wp:effectExtent l="0" t="0" r="6985" b="6350"/>
+            <wp:extent cx="6149975" cy="4731385"/>
+            <wp:effectExtent l="0" t="0" r="6985" b="8255"/>
             <wp:docPr id="29" name="图片 11" descr="安琪购系统架构图"/>
             <wp:cNvGraphicFramePr>
               <a:graphicFrameLocks xmlns:a="http://schemas.openxmlformats.org/drawingml/2006/main" noChangeAspect="1"/>
@@ -14050,7 +14177,7 @@
                     </pic:cNvPicPr>
                   </pic:nvPicPr>
                   <pic:blipFill>
-                    <a:blip r:embed="rId29"/>
+                    <a:blip r:embed="rId30"/>
                     <a:stretch>
                       <a:fillRect/>
                     </a:stretch>
@@ -14058,7 +14185,7 @@
                   <pic:spPr>
                     <a:xfrm>
                       <a:off x="0" y="0"/>
-                      <a:ext cx="6149975" cy="4550410"/>
+                      <a:ext cx="6149975" cy="4731385"/>
                     </a:xfrm>
                     <a:prstGeom prst="rect">
                       <a:avLst/>
@@ -14100,7 +14227,7 @@
         <w:rPr>
           <w:rFonts w:ascii="Times New Roman" w:hAnsi="Times New Roman"/>
         </w:rPr>
-        <w:t>6</w:t>
+        <w:t>7</w:t>
       </w:r>
       <w:r>
         <w:fldChar w:fldCharType="end"/>
@@ -14119,23 +14246,23 @@
         <w:bidi w:val="0"/>
         <w:ind w:left="575" w:leftChars="0" w:hanging="575" w:firstLineChars="0"/>
       </w:pPr>
-      <w:bookmarkStart w:id="334" w:name="_Toc28267"/>
-      <w:bookmarkStart w:id="335" w:name="_Toc32540"/>
-      <w:bookmarkStart w:id="336" w:name="_Toc7518"/>
-      <w:bookmarkStart w:id="337" w:name="_Toc6489"/>
-      <w:bookmarkStart w:id="338" w:name="_Toc20917"/>
+      <w:bookmarkStart w:id="334" w:name="_Toc8011"/>
+      <w:bookmarkStart w:id="335" w:name="_Toc28267"/>
+      <w:bookmarkStart w:id="336" w:name="_Toc32540"/>
+      <w:bookmarkStart w:id="337" w:name="_Toc20917"/>
+      <w:bookmarkStart w:id="338" w:name="_Toc7518"/>
       <w:bookmarkStart w:id="339" w:name="_Toc28935"/>
-      <w:bookmarkStart w:id="340" w:name="_Toc15891"/>
-      <w:bookmarkStart w:id="341" w:name="_Toc8011"/>
-      <w:bookmarkStart w:id="342" w:name="_Toc25887"/>
-      <w:bookmarkStart w:id="343" w:name="_Toc13545"/>
+      <w:bookmarkStart w:id="340" w:name="_Toc6489"/>
+      <w:bookmarkStart w:id="341" w:name="_Toc15891"/>
+      <w:bookmarkStart w:id="342" w:name="_Toc29658"/>
+      <w:bookmarkStart w:id="343" w:name="_Toc25887"/>
       <w:bookmarkStart w:id="344" w:name="_Toc24552"/>
-      <w:bookmarkStart w:id="345" w:name="_Toc16554"/>
-      <w:bookmarkStart w:id="346" w:name="_Toc29658"/>
+      <w:bookmarkStart w:id="345" w:name="_Toc13545"/>
+      <w:bookmarkStart w:id="346" w:name="_Toc16554"/>
       <w:bookmarkStart w:id="347" w:name="_Toc3486"/>
       <w:bookmarkStart w:id="348" w:name="_Toc16974"/>
-      <w:bookmarkStart w:id="349" w:name="_Toc13694"/>
-      <w:bookmarkStart w:id="350" w:name="_Toc27055"/>
+      <w:bookmarkStart w:id="349" w:name="_Toc27055"/>
+      <w:bookmarkStart w:id="350" w:name="_Toc13694"/>
       <w:r>
         <w:t>关系型数据库逻辑设计</w:t>
       </w:r>
@@ -14153,15 +14280,15 @@
       <w:bookmarkEnd w:id="345"/>
       <w:bookmarkEnd w:id="346"/>
       <w:bookmarkEnd w:id="347"/>
-      <w:bookmarkStart w:id="351" w:name="_Toc32648"/>
-      <w:bookmarkStart w:id="352" w:name="_Toc23686"/>
-      <w:bookmarkStart w:id="353" w:name="_Toc12848"/>
-      <w:bookmarkStart w:id="354" w:name="_Toc6599"/>
-      <w:bookmarkStart w:id="355" w:name="_Toc13894"/>
-      <w:bookmarkStart w:id="356" w:name="_Toc14819"/>
-      <w:bookmarkStart w:id="357" w:name="_Toc12148"/>
-      <w:bookmarkStart w:id="358" w:name="_Toc7085"/>
-      <w:bookmarkStart w:id="359" w:name="_Toc5795"/>
+      <w:bookmarkStart w:id="351" w:name="_Toc23686"/>
+      <w:bookmarkStart w:id="352" w:name="_Toc14819"/>
+      <w:bookmarkStart w:id="353" w:name="_Toc6599"/>
+      <w:bookmarkStart w:id="354" w:name="_Toc12148"/>
+      <w:bookmarkStart w:id="355" w:name="_Toc7085"/>
+      <w:bookmarkStart w:id="356" w:name="_Toc5795"/>
+      <w:bookmarkStart w:id="357" w:name="_Toc12848"/>
+      <w:bookmarkStart w:id="358" w:name="_Toc32648"/>
+      <w:bookmarkStart w:id="359" w:name="_Toc13894"/>
       <w:r>
         <w:fldChar w:fldCharType="begin"/>
       </w:r>
@@ -14511,7 +14638,7 @@
           <w:szCs w:val="24"/>
           <w:lang w:val="en-US" w:eastAsia="zh-CN"/>
         </w:rPr>
-        <w:t>7</w:t>
+        <w:t>8</w:t>
       </w:r>
       <w:r>
         <w:rPr>
@@ -15145,8 +15272,8 @@
         </w:rPr>
         <w:drawing>
           <wp:inline distT="0" distB="0" distL="114300" distR="114300">
-            <wp:extent cx="5944235" cy="3455035"/>
-            <wp:effectExtent l="9525" t="9525" r="20320" b="10160"/>
+            <wp:extent cx="5944235" cy="3568700"/>
+            <wp:effectExtent l="9525" t="9525" r="20320" b="18415"/>
             <wp:docPr id="26" name="图片 12" descr="E-R"/>
             <wp:cNvGraphicFramePr>
               <a:graphicFrameLocks xmlns:a="http://schemas.openxmlformats.org/drawingml/2006/main" noChangeAspect="1"/>
@@ -15161,7 +15288,7 @@
                     </pic:cNvPicPr>
                   </pic:nvPicPr>
                   <pic:blipFill>
-                    <a:blip r:embed="rId30"/>
+                    <a:blip r:embed="rId31"/>
                     <a:stretch>
                       <a:fillRect/>
                     </a:stretch>
@@ -15169,7 +15296,7 @@
                   <pic:spPr>
                     <a:xfrm>
                       <a:off x="0" y="0"/>
-                      <a:ext cx="5944235" cy="3455035"/>
+                      <a:ext cx="5944235" cy="3568700"/>
                     </a:xfrm>
                     <a:prstGeom prst="rect">
                       <a:avLst/>
@@ -15217,7 +15344,7 @@
         <w:rPr>
           <w:rFonts w:ascii="Times New Roman" w:hAnsi="Times New Roman"/>
         </w:rPr>
-        <w:t>7</w:t>
+        <w:t>8</w:t>
       </w:r>
       <w:r>
         <w:fldChar w:fldCharType="end"/>
@@ -18091,9 +18218,9 @@
         </w:rPr>
         <w:fldChar w:fldCharType="end"/>
       </w:r>
-      <w:bookmarkStart w:id="366" w:name="_Toc31166"/>
+      <w:bookmarkStart w:id="366" w:name="_Toc6521"/>
       <w:bookmarkStart w:id="367" w:name="_Toc28914"/>
-      <w:bookmarkStart w:id="368" w:name="_Toc6521"/>
+      <w:bookmarkStart w:id="368" w:name="_Toc31166"/>
       <w:r>
         <w:rPr>
           <w:rFonts w:ascii="Times New Roman" w:hAnsi="Times New Roman" w:eastAsia="宋体"/>
@@ -20202,8 +20329,8 @@
       <w:r>
         <w:fldChar w:fldCharType="end"/>
       </w:r>
-      <w:bookmarkStart w:id="369" w:name="_Toc20399"/>
-      <w:bookmarkStart w:id="370" w:name="_Toc21287"/>
+      <w:bookmarkStart w:id="369" w:name="_Toc21287"/>
+      <w:bookmarkStart w:id="370" w:name="_Toc20399"/>
       <w:r>
         <w:rPr>
           <w:rFonts w:ascii="Times New Roman" w:hAnsi="Times New Roman" w:eastAsia="宋体"/>
@@ -22676,8 +22803,8 @@
       <w:r>
         <w:fldChar w:fldCharType="end"/>
       </w:r>
-      <w:bookmarkStart w:id="371" w:name="_Toc21327"/>
-      <w:bookmarkStart w:id="372" w:name="_Toc16173"/>
+      <w:bookmarkStart w:id="371" w:name="_Toc16173"/>
+      <w:bookmarkStart w:id="372" w:name="_Toc21327"/>
       <w:r>
         <w:rPr>
           <w:rFonts w:ascii="Times New Roman" w:hAnsi="Times New Roman" w:eastAsia="宋体"/>
@@ -24832,8 +24959,8 @@
       <w:r>
         <w:fldChar w:fldCharType="end"/>
       </w:r>
-      <w:bookmarkStart w:id="373" w:name="_Toc10523"/>
-      <w:bookmarkStart w:id="374" w:name="_Toc32294"/>
+      <w:bookmarkStart w:id="373" w:name="_Toc32294"/>
+      <w:bookmarkStart w:id="374" w:name="_Toc10523"/>
       <w:r>
         <w:rPr>
           <w:rFonts w:hint="eastAsia"/>
@@ -26467,23 +26594,23 @@
         <w:bidi w:val="0"/>
         <w:ind w:left="575" w:leftChars="0" w:hanging="575" w:firstLineChars="0"/>
       </w:pPr>
-      <w:bookmarkStart w:id="375" w:name="_Toc28451"/>
-      <w:bookmarkStart w:id="376" w:name="_Toc11255"/>
-      <w:bookmarkStart w:id="377" w:name="_Toc23417"/>
-      <w:bookmarkStart w:id="378" w:name="_Toc30434"/>
-      <w:bookmarkStart w:id="379" w:name="_Toc20893"/>
+      <w:bookmarkStart w:id="375" w:name="_Toc17504"/>
+      <w:bookmarkStart w:id="376" w:name="_Toc20893"/>
+      <w:bookmarkStart w:id="377" w:name="_Toc21630"/>
+      <w:bookmarkStart w:id="378" w:name="_Toc11255"/>
+      <w:bookmarkStart w:id="379" w:name="_Toc28451"/>
       <w:bookmarkStart w:id="380" w:name="_Toc12388"/>
-      <w:bookmarkStart w:id="381" w:name="_Toc1971"/>
-      <w:bookmarkStart w:id="382" w:name="_Toc28581"/>
-      <w:bookmarkStart w:id="383" w:name="_Toc6548"/>
-      <w:bookmarkStart w:id="384" w:name="_Toc21630"/>
-      <w:bookmarkStart w:id="385" w:name="_Toc2293"/>
-      <w:bookmarkStart w:id="386" w:name="_Toc17504"/>
-      <w:bookmarkStart w:id="387" w:name="_Toc15760"/>
-      <w:bookmarkStart w:id="388" w:name="_Toc30440"/>
-      <w:bookmarkStart w:id="389" w:name="_Toc29682"/>
+      <w:bookmarkStart w:id="381" w:name="_Toc23417"/>
+      <w:bookmarkStart w:id="382" w:name="_Toc30440"/>
+      <w:bookmarkStart w:id="383" w:name="_Toc28581"/>
+      <w:bookmarkStart w:id="384" w:name="_Toc6548"/>
+      <w:bookmarkStart w:id="385" w:name="_Toc15760"/>
+      <w:bookmarkStart w:id="386" w:name="_Toc30434"/>
+      <w:bookmarkStart w:id="387" w:name="_Toc2293"/>
+      <w:bookmarkStart w:id="388" w:name="_Toc1971"/>
+      <w:bookmarkStart w:id="389" w:name="_Toc14507"/>
       <w:bookmarkStart w:id="390" w:name="_Toc27326"/>
-      <w:bookmarkStart w:id="391" w:name="_Toc14507"/>
+      <w:bookmarkStart w:id="391" w:name="_Toc29682"/>
       <w:r>
         <w:t>搜索引擎与缓存架构设计</w:t>
       </w:r>
@@ -26502,14 +26629,14 @@
       <w:bookmarkEnd w:id="387"/>
       <w:bookmarkEnd w:id="388"/>
       <w:bookmarkStart w:id="392" w:name="_Toc26980"/>
-      <w:bookmarkStart w:id="393" w:name="_Toc12830"/>
-      <w:bookmarkStart w:id="394" w:name="_Toc1549"/>
+      <w:bookmarkStart w:id="393" w:name="_Toc24937"/>
+      <w:bookmarkStart w:id="394" w:name="_Toc23539"/>
       <w:bookmarkStart w:id="395" w:name="_Toc27643"/>
-      <w:bookmarkStart w:id="396" w:name="_Toc8570"/>
-      <w:bookmarkStart w:id="397" w:name="_Toc13322"/>
-      <w:bookmarkStart w:id="398" w:name="_Toc7468"/>
-      <w:bookmarkStart w:id="399" w:name="_Toc24937"/>
-      <w:bookmarkStart w:id="400" w:name="_Toc23539"/>
+      <w:bookmarkStart w:id="396" w:name="_Toc13322"/>
+      <w:bookmarkStart w:id="397" w:name="_Toc1549"/>
+      <w:bookmarkStart w:id="398" w:name="_Toc12830"/>
+      <w:bookmarkStart w:id="399" w:name="_Toc8570"/>
+      <w:bookmarkStart w:id="400" w:name="_Toc7468"/>
       <w:r>
         <w:fldChar w:fldCharType="begin"/>
       </w:r>
@@ -27245,8 +27372,8 @@
         <w:bidi w:val="0"/>
         <w:ind w:left="720" w:leftChars="0" w:hanging="720" w:firstLineChars="0"/>
       </w:pPr>
-      <w:bookmarkStart w:id="403" w:name="_Toc27615"/>
-      <w:bookmarkStart w:id="404" w:name="_Toc19571"/>
+      <w:bookmarkStart w:id="403" w:name="_Toc19571"/>
+      <w:bookmarkStart w:id="404" w:name="_Toc27615"/>
       <w:r>
         <w:rPr>
           <w:rFonts w:ascii="Times New Roman" w:hAnsi="Times New Roman"/>
@@ -27389,7 +27516,7 @@
           <w:rFonts w:hint="eastAsia" w:ascii="Times New Roman" w:hAnsi="Times New Roman"/>
           <w:lang w:val="en-US" w:eastAsia="zh-CN"/>
         </w:rPr>
-        <w:t>8</w:t>
+        <w:t>9</w:t>
       </w:r>
       <w:r>
         <w:rPr>
@@ -27821,7 +27948,7 @@
                     </pic:cNvPicPr>
                   </pic:nvPicPr>
                   <pic:blipFill>
-                    <a:blip r:embed="rId31"/>
+                    <a:blip r:embed="rId32"/>
                     <a:stretch>
                       <a:fillRect/>
                     </a:stretch>
@@ -27887,7 +28014,7 @@
         <w:rPr>
           <w:rFonts w:ascii="Times New Roman" w:hAnsi="Times New Roman"/>
         </w:rPr>
-        <w:t>8</w:t>
+        <w:t>9</w:t>
       </w:r>
       <w:r>
         <w:fldChar w:fldCharType="end"/>
@@ -27918,23 +28045,23 @@
         <w:bidi w:val="0"/>
         <w:ind w:left="432" w:leftChars="0" w:hanging="432" w:firstLineChars="0"/>
       </w:pPr>
-      <w:bookmarkStart w:id="405" w:name="_Toc29787"/>
-      <w:bookmarkStart w:id="406" w:name="_Toc10560"/>
-      <w:bookmarkStart w:id="407" w:name="_Toc30670"/>
-      <w:bookmarkStart w:id="408" w:name="_Toc22085"/>
+      <w:bookmarkStart w:id="405" w:name="_Toc27772"/>
+      <w:bookmarkStart w:id="406" w:name="_Toc19470"/>
+      <w:bookmarkStart w:id="407" w:name="_Toc32564"/>
+      <w:bookmarkStart w:id="408" w:name="_Toc1840"/>
       <w:bookmarkStart w:id="409" w:name="_Toc9534"/>
-      <w:bookmarkStart w:id="410" w:name="_Toc32564"/>
-      <w:bookmarkStart w:id="411" w:name="_Toc27772"/>
-      <w:bookmarkStart w:id="412" w:name="_Toc20187"/>
-      <w:bookmarkStart w:id="413" w:name="_Toc1840"/>
-      <w:bookmarkStart w:id="414" w:name="_Toc7884"/>
-      <w:bookmarkStart w:id="415" w:name="_Toc2037"/>
-      <w:bookmarkStart w:id="416" w:name="_Toc19470"/>
+      <w:bookmarkStart w:id="410" w:name="_Toc10560"/>
+      <w:bookmarkStart w:id="411" w:name="_Toc7884"/>
+      <w:bookmarkStart w:id="412" w:name="_Toc29787"/>
+      <w:bookmarkStart w:id="413" w:name="_Toc30670"/>
+      <w:bookmarkStart w:id="414" w:name="_Toc24683"/>
+      <w:bookmarkStart w:id="415" w:name="_Toc22085"/>
+      <w:bookmarkStart w:id="416" w:name="_Toc20187"/>
       <w:bookmarkStart w:id="417" w:name="_Toc10389"/>
-      <w:bookmarkStart w:id="418" w:name="_Toc24683"/>
-      <w:bookmarkStart w:id="419" w:name="_Toc27295"/>
-      <w:bookmarkStart w:id="420" w:name="_Toc6"/>
-      <w:bookmarkStart w:id="421" w:name="_Toc5193"/>
+      <w:bookmarkStart w:id="418" w:name="_Toc2037"/>
+      <w:bookmarkStart w:id="419" w:name="_Toc5193"/>
+      <w:bookmarkStart w:id="420" w:name="_Toc27295"/>
+      <w:bookmarkStart w:id="421" w:name="_Toc6"/>
       <w:r>
         <w:t>核心功能模块的详细设计与实现</w:t>
       </w:r>
@@ -27952,13 +28079,13 @@
       <w:bookmarkEnd w:id="416"/>
       <w:bookmarkEnd w:id="417"/>
       <w:bookmarkEnd w:id="418"/>
-      <w:bookmarkStart w:id="422" w:name="_Toc21538"/>
-      <w:bookmarkStart w:id="423" w:name="_Toc3345"/>
-      <w:bookmarkStart w:id="424" w:name="_Toc6735"/>
-      <w:bookmarkStart w:id="425" w:name="_Toc293"/>
-      <w:bookmarkStart w:id="426" w:name="_Toc12299"/>
-      <w:bookmarkStart w:id="427" w:name="_Toc26379"/>
-      <w:bookmarkStart w:id="428" w:name="_Toc6641"/>
+      <w:bookmarkStart w:id="422" w:name="_Toc26379"/>
+      <w:bookmarkStart w:id="423" w:name="_Toc293"/>
+      <w:bookmarkStart w:id="424" w:name="_Toc6641"/>
+      <w:bookmarkStart w:id="425" w:name="_Toc12299"/>
+      <w:bookmarkStart w:id="426" w:name="_Toc3345"/>
+      <w:bookmarkStart w:id="427" w:name="_Toc21538"/>
+      <w:bookmarkStart w:id="428" w:name="_Toc6735"/>
       <w:bookmarkStart w:id="429" w:name="_Toc14073"/>
       <w:bookmarkStart w:id="430" w:name="_Toc3249"/>
       <w:r>
@@ -28042,30 +28169,30 @@
       <w:bookmarkStart w:id="431" w:name="_Toc32710"/>
       <w:bookmarkStart w:id="432" w:name="_Toc14204"/>
       <w:bookmarkStart w:id="433" w:name="_Toc8759"/>
-      <w:bookmarkStart w:id="434" w:name="_Toc13928"/>
-      <w:bookmarkStart w:id="435" w:name="_Toc8459"/>
-      <w:bookmarkStart w:id="436" w:name="_Toc24759"/>
-      <w:bookmarkStart w:id="437" w:name="_Toc5534"/>
-      <w:bookmarkStart w:id="438" w:name="_Toc14385"/>
-      <w:bookmarkStart w:id="439" w:name="_Toc23273"/>
-      <w:bookmarkStart w:id="440" w:name="_Toc24037"/>
-      <w:bookmarkStart w:id="441" w:name="_Toc1261"/>
-      <w:bookmarkStart w:id="442" w:name="_Toc6692"/>
-      <w:bookmarkStart w:id="443" w:name="_Toc26402"/>
-      <w:bookmarkStart w:id="444" w:name="_Toc22709"/>
-      <w:bookmarkStart w:id="445" w:name="_Toc9892"/>
-      <w:bookmarkStart w:id="446" w:name="_Toc11886"/>
+      <w:bookmarkStart w:id="434" w:name="_Toc9892"/>
+      <w:bookmarkStart w:id="435" w:name="_Toc5534"/>
+      <w:bookmarkStart w:id="436" w:name="_Toc23273"/>
+      <w:bookmarkStart w:id="437" w:name="_Toc13928"/>
+      <w:bookmarkStart w:id="438" w:name="_Toc24037"/>
+      <w:bookmarkStart w:id="439" w:name="_Toc14385"/>
+      <w:bookmarkStart w:id="440" w:name="_Toc6692"/>
+      <w:bookmarkStart w:id="441" w:name="_Toc24759"/>
+      <w:bookmarkStart w:id="442" w:name="_Toc1261"/>
+      <w:bookmarkStart w:id="443" w:name="_Toc22709"/>
+      <w:bookmarkStart w:id="444" w:name="_Toc8459"/>
+      <w:bookmarkStart w:id="445" w:name="_Toc11886"/>
+      <w:bookmarkStart w:id="446" w:name="_Toc26402"/>
       <w:bookmarkStart w:id="447" w:name="_Toc29008"/>
       <w:r>
         <w:t>用户登录模块设计与实现</w:t>
       </w:r>
-      <w:bookmarkStart w:id="448" w:name="_Toc224"/>
-      <w:bookmarkStart w:id="449" w:name="_Toc32764"/>
-      <w:bookmarkStart w:id="450" w:name="_Toc21518"/>
+      <w:bookmarkStart w:id="448" w:name="_Toc31541"/>
+      <w:bookmarkStart w:id="449" w:name="_Toc224"/>
+      <w:bookmarkStart w:id="450" w:name="_Toc6170"/>
       <w:bookmarkStart w:id="451" w:name="_Toc20988"/>
-      <w:bookmarkStart w:id="452" w:name="_Toc31541"/>
-      <w:bookmarkStart w:id="453" w:name="_Toc4824"/>
-      <w:bookmarkStart w:id="454" w:name="_Toc6170"/>
+      <w:bookmarkStart w:id="452" w:name="_Toc4824"/>
+      <w:bookmarkStart w:id="453" w:name="_Toc32764"/>
+      <w:bookmarkStart w:id="454" w:name="_Toc21518"/>
       <w:r>
         <w:fldChar w:fldCharType="begin"/>
       </w:r>
@@ -28264,7 +28391,7 @@
           <w:rFonts w:hint="eastAsia" w:ascii="Times New Roman" w:hAnsi="Times New Roman"/>
           <w:lang w:val="en-US" w:eastAsia="zh-CN"/>
         </w:rPr>
-        <w:t>9</w:t>
+        <w:t>10</w:t>
       </w:r>
       <w:r>
         <w:rPr>
@@ -28298,8 +28425,8 @@
         </w:rPr>
         <w:drawing>
           <wp:inline distT="0" distB="0" distL="114300" distR="114300">
-            <wp:extent cx="3098165" cy="3312160"/>
-            <wp:effectExtent l="9525" t="9525" r="16510" b="15875"/>
+            <wp:extent cx="3571875" cy="3818890"/>
+            <wp:effectExtent l="9525" t="9525" r="15240" b="12065"/>
             <wp:docPr id="24" name="图片 14" descr="collage-flow-2-1778322374973"/>
             <wp:cNvGraphicFramePr>
               <a:graphicFrameLocks xmlns:a="http://schemas.openxmlformats.org/drawingml/2006/main" noChangeAspect="1"/>
@@ -28314,7 +28441,7 @@
                     </pic:cNvPicPr>
                   </pic:nvPicPr>
                   <pic:blipFill>
-                    <a:blip r:embed="rId32"/>
+                    <a:blip r:embed="rId33"/>
                     <a:stretch>
                       <a:fillRect/>
                     </a:stretch>
@@ -28322,7 +28449,7 @@
                   <pic:spPr>
                     <a:xfrm>
                       <a:off x="0" y="0"/>
-                      <a:ext cx="3098165" cy="3312160"/>
+                      <a:ext cx="3571875" cy="3818890"/>
                     </a:xfrm>
                     <a:prstGeom prst="rect">
                       <a:avLst/>
@@ -28370,7 +28497,7 @@
         <w:rPr>
           <w:rFonts w:ascii="Times New Roman" w:hAnsi="Times New Roman"/>
         </w:rPr>
-        <w:t>9</w:t>
+        <w:t>10</w:t>
       </w:r>
       <w:r>
         <w:fldChar w:fldCharType="end"/>
@@ -28487,9 +28614,9 @@
         <w:bidi w:val="0"/>
         <w:ind w:left="575" w:leftChars="0" w:hanging="575" w:firstLineChars="0"/>
       </w:pPr>
-      <w:bookmarkStart w:id="457" w:name="_Toc5424"/>
-      <w:bookmarkStart w:id="458" w:name="_Toc26030"/>
-      <w:bookmarkStart w:id="459" w:name="_Toc28800"/>
+      <w:bookmarkStart w:id="457" w:name="_Toc26030"/>
+      <w:bookmarkStart w:id="458" w:name="_Toc28800"/>
+      <w:bookmarkStart w:id="459" w:name="_Toc5424"/>
       <w:r>
         <w:t>前端交互与状态管理实现</w:t>
       </w:r>
@@ -28507,15 +28634,15 @@
       <w:bookmarkEnd w:id="445"/>
       <w:bookmarkEnd w:id="446"/>
       <w:bookmarkEnd w:id="447"/>
-      <w:bookmarkStart w:id="460" w:name="_Toc30431"/>
-      <w:bookmarkStart w:id="461" w:name="_Toc23968"/>
-      <w:bookmarkStart w:id="462" w:name="_Toc10158"/>
-      <w:bookmarkStart w:id="463" w:name="_Toc8941"/>
-      <w:bookmarkStart w:id="464" w:name="_Toc26128"/>
-      <w:bookmarkStart w:id="465" w:name="_Toc11636"/>
-      <w:bookmarkStart w:id="466" w:name="_Toc4164"/>
-      <w:bookmarkStart w:id="467" w:name="_Toc10572"/>
-      <w:bookmarkStart w:id="468" w:name="_Toc29868"/>
+      <w:bookmarkStart w:id="460" w:name="_Toc23968"/>
+      <w:bookmarkStart w:id="461" w:name="_Toc10572"/>
+      <w:bookmarkStart w:id="462" w:name="_Toc29868"/>
+      <w:bookmarkStart w:id="463" w:name="_Toc26128"/>
+      <w:bookmarkStart w:id="464" w:name="_Toc30431"/>
+      <w:bookmarkStart w:id="465" w:name="_Toc10158"/>
+      <w:bookmarkStart w:id="466" w:name="_Toc8941"/>
+      <w:bookmarkStart w:id="467" w:name="_Toc11636"/>
+      <w:bookmarkStart w:id="468" w:name="_Toc4164"/>
       <w:r>
         <w:fldChar w:fldCharType="begin"/>
       </w:r>
@@ -29490,7 +29617,7 @@
           <w:szCs w:val="24"/>
           <w:lang w:val="en-US" w:eastAsia="zh-CN"/>
         </w:rPr>
-        <w:t>0</w:t>
+        <w:t>1</w:t>
       </w:r>
       <w:r>
         <w:rPr>
@@ -29527,8 +29654,8 @@
       <w:r>
         <w:drawing>
           <wp:inline distT="0" distB="0" distL="114300" distR="114300">
-            <wp:extent cx="3372485" cy="3472815"/>
-            <wp:effectExtent l="9525" t="9525" r="16510" b="22860"/>
+            <wp:extent cx="3782060" cy="3894455"/>
+            <wp:effectExtent l="9525" t="9525" r="18415" b="12700"/>
             <wp:docPr id="27" name="图片 15" descr="IMG_256"/>
             <wp:cNvGraphicFramePr>
               <a:graphicFrameLocks xmlns:a="http://schemas.openxmlformats.org/drawingml/2006/main" noChangeAspect="1"/>
@@ -29543,7 +29670,7 @@
                     </pic:cNvPicPr>
                   </pic:nvPicPr>
                   <pic:blipFill>
-                    <a:blip r:embed="rId33"/>
+                    <a:blip r:embed="rId34"/>
                     <a:stretch>
                       <a:fillRect/>
                     </a:stretch>
@@ -29551,7 +29678,7 @@
                   <pic:spPr>
                     <a:xfrm>
                       <a:off x="0" y="0"/>
-                      <a:ext cx="3372485" cy="3472815"/>
+                      <a:ext cx="3782060" cy="3894455"/>
                     </a:xfrm>
                     <a:prstGeom prst="rect">
                       <a:avLst/>
@@ -29601,13 +29728,13 @@
         <w:rPr>
           <w:rFonts w:ascii="Times New Roman" w:hAnsi="Times New Roman"/>
         </w:rPr>
-        <w:t>10</w:t>
+        <w:t>11</w:t>
       </w:r>
       <w:r>
         <w:fldChar w:fldCharType="end"/>
       </w:r>
-      <w:bookmarkStart w:id="471" w:name="_Toc30791"/>
-      <w:bookmarkStart w:id="472" w:name="_Toc8923"/>
+      <w:bookmarkStart w:id="471" w:name="_Toc8923"/>
+      <w:bookmarkStart w:id="472" w:name="_Toc30791"/>
       <w:r>
         <w:rPr>
           <w:rFonts w:hint="eastAsia"/>
@@ -30237,7 +30364,7 @@
           <w:szCs w:val="24"/>
           <w:lang w:val="en-US" w:eastAsia="zh-CN"/>
         </w:rPr>
-        <w:t>11</w:t>
+        <w:t>12</w:t>
       </w:r>
       <w:r>
         <w:rPr>
@@ -30275,8 +30402,8 @@
         </w:rPr>
         <w:drawing>
           <wp:inline distT="0" distB="0" distL="114300" distR="114300">
-            <wp:extent cx="4584065" cy="4077335"/>
-            <wp:effectExtent l="9525" t="9525" r="24130" b="12700"/>
+            <wp:extent cx="4688205" cy="4170045"/>
+            <wp:effectExtent l="9525" t="9525" r="11430" b="11430"/>
             <wp:docPr id="25" name="图片 16" descr="请求流程图"/>
             <wp:cNvGraphicFramePr>
               <a:graphicFrameLocks xmlns:a="http://schemas.openxmlformats.org/drawingml/2006/main" noChangeAspect="1"/>
@@ -30291,7 +30418,7 @@
                     </pic:cNvPicPr>
                   </pic:nvPicPr>
                   <pic:blipFill>
-                    <a:blip r:embed="rId34"/>
+                    <a:blip r:embed="rId35"/>
                     <a:stretch>
                       <a:fillRect/>
                     </a:stretch>
@@ -30299,7 +30426,7 @@
                   <pic:spPr>
                     <a:xfrm>
                       <a:off x="0" y="0"/>
-                      <a:ext cx="4584065" cy="4077335"/>
+                      <a:ext cx="4688205" cy="4170045"/>
                     </a:xfrm>
                     <a:prstGeom prst="rect">
                       <a:avLst/>
@@ -30347,7 +30474,7 @@
         <w:rPr>
           <w:rFonts w:ascii="Times New Roman" w:hAnsi="Times New Roman"/>
         </w:rPr>
-        <w:t>11</w:t>
+        <w:t>12</w:t>
       </w:r>
       <w:r>
         <w:fldChar w:fldCharType="end"/>
@@ -30372,23 +30499,23 @@
         <w:bidi w:val="0"/>
         <w:ind w:left="575" w:leftChars="0" w:hanging="575" w:firstLineChars="0"/>
       </w:pPr>
-      <w:bookmarkStart w:id="475" w:name="_Toc27069"/>
-      <w:bookmarkStart w:id="476" w:name="_Toc15513"/>
-      <w:bookmarkStart w:id="477" w:name="_Toc6438"/>
-      <w:bookmarkStart w:id="478" w:name="_Toc24185"/>
-      <w:bookmarkStart w:id="479" w:name="_Toc29721"/>
-      <w:bookmarkStart w:id="480" w:name="_Toc20867"/>
-      <w:bookmarkStart w:id="481" w:name="_Toc959"/>
-      <w:bookmarkStart w:id="482" w:name="_Toc18992"/>
-      <w:bookmarkStart w:id="483" w:name="_Toc4965"/>
-      <w:bookmarkStart w:id="484" w:name="_Toc14337"/>
-      <w:bookmarkStart w:id="485" w:name="_Toc7000"/>
-      <w:bookmarkStart w:id="486" w:name="_Toc11879"/>
-      <w:bookmarkStart w:id="487" w:name="_Toc2299"/>
-      <w:bookmarkStart w:id="488" w:name="_Toc26380"/>
+      <w:bookmarkStart w:id="475" w:name="_Toc2299"/>
+      <w:bookmarkStart w:id="476" w:name="_Toc26380"/>
+      <w:bookmarkStart w:id="477" w:name="_Toc11879"/>
+      <w:bookmarkStart w:id="478" w:name="_Toc27069"/>
+      <w:bookmarkStart w:id="479" w:name="_Toc15513"/>
+      <w:bookmarkStart w:id="480" w:name="_Toc4965"/>
+      <w:bookmarkStart w:id="481" w:name="_Toc7000"/>
+      <w:bookmarkStart w:id="482" w:name="_Toc14337"/>
+      <w:bookmarkStart w:id="483" w:name="_Toc18992"/>
+      <w:bookmarkStart w:id="484" w:name="_Toc24185"/>
+      <w:bookmarkStart w:id="485" w:name="_Toc29721"/>
+      <w:bookmarkStart w:id="486" w:name="_Toc6438"/>
+      <w:bookmarkStart w:id="487" w:name="_Toc20867"/>
+      <w:bookmarkStart w:id="488" w:name="_Toc959"/>
       <w:bookmarkStart w:id="489" w:name="_Toc22703"/>
-      <w:bookmarkStart w:id="490" w:name="_Toc18349"/>
-      <w:bookmarkStart w:id="491" w:name="_Toc10718"/>
+      <w:bookmarkStart w:id="490" w:name="_Toc10718"/>
+      <w:bookmarkStart w:id="491" w:name="_Toc18349"/>
       <w:r>
         <w:t>商品检索</w:t>
       </w:r>
@@ -30416,15 +30543,15 @@
       <w:bookmarkEnd w:id="486"/>
       <w:bookmarkEnd w:id="487"/>
       <w:bookmarkEnd w:id="488"/>
-      <w:bookmarkStart w:id="492" w:name="_Toc3757"/>
-      <w:bookmarkStart w:id="493" w:name="_Toc31795"/>
-      <w:bookmarkStart w:id="494" w:name="_Toc11037"/>
-      <w:bookmarkStart w:id="495" w:name="_Toc3885"/>
-      <w:bookmarkStart w:id="496" w:name="_Toc25528"/>
-      <w:bookmarkStart w:id="497" w:name="_Toc21770"/>
-      <w:bookmarkStart w:id="498" w:name="_Toc5930"/>
-      <w:bookmarkStart w:id="499" w:name="_Toc1559"/>
-      <w:bookmarkStart w:id="500" w:name="_Toc11907"/>
+      <w:bookmarkStart w:id="492" w:name="_Toc21770"/>
+      <w:bookmarkStart w:id="493" w:name="_Toc11907"/>
+      <w:bookmarkStart w:id="494" w:name="_Toc5930"/>
+      <w:bookmarkStart w:id="495" w:name="_Toc25528"/>
+      <w:bookmarkStart w:id="496" w:name="_Toc3757"/>
+      <w:bookmarkStart w:id="497" w:name="_Toc1559"/>
+      <w:bookmarkStart w:id="498" w:name="_Toc31795"/>
+      <w:bookmarkStart w:id="499" w:name="_Toc3885"/>
+      <w:bookmarkStart w:id="500" w:name="_Toc11037"/>
       <w:r>
         <w:fldChar w:fldCharType="begin"/>
       </w:r>
@@ -30915,7 +31042,7 @@
           <w:rFonts w:hint="eastAsia" w:ascii="Times New Roman" w:hAnsi="Times New Roman"/>
           <w:lang w:val="en-US" w:eastAsia="zh-CN"/>
         </w:rPr>
-        <w:t>12</w:t>
+        <w:t>13</w:t>
       </w:r>
       <w:r>
         <w:rPr>
@@ -30956,7 +31083,7 @@
                     </pic:cNvPicPr>
                   </pic:nvPicPr>
                   <pic:blipFill>
-                    <a:blip r:embed="rId35"/>
+                    <a:blip r:embed="rId36"/>
                     <a:stretch>
                       <a:fillRect/>
                     </a:stretch>
@@ -31013,7 +31140,7 @@
         <w:rPr>
           <w:rFonts w:ascii="Times New Roman" w:hAnsi="Times New Roman"/>
         </w:rPr>
-        <w:t>12</w:t>
+        <w:t>13</w:t>
       </w:r>
       <w:r>
         <w:fldChar w:fldCharType="end"/>
@@ -31074,7 +31201,14 @@
         <w:rPr>
           <w:rFonts w:ascii="Times New Roman" w:hAnsi="Times New Roman"/>
         </w:rPr>
-        <w:t>13</w:t>
+        <w:t>1</w:t>
+      </w:r>
+      <w:r>
+        <w:rPr>
+          <w:rFonts w:hint="eastAsia" w:ascii="Times New Roman" w:hAnsi="Times New Roman"/>
+          <w:lang w:val="en-US" w:eastAsia="zh-CN"/>
+        </w:rPr>
+        <w:t>4</w:t>
       </w:r>
       <w:r>
         <w:rPr>
@@ -31142,7 +31276,7 @@
                     </pic:cNvPicPr>
                   </pic:nvPicPr>
                   <pic:blipFill>
-                    <a:blip r:embed="rId36"/>
+                    <a:blip r:embed="rId37"/>
                     <a:stretch>
                       <a:fillRect/>
                     </a:stretch>
@@ -31208,7 +31342,7 @@
         <w:rPr>
           <w:rFonts w:ascii="Times New Roman" w:hAnsi="Times New Roman"/>
         </w:rPr>
-        <w:t>13</w:t>
+        <w:t>14</w:t>
       </w:r>
       <w:r>
         <w:fldChar w:fldCharType="end"/>
@@ -31250,23 +31384,23 @@
         <w:bidi w:val="0"/>
         <w:ind w:left="575" w:leftChars="0" w:hanging="575" w:firstLineChars="0"/>
       </w:pPr>
-      <w:bookmarkStart w:id="507" w:name="_Toc14666"/>
+      <w:bookmarkStart w:id="507" w:name="_Toc9710"/>
       <w:bookmarkStart w:id="508" w:name="_Toc28390"/>
-      <w:bookmarkStart w:id="509" w:name="_Toc9710"/>
-      <w:bookmarkStart w:id="510" w:name="_Toc29005"/>
-      <w:bookmarkStart w:id="511" w:name="_Toc521"/>
-      <w:bookmarkStart w:id="512" w:name="_Toc12003"/>
+      <w:bookmarkStart w:id="509" w:name="_Toc16713"/>
+      <w:bookmarkStart w:id="510" w:name="_Toc18137"/>
+      <w:bookmarkStart w:id="511" w:name="_Toc17415"/>
+      <w:bookmarkStart w:id="512" w:name="_Toc5343"/>
       <w:bookmarkStart w:id="513" w:name="_Toc24164"/>
-      <w:bookmarkStart w:id="514" w:name="_Toc16713"/>
-      <w:bookmarkStart w:id="515" w:name="_Toc17831"/>
-      <w:bookmarkStart w:id="516" w:name="_Toc5343"/>
-      <w:bookmarkStart w:id="517" w:name="_Toc18137"/>
+      <w:bookmarkStart w:id="514" w:name="_Toc14666"/>
+      <w:bookmarkStart w:id="515" w:name="_Toc29005"/>
+      <w:bookmarkStart w:id="516" w:name="_Toc521"/>
+      <w:bookmarkStart w:id="517" w:name="_Toc12003"/>
       <w:bookmarkStart w:id="518" w:name="_Toc13684"/>
-      <w:bookmarkStart w:id="519" w:name="_Toc17415"/>
+      <w:bookmarkStart w:id="519" w:name="_Toc17831"/>
       <w:bookmarkStart w:id="520" w:name="_Toc803"/>
-      <w:bookmarkStart w:id="521" w:name="_Toc21741"/>
-      <w:bookmarkStart w:id="522" w:name="_Toc7327"/>
-      <w:bookmarkStart w:id="523" w:name="_Toc5994"/>
+      <w:bookmarkStart w:id="521" w:name="_Toc7327"/>
+      <w:bookmarkStart w:id="522" w:name="_Toc5994"/>
+      <w:bookmarkStart w:id="523" w:name="_Toc21741"/>
       <w:r>
         <w:t>订单交易与支付模块实现</w:t>
       </w:r>
@@ -31284,15 +31418,15 @@
       <w:bookmarkEnd w:id="518"/>
       <w:bookmarkEnd w:id="519"/>
       <w:bookmarkEnd w:id="520"/>
-      <w:bookmarkStart w:id="524" w:name="_Toc6535"/>
-      <w:bookmarkStart w:id="525" w:name="_Toc30200"/>
-      <w:bookmarkStart w:id="526" w:name="_Toc23175"/>
-      <w:bookmarkStart w:id="527" w:name="_Toc4397"/>
-      <w:bookmarkStart w:id="528" w:name="_Toc6146"/>
-      <w:bookmarkStart w:id="529" w:name="_Toc21364"/>
-      <w:bookmarkStart w:id="530" w:name="_Toc14257"/>
-      <w:bookmarkStart w:id="531" w:name="_Toc3189"/>
-      <w:bookmarkStart w:id="532" w:name="_Toc4188"/>
+      <w:bookmarkStart w:id="524" w:name="_Toc3189"/>
+      <w:bookmarkStart w:id="525" w:name="_Toc6535"/>
+      <w:bookmarkStart w:id="526" w:name="_Toc6146"/>
+      <w:bookmarkStart w:id="527" w:name="_Toc30200"/>
+      <w:bookmarkStart w:id="528" w:name="_Toc4397"/>
+      <w:bookmarkStart w:id="529" w:name="_Toc4188"/>
+      <w:bookmarkStart w:id="530" w:name="_Toc23175"/>
+      <w:bookmarkStart w:id="531" w:name="_Toc21364"/>
+      <w:bookmarkStart w:id="532" w:name="_Toc14257"/>
       <w:r>
         <w:fldChar w:fldCharType="begin"/>
       </w:r>
@@ -32079,7 +32213,7 @@
           <w:szCs w:val="24"/>
           <w:lang w:val="en-US" w:eastAsia="zh-CN"/>
         </w:rPr>
-        <w:t>4</w:t>
+        <w:t>5</w:t>
       </w:r>
       <w:r>
         <w:rPr>
@@ -32123,7 +32257,7 @@
                     </pic:cNvPicPr>
                   </pic:nvPicPr>
                   <pic:blipFill>
-                    <a:blip r:embed="rId37"/>
+                    <a:blip r:embed="rId38"/>
                     <a:stretch>
                       <a:fillRect/>
                     </a:stretch>
@@ -32179,7 +32313,7 @@
         <w:rPr>
           <w:rFonts w:ascii="Times New Roman" w:hAnsi="Times New Roman"/>
         </w:rPr>
-        <w:t>14</w:t>
+        <w:t>15</w:t>
       </w:r>
       <w:r>
         <w:fldChar w:fldCharType="end"/>
@@ -33532,7 +33666,7 @@
           <w:szCs w:val="24"/>
           <w:lang w:val="en-US" w:eastAsia="zh-CN"/>
         </w:rPr>
-        <w:t>15</w:t>
+        <w:t>16</w:t>
       </w:r>
       <w:r>
         <w:rPr>
@@ -33576,7 +33710,7 @@
                     </pic:cNvPicPr>
                   </pic:nvPicPr>
                   <pic:blipFill>
-                    <a:blip r:embed="rId38"/>
+                    <a:blip r:embed="rId39"/>
                     <a:stretch>
                       <a:fillRect/>
                     </a:stretch>
@@ -33634,7 +33768,7 @@
         <w:rPr>
           <w:rFonts w:ascii="Times New Roman" w:hAnsi="Times New Roman"/>
         </w:rPr>
-        <w:t>15</w:t>
+        <w:t>16</w:t>
       </w:r>
       <w:r>
         <w:fldChar w:fldCharType="end"/>
@@ -33676,8 +33810,8 @@
         <w:bidi w:val="0"/>
         <w:ind w:left="720" w:leftChars="0" w:hanging="720" w:firstLineChars="0"/>
       </w:pPr>
-      <w:bookmarkStart w:id="541" w:name="_Toc32031"/>
-      <w:bookmarkStart w:id="542" w:name="_Toc10900"/>
+      <w:bookmarkStart w:id="541" w:name="_Toc10900"/>
+      <w:bookmarkStart w:id="542" w:name="_Toc32031"/>
       <w:r>
         <w:rPr>
           <w:rFonts w:hint="eastAsia"/>
@@ -33785,21 +33919,21 @@
         <w:bidi w:val="0"/>
         <w:ind w:left="575" w:leftChars="0" w:hanging="575" w:firstLineChars="0"/>
       </w:pPr>
-      <w:bookmarkStart w:id="544" w:name="_Toc6961"/>
-      <w:bookmarkStart w:id="545" w:name="_Toc26741"/>
-      <w:bookmarkStart w:id="546" w:name="_Toc1186"/>
-      <w:bookmarkStart w:id="547" w:name="_Toc582"/>
-      <w:bookmarkStart w:id="548" w:name="_Toc12938"/>
-      <w:bookmarkStart w:id="549" w:name="_Toc32749"/>
-      <w:bookmarkStart w:id="550" w:name="_Toc22046"/>
-      <w:bookmarkStart w:id="551" w:name="_Toc16375"/>
-      <w:bookmarkStart w:id="552" w:name="_Toc27953"/>
-      <w:bookmarkStart w:id="553" w:name="_Toc29116"/>
-      <w:bookmarkStart w:id="554" w:name="_Toc9471"/>
+      <w:bookmarkStart w:id="544" w:name="_Toc32749"/>
+      <w:bookmarkStart w:id="545" w:name="_Toc1186"/>
+      <w:bookmarkStart w:id="546" w:name="_Toc6961"/>
+      <w:bookmarkStart w:id="547" w:name="_Toc12938"/>
+      <w:bookmarkStart w:id="548" w:name="_Toc26741"/>
+      <w:bookmarkStart w:id="549" w:name="_Toc582"/>
+      <w:bookmarkStart w:id="550" w:name="_Toc27953"/>
+      <w:bookmarkStart w:id="551" w:name="_Toc22046"/>
+      <w:bookmarkStart w:id="552" w:name="_Toc16375"/>
+      <w:bookmarkStart w:id="553" w:name="_Toc5374"/>
+      <w:bookmarkStart w:id="554" w:name="_Toc17834"/>
       <w:bookmarkStart w:id="555" w:name="_Toc16178"/>
-      <w:bookmarkStart w:id="556" w:name="_Toc4512"/>
-      <w:bookmarkStart w:id="557" w:name="_Toc5374"/>
-      <w:bookmarkStart w:id="558" w:name="_Toc17834"/>
+      <w:bookmarkStart w:id="556" w:name="_Toc9471"/>
+      <w:bookmarkStart w:id="557" w:name="_Toc29116"/>
+      <w:bookmarkStart w:id="558" w:name="_Toc4512"/>
       <w:bookmarkStart w:id="559" w:name="_Toc16285"/>
       <w:r>
         <w:t>物流跟踪与消息推送实现</w:t>
@@ -33810,15 +33944,15 @@
       <w:bookmarkEnd w:id="547"/>
       <w:bookmarkEnd w:id="548"/>
       <w:bookmarkEnd w:id="549"/>
-      <w:bookmarkStart w:id="560" w:name="_Toc11983"/>
-      <w:bookmarkStart w:id="561" w:name="_Toc14492"/>
-      <w:bookmarkStart w:id="562" w:name="_Toc13301"/>
+      <w:bookmarkStart w:id="560" w:name="_Toc8311"/>
+      <w:bookmarkStart w:id="561" w:name="_Toc11983"/>
+      <w:bookmarkStart w:id="562" w:name="_Toc14492"/>
       <w:bookmarkStart w:id="563" w:name="_Toc17781"/>
       <w:bookmarkStart w:id="564" w:name="_Toc16835"/>
-      <w:bookmarkStart w:id="565" w:name="_Toc19101"/>
-      <w:bookmarkStart w:id="566" w:name="_Toc4322"/>
-      <w:bookmarkStart w:id="567" w:name="_Toc8311"/>
-      <w:bookmarkStart w:id="568" w:name="_Toc27876"/>
+      <w:bookmarkStart w:id="565" w:name="_Toc4322"/>
+      <w:bookmarkStart w:id="566" w:name="_Toc27876"/>
+      <w:bookmarkStart w:id="567" w:name="_Toc13301"/>
+      <w:bookmarkStart w:id="568" w:name="_Toc19101"/>
       <w:r>
         <w:fldChar w:fldCharType="begin"/>
       </w:r>
@@ -34069,8 +34203,8 @@
         <w:bidi w:val="0"/>
         <w:ind w:left="720" w:leftChars="0" w:hanging="720" w:firstLineChars="0"/>
       </w:pPr>
-      <w:bookmarkStart w:id="569" w:name="_Toc23877"/>
-      <w:bookmarkStart w:id="570" w:name="_Toc3024"/>
+      <w:bookmarkStart w:id="569" w:name="_Toc3024"/>
+      <w:bookmarkStart w:id="570" w:name="_Toc23877"/>
       <w:r>
         <w:t>第三方物流轨迹查询接口封装</w:t>
       </w:r>
@@ -34403,7 +34537,16 @@
           <w:sz w:val="24"/>
           <w:szCs w:val="24"/>
         </w:rPr>
-        <w:t>16</w:t>
+        <w:t>1</w:t>
+      </w:r>
+      <w:r>
+        <w:rPr>
+          <w:rFonts w:hint="eastAsia" w:ascii="Times New Roman" w:hAnsi="Times New Roman" w:cs="宋体"/>
+          <w:sz w:val="24"/>
+          <w:szCs w:val="24"/>
+          <w:lang w:val="en-US" w:eastAsia="zh-CN"/>
+        </w:rPr>
+        <w:t>7</w:t>
       </w:r>
       <w:r>
         <w:rPr>
@@ -34431,8 +34574,8 @@
       <w:r>
         <w:drawing>
           <wp:inline distT="0" distB="0" distL="114300" distR="114300">
-            <wp:extent cx="3648710" cy="3883025"/>
-            <wp:effectExtent l="9525" t="9525" r="14605" b="24130"/>
+            <wp:extent cx="3747770" cy="3988435"/>
+            <wp:effectExtent l="9525" t="9525" r="22225" b="10160"/>
             <wp:docPr id="2" name="图片 21" descr="IMG_256"/>
             <wp:cNvGraphicFramePr>
               <a:graphicFrameLocks xmlns:a="http://schemas.openxmlformats.org/drawingml/2006/main" noChangeAspect="1"/>
@@ -34447,7 +34590,7 @@
                     </pic:cNvPicPr>
                   </pic:nvPicPr>
                   <pic:blipFill>
-                    <a:blip r:embed="rId39"/>
+                    <a:blip r:embed="rId40"/>
                     <a:stretch>
                       <a:fillRect/>
                     </a:stretch>
@@ -34455,7 +34598,7 @@
                   <pic:spPr>
                     <a:xfrm>
                       <a:off x="0" y="0"/>
-                      <a:ext cx="3648710" cy="3883025"/>
+                      <a:ext cx="3747770" cy="3988435"/>
                     </a:xfrm>
                     <a:prstGeom prst="rect">
                       <a:avLst/>
@@ -34503,7 +34646,7 @@
         <w:rPr>
           <w:rFonts w:ascii="Times New Roman" w:hAnsi="Times New Roman"/>
         </w:rPr>
-        <w:t>16</w:t>
+        <w:t>17</w:t>
       </w:r>
       <w:r>
         <w:fldChar w:fldCharType="end"/>
@@ -34718,7 +34861,7 @@
           <w:szCs w:val="24"/>
           <w:lang w:val="en-US" w:eastAsia="zh-CN"/>
         </w:rPr>
-        <w:t>17</w:t>
+        <w:t>18</w:t>
       </w:r>
       <w:r>
         <w:rPr>
@@ -34748,7 +34891,7 @@
           <w:rFonts w:hint="eastAsia" w:ascii="Times New Roman" w:hAnsi="Times New Roman"/>
           <w:lang w:val="en-US" w:eastAsia="zh-CN"/>
         </w:rPr>
-        <w:t>8</w:t>
+        <w:t>9</w:t>
       </w:r>
       <w:r>
         <w:rPr>
@@ -34782,7 +34925,7 @@
                     </pic:cNvPicPr>
                   </pic:nvPicPr>
                   <pic:blipFill>
-                    <a:blip r:embed="rId40"/>
+                    <a:blip r:embed="rId41"/>
                     <a:stretch>
                       <a:fillRect/>
                     </a:stretch>
@@ -34838,7 +34981,7 @@
         <w:rPr>
           <w:rFonts w:ascii="Times New Roman" w:hAnsi="Times New Roman"/>
         </w:rPr>
-        <w:t>17</w:t>
+        <w:t>18</w:t>
       </w:r>
       <w:r>
         <w:fldChar w:fldCharType="end"/>
@@ -34918,7 +35061,7 @@
                     </pic:cNvPicPr>
                   </pic:nvPicPr>
                   <pic:blipFill>
-                    <a:blip r:embed="rId41"/>
+                    <a:blip r:embed="rId42"/>
                     <a:srcRect t="5943"/>
                     <a:stretch>
                       <a:fillRect/>
@@ -34985,7 +35128,7 @@
         <w:rPr>
           <w:rFonts w:ascii="Times New Roman" w:hAnsi="Times New Roman"/>
         </w:rPr>
-        <w:t>18</w:t>
+        <w:t>19</w:t>
       </w:r>
       <w:r>
         <w:fldChar w:fldCharType="end"/>
@@ -35031,23 +35174,23 @@
         <w:bidi w:val="0"/>
         <w:ind w:left="432" w:leftChars="0" w:hanging="432" w:firstLineChars="0"/>
       </w:pPr>
-      <w:bookmarkStart w:id="573" w:name="_Toc6600"/>
-      <w:bookmarkStart w:id="574" w:name="_Toc2619"/>
-      <w:bookmarkStart w:id="575" w:name="_Toc24981"/>
-      <w:bookmarkStart w:id="576" w:name="_Toc20782"/>
-      <w:bookmarkStart w:id="577" w:name="_Toc15729"/>
-      <w:bookmarkStart w:id="578" w:name="_Toc29119"/>
-      <w:bookmarkStart w:id="579" w:name="_Toc10213"/>
-      <w:bookmarkStart w:id="580" w:name="_Toc23895"/>
-      <w:bookmarkStart w:id="581" w:name="_Toc21413"/>
-      <w:bookmarkStart w:id="582" w:name="_Toc25225"/>
-      <w:bookmarkStart w:id="583" w:name="_Toc8656"/>
-      <w:bookmarkStart w:id="584" w:name="_Toc3870"/>
-      <w:bookmarkStart w:id="585" w:name="_Toc2920"/>
-      <w:bookmarkStart w:id="586" w:name="_Toc4200"/>
-      <w:bookmarkStart w:id="587" w:name="_Toc30817"/>
+      <w:bookmarkStart w:id="573" w:name="_Toc2619"/>
+      <w:bookmarkStart w:id="574" w:name="_Toc21413"/>
+      <w:bookmarkStart w:id="575" w:name="_Toc4200"/>
+      <w:bookmarkStart w:id="576" w:name="_Toc15729"/>
+      <w:bookmarkStart w:id="577" w:name="_Toc25225"/>
+      <w:bookmarkStart w:id="578" w:name="_Toc20782"/>
+      <w:bookmarkStart w:id="579" w:name="_Toc3870"/>
+      <w:bookmarkStart w:id="580" w:name="_Toc2920"/>
+      <w:bookmarkStart w:id="581" w:name="_Toc6600"/>
+      <w:bookmarkStart w:id="582" w:name="_Toc24981"/>
+      <w:bookmarkStart w:id="583" w:name="_Toc10213"/>
+      <w:bookmarkStart w:id="584" w:name="_Toc29119"/>
+      <w:bookmarkStart w:id="585" w:name="_Toc8656"/>
+      <w:bookmarkStart w:id="586" w:name="_Toc23895"/>
+      <w:bookmarkStart w:id="587" w:name="_Toc27912"/>
       <w:bookmarkStart w:id="588" w:name="_Toc3718"/>
-      <w:bookmarkStart w:id="589" w:name="_Toc27912"/>
+      <w:bookmarkStart w:id="589" w:name="_Toc30817"/>
       <w:r>
         <w:t>系统测试与性能优化</w:t>
       </w:r>
@@ -35065,15 +35208,15 @@
       <w:bookmarkEnd w:id="584"/>
       <w:bookmarkEnd w:id="585"/>
       <w:bookmarkEnd w:id="586"/>
-      <w:bookmarkStart w:id="590" w:name="_Toc28116"/>
-      <w:bookmarkStart w:id="591" w:name="_Toc7003"/>
-      <w:bookmarkStart w:id="592" w:name="_Toc14524"/>
-      <w:bookmarkStart w:id="593" w:name="_Toc13645"/>
-      <w:bookmarkStart w:id="594" w:name="_Toc24255"/>
-      <w:bookmarkStart w:id="595" w:name="_Toc27464"/>
-      <w:bookmarkStart w:id="596" w:name="_Toc23126"/>
-      <w:bookmarkStart w:id="597" w:name="_Toc22323"/>
-      <w:bookmarkStart w:id="598" w:name="_Toc24027"/>
+      <w:bookmarkStart w:id="590" w:name="_Toc13645"/>
+      <w:bookmarkStart w:id="591" w:name="_Toc28116"/>
+      <w:bookmarkStart w:id="592" w:name="_Toc27464"/>
+      <w:bookmarkStart w:id="593" w:name="_Toc23126"/>
+      <w:bookmarkStart w:id="594" w:name="_Toc7003"/>
+      <w:bookmarkStart w:id="595" w:name="_Toc24255"/>
+      <w:bookmarkStart w:id="596" w:name="_Toc14524"/>
+      <w:bookmarkStart w:id="597" w:name="_Toc24027"/>
+      <w:bookmarkStart w:id="598" w:name="_Toc22323"/>
       <w:r>
         <w:fldChar w:fldCharType="begin"/>
       </w:r>
@@ -35172,23 +35315,23 @@
         <w:bidi w:val="0"/>
         <w:ind w:left="575" w:leftChars="0" w:hanging="575" w:firstLineChars="0"/>
       </w:pPr>
-      <w:bookmarkStart w:id="599" w:name="_Toc2260"/>
+      <w:bookmarkStart w:id="599" w:name="_Toc13286"/>
       <w:bookmarkStart w:id="600" w:name="_Toc5576"/>
-      <w:bookmarkStart w:id="601" w:name="_Toc13738"/>
-      <w:bookmarkStart w:id="602" w:name="_Toc24624"/>
-      <w:bookmarkStart w:id="603" w:name="_Toc3385"/>
-      <w:bookmarkStart w:id="604" w:name="_Toc12893"/>
-      <w:bookmarkStart w:id="605" w:name="_Toc7836"/>
-      <w:bookmarkStart w:id="606" w:name="_Toc13286"/>
-      <w:bookmarkStart w:id="607" w:name="_Toc22079"/>
-      <w:bookmarkStart w:id="608" w:name="_Toc9354"/>
-      <w:bookmarkStart w:id="609" w:name="_Toc14094"/>
-      <w:bookmarkStart w:id="610" w:name="_Toc7622"/>
-      <w:bookmarkStart w:id="611" w:name="_Toc22950"/>
-      <w:bookmarkStart w:id="612" w:name="_Toc21368"/>
-      <w:bookmarkStart w:id="613" w:name="_Toc3662"/>
-      <w:bookmarkStart w:id="614" w:name="_Toc5298"/>
-      <w:bookmarkStart w:id="615" w:name="_Toc9646"/>
+      <w:bookmarkStart w:id="601" w:name="_Toc2260"/>
+      <w:bookmarkStart w:id="602" w:name="_Toc7622"/>
+      <w:bookmarkStart w:id="603" w:name="_Toc12893"/>
+      <w:bookmarkStart w:id="604" w:name="_Toc13738"/>
+      <w:bookmarkStart w:id="605" w:name="_Toc24624"/>
+      <w:bookmarkStart w:id="606" w:name="_Toc21368"/>
+      <w:bookmarkStart w:id="607" w:name="_Toc3385"/>
+      <w:bookmarkStart w:id="608" w:name="_Toc22079"/>
+      <w:bookmarkStart w:id="609" w:name="_Toc7836"/>
+      <w:bookmarkStart w:id="610" w:name="_Toc14094"/>
+      <w:bookmarkStart w:id="611" w:name="_Toc9354"/>
+      <w:bookmarkStart w:id="612" w:name="_Toc22950"/>
+      <w:bookmarkStart w:id="613" w:name="_Toc9646"/>
+      <w:bookmarkStart w:id="614" w:name="_Toc3662"/>
+      <w:bookmarkStart w:id="615" w:name="_Toc5298"/>
       <w:r>
         <w:t>系统功能测试</w:t>
       </w:r>
@@ -35206,14 +35349,14 @@
       <w:bookmarkEnd w:id="610"/>
       <w:bookmarkEnd w:id="611"/>
       <w:bookmarkEnd w:id="612"/>
-      <w:bookmarkStart w:id="616" w:name="_Toc13039"/>
-      <w:bookmarkStart w:id="617" w:name="_Toc28316"/>
-      <w:bookmarkStart w:id="618" w:name="_Toc32675"/>
-      <w:bookmarkStart w:id="619" w:name="_Toc13307"/>
-      <w:bookmarkStart w:id="620" w:name="_Toc31272"/>
+      <w:bookmarkStart w:id="616" w:name="_Toc28316"/>
+      <w:bookmarkStart w:id="617" w:name="_Toc13039"/>
+      <w:bookmarkStart w:id="618" w:name="_Toc13307"/>
+      <w:bookmarkStart w:id="619" w:name="_Toc12825"/>
+      <w:bookmarkStart w:id="620" w:name="_Toc32675"/>
       <w:bookmarkStart w:id="621" w:name="_Toc5054"/>
       <w:bookmarkStart w:id="622" w:name="_Toc29976"/>
-      <w:bookmarkStart w:id="623" w:name="_Toc12825"/>
+      <w:bookmarkStart w:id="623" w:name="_Toc31272"/>
       <w:bookmarkStart w:id="624" w:name="_Toc14209"/>
       <w:r>
         <w:fldChar w:fldCharType="begin"/>
@@ -40035,12 +40178,12 @@
                 <w:lang w:val="en-US" w:eastAsia="zh-CN"/>
               </w:rPr>
             </w:pPr>
-            <w:bookmarkStart w:id="629" w:name="_Toc12853"/>
-            <w:bookmarkStart w:id="630" w:name="_Toc4309"/>
-            <w:bookmarkStart w:id="631" w:name="_Toc5095"/>
-            <w:bookmarkStart w:id="632" w:name="_Toc9788"/>
-            <w:bookmarkStart w:id="633" w:name="_Toc31555"/>
-            <w:bookmarkStart w:id="634" w:name="_Toc20811"/>
+            <w:bookmarkStart w:id="629" w:name="_Toc5095"/>
+            <w:bookmarkStart w:id="630" w:name="_Toc9788"/>
+            <w:bookmarkStart w:id="631" w:name="_Toc12853"/>
+            <w:bookmarkStart w:id="632" w:name="_Toc20811"/>
+            <w:bookmarkStart w:id="633" w:name="_Toc4309"/>
+            <w:bookmarkStart w:id="634" w:name="_Toc31555"/>
             <w:bookmarkStart w:id="635" w:name="_Toc1547"/>
             <w:bookmarkStart w:id="636" w:name="_Toc15407"/>
             <w:r>
@@ -40300,21 +40443,21 @@
       </w:pPr>
       <w:bookmarkStart w:id="637" w:name="_Toc23303"/>
       <w:bookmarkStart w:id="638" w:name="_Toc2588"/>
-      <w:bookmarkStart w:id="639" w:name="_Toc15674"/>
-      <w:bookmarkStart w:id="640" w:name="_Toc11033"/>
-      <w:bookmarkStart w:id="641" w:name="_Toc15714"/>
-      <w:bookmarkStart w:id="642" w:name="_Toc19370"/>
-      <w:bookmarkStart w:id="643" w:name="_Toc11992"/>
+      <w:bookmarkStart w:id="639" w:name="_Toc11992"/>
+      <w:bookmarkStart w:id="640" w:name="_Toc20107"/>
+      <w:bookmarkStart w:id="641" w:name="_Toc25757"/>
+      <w:bookmarkStart w:id="642" w:name="_Toc30409"/>
+      <w:bookmarkStart w:id="643" w:name="_Toc19370"/>
       <w:bookmarkStart w:id="644" w:name="_Toc18882"/>
-      <w:bookmarkStart w:id="645" w:name="_Toc25757"/>
-      <w:bookmarkStart w:id="646" w:name="_Toc15985"/>
-      <w:bookmarkStart w:id="647" w:name="_Toc20107"/>
-      <w:bookmarkStart w:id="648" w:name="_Toc30409"/>
-      <w:bookmarkStart w:id="649" w:name="_Toc541"/>
-      <w:bookmarkStart w:id="650" w:name="_Toc17765"/>
-      <w:bookmarkStart w:id="651" w:name="_Toc18439"/>
-      <w:bookmarkStart w:id="652" w:name="_Toc8784"/>
-      <w:bookmarkStart w:id="653" w:name="_Toc26647"/>
+      <w:bookmarkStart w:id="645" w:name="_Toc541"/>
+      <w:bookmarkStart w:id="646" w:name="_Toc17765"/>
+      <w:bookmarkStart w:id="647" w:name="_Toc15674"/>
+      <w:bookmarkStart w:id="648" w:name="_Toc15714"/>
+      <w:bookmarkStart w:id="649" w:name="_Toc11033"/>
+      <w:bookmarkStart w:id="650" w:name="_Toc15985"/>
+      <w:bookmarkStart w:id="651" w:name="_Toc8784"/>
+      <w:bookmarkStart w:id="652" w:name="_Toc26647"/>
+      <w:bookmarkStart w:id="653" w:name="_Toc18439"/>
       <w:r>
         <w:rPr>
           <w:rFonts w:hint="eastAsia" w:cs="Times New Roman"/>
@@ -40339,15 +40482,15 @@
       <w:bookmarkEnd w:id="648"/>
       <w:bookmarkEnd w:id="649"/>
       <w:bookmarkEnd w:id="650"/>
-      <w:bookmarkStart w:id="654" w:name="_Toc23329"/>
-      <w:bookmarkStart w:id="655" w:name="_Toc18771"/>
-      <w:bookmarkStart w:id="656" w:name="_Toc31275"/>
-      <w:bookmarkStart w:id="657" w:name="_Toc31960"/>
-      <w:bookmarkStart w:id="658" w:name="_Toc16381"/>
-      <w:bookmarkStart w:id="659" w:name="_Toc12971"/>
-      <w:bookmarkStart w:id="660" w:name="_Toc16961"/>
+      <w:bookmarkStart w:id="654" w:name="_Toc31960"/>
+      <w:bookmarkStart w:id="655" w:name="_Toc16961"/>
+      <w:bookmarkStart w:id="656" w:name="_Toc18771"/>
+      <w:bookmarkStart w:id="657" w:name="_Toc32552"/>
+      <w:bookmarkStart w:id="658" w:name="_Toc12971"/>
+      <w:bookmarkStart w:id="659" w:name="_Toc31275"/>
+      <w:bookmarkStart w:id="660" w:name="_Toc16381"/>
       <w:bookmarkStart w:id="661" w:name="_Toc9968"/>
-      <w:bookmarkStart w:id="662" w:name="_Toc32552"/>
+      <w:bookmarkStart w:id="662" w:name="_Toc23329"/>
       <w:r>
         <w:fldChar w:fldCharType="begin"/>
       </w:r>
@@ -40738,22 +40881,22 @@
         <w:bidi w:val="0"/>
         <w:ind w:left="432" w:leftChars="0" w:hanging="432" w:firstLineChars="0"/>
       </w:pPr>
-      <w:bookmarkStart w:id="664" w:name="_Toc10999"/>
-      <w:bookmarkStart w:id="665" w:name="_Toc9067"/>
-      <w:bookmarkStart w:id="666" w:name="_Toc29402"/>
-      <w:bookmarkStart w:id="667" w:name="_Toc29068"/>
-      <w:bookmarkStart w:id="668" w:name="_Toc31712"/>
-      <w:bookmarkStart w:id="669" w:name="_Toc5179"/>
-      <w:bookmarkStart w:id="670" w:name="_Toc23161"/>
-      <w:bookmarkStart w:id="671" w:name="_Toc10329"/>
+      <w:bookmarkStart w:id="664" w:name="_Toc9067"/>
+      <w:bookmarkStart w:id="665" w:name="_Toc15242"/>
+      <w:bookmarkStart w:id="666" w:name="_Toc31712"/>
+      <w:bookmarkStart w:id="667" w:name="_Toc29402"/>
+      <w:bookmarkStart w:id="668" w:name="_Toc5179"/>
+      <w:bookmarkStart w:id="669" w:name="_Toc29068"/>
+      <w:bookmarkStart w:id="670" w:name="_Toc10999"/>
+      <w:bookmarkStart w:id="671" w:name="_Toc24689"/>
       <w:bookmarkStart w:id="672" w:name="_Toc27450"/>
-      <w:bookmarkStart w:id="673" w:name="_Toc15904"/>
-      <w:bookmarkStart w:id="674" w:name="_Toc24689"/>
-      <w:bookmarkStart w:id="675" w:name="_Toc15242"/>
-      <w:bookmarkStart w:id="676" w:name="_Toc30193"/>
-      <w:bookmarkStart w:id="677" w:name="_Toc28684"/>
+      <w:bookmarkStart w:id="673" w:name="_Toc30193"/>
+      <w:bookmarkStart w:id="674" w:name="_Toc23161"/>
+      <w:bookmarkStart w:id="675" w:name="_Toc10329"/>
+      <w:bookmarkStart w:id="676" w:name="_Toc15904"/>
+      <w:bookmarkStart w:id="677" w:name="_Toc8108"/>
       <w:bookmarkStart w:id="678" w:name="_Toc3825"/>
-      <w:bookmarkStart w:id="679" w:name="_Toc8108"/>
+      <w:bookmarkStart w:id="679" w:name="_Toc28684"/>
       <w:r>
         <w:rPr>
           <w:rFonts w:hint="eastAsia"/>
@@ -40775,15 +40918,15 @@
       <w:bookmarkEnd w:id="674"/>
       <w:bookmarkEnd w:id="675"/>
       <w:bookmarkEnd w:id="676"/>
-      <w:bookmarkStart w:id="680" w:name="_Toc29583"/>
-      <w:bookmarkStart w:id="681" w:name="_Toc13085"/>
-      <w:bookmarkStart w:id="682" w:name="_Toc8151"/>
-      <w:bookmarkStart w:id="683" w:name="_Toc3471"/>
+      <w:bookmarkStart w:id="680" w:name="_Toc13085"/>
+      <w:bookmarkStart w:id="681" w:name="_Toc29583"/>
+      <w:bookmarkStart w:id="682" w:name="_Toc2111"/>
+      <w:bookmarkStart w:id="683" w:name="_Toc32261"/>
       <w:bookmarkStart w:id="684" w:name="_Toc11276"/>
       <w:bookmarkStart w:id="685" w:name="_Toc26239"/>
       <w:bookmarkStart w:id="686" w:name="_Toc20540"/>
-      <w:bookmarkStart w:id="687" w:name="_Toc2111"/>
-      <w:bookmarkStart w:id="688" w:name="_Toc32261"/>
+      <w:bookmarkStart w:id="687" w:name="_Toc8151"/>
+      <w:bookmarkStart w:id="688" w:name="_Toc3471"/>
       <w:r>
         <w:fldChar w:fldCharType="begin"/>
       </w:r>
@@ -41099,16 +41242,7 @@
           <w:rFonts w:hint="eastAsia"/>
           <w:lang w:val="en-US" w:eastAsia="zh-CN"/>
         </w:rPr>
-        <w:t>当整套系统的开发工作都已经全部完成过后，本文便又</w:t>
-      </w:r>
-      <w:bookmarkStart w:id="751" w:name="_GoBack"/>
-      <w:bookmarkEnd w:id="751"/>
-      <w:r>
-        <w:rPr>
-          <w:rFonts w:hint="eastAsia"/>
-          <w:lang w:val="en-US" w:eastAsia="zh-CN"/>
-        </w:rPr>
-        <w:t>采用等价类划分、边界值分析等测试方式，对平台内部核心的业务流程开展过全方位的功能校验，能够看到所有测试用例都已经达到了预设的预期效果</w:t>
+        <w:t>当整套系统的开发工作都已经全部完成过后，本文便又采用等价类划分、边界值分析等测试方式，对平台内部核心的业务流程开展过全方位的功能校验，能够看到所有测试用例都已经达到了预设的预期效果</w:t>
       </w:r>
       <w:r>
         <w:rPr>
@@ -41160,15 +41294,15 @@
           <w:lang w:val="en-US" w:eastAsia="zh-CN" w:bidi="ar-SA"/>
         </w:rPr>
       </w:pPr>
-      <w:bookmarkStart w:id="690" w:name="_Toc10893"/>
-      <w:bookmarkStart w:id="691" w:name="_Toc12831"/>
-      <w:bookmarkStart w:id="692" w:name="_Toc12154"/>
+      <w:bookmarkStart w:id="690" w:name="_Toc12154"/>
+      <w:bookmarkStart w:id="691" w:name="_Toc16228"/>
+      <w:bookmarkStart w:id="692" w:name="_Toc10893"/>
       <w:bookmarkStart w:id="693" w:name="_Toc27584"/>
-      <w:bookmarkStart w:id="694" w:name="_Toc9295"/>
-      <w:bookmarkStart w:id="695" w:name="_Toc16228"/>
-      <w:bookmarkStart w:id="696" w:name="_Toc30392"/>
-      <w:bookmarkStart w:id="697" w:name="_Toc5472"/>
-      <w:bookmarkStart w:id="698" w:name="_Toc1084"/>
+      <w:bookmarkStart w:id="694" w:name="_Toc12831"/>
+      <w:bookmarkStart w:id="695" w:name="_Toc9295"/>
+      <w:bookmarkStart w:id="696" w:name="_Toc5472"/>
+      <w:bookmarkStart w:id="697" w:name="_Toc1084"/>
+      <w:bookmarkStart w:id="698" w:name="_Toc30392"/>
       <w:r>
         <w:rPr>
           <w:sz w:val="28"/>
@@ -41190,15 +41324,15 @@
       <w:bookmarkEnd w:id="693"/>
       <w:bookmarkEnd w:id="694"/>
       <w:bookmarkEnd w:id="695"/>
-      <w:bookmarkStart w:id="699" w:name="_Toc27223"/>
-      <w:bookmarkStart w:id="700" w:name="_Toc24067"/>
-      <w:bookmarkStart w:id="701" w:name="_Toc5638"/>
-      <w:bookmarkStart w:id="702" w:name="_Toc24786"/>
+      <w:bookmarkStart w:id="699" w:name="_Toc26536"/>
+      <w:bookmarkStart w:id="700" w:name="_Toc5638"/>
+      <w:bookmarkStart w:id="701" w:name="_Toc3894"/>
+      <w:bookmarkStart w:id="702" w:name="_Toc27223"/>
       <w:bookmarkStart w:id="703" w:name="_Toc29642"/>
-      <w:bookmarkStart w:id="704" w:name="_Toc17303"/>
-      <w:bookmarkStart w:id="705" w:name="_Toc3894"/>
-      <w:bookmarkStart w:id="706" w:name="_Toc26536"/>
-      <w:bookmarkStart w:id="707" w:name="_Toc5793"/>
+      <w:bookmarkStart w:id="704" w:name="_Toc24786"/>
+      <w:bookmarkStart w:id="705" w:name="_Toc5793"/>
+      <w:bookmarkStart w:id="706" w:name="_Toc17303"/>
+      <w:bookmarkStart w:id="707" w:name="_Toc24067"/>
       <w:r>
         <w:fldChar w:fldCharType="begin"/>
       </w:r>
@@ -41767,8 +41901,8 @@
           <w:lang w:val="en-US" w:eastAsia="zh-CN"/>
         </w:rPr>
       </w:pPr>
-      <w:bookmarkStart w:id="712" w:name="_Ref15850"/>
-      <w:bookmarkStart w:id="713" w:name="_Ref14723"/>
+      <w:bookmarkStart w:id="712" w:name="_Ref14723"/>
+      <w:bookmarkStart w:id="713" w:name="_Ref15850"/>
       <w:r>
         <w:rPr>
           <w:rFonts w:hint="eastAsia"/>
@@ -42179,8 +42313,8 @@
           <w:lang w:val="en-US" w:eastAsia="zh-CN"/>
         </w:rPr>
       </w:pPr>
-      <w:bookmarkStart w:id="717" w:name="_Ref10901"/>
-      <w:bookmarkStart w:id="718" w:name="_Ref16020"/>
+      <w:bookmarkStart w:id="717" w:name="_Ref16020"/>
+      <w:bookmarkStart w:id="718" w:name="_Ref10901"/>
       <w:r>
         <w:rPr>
           <w:rFonts w:hint="eastAsia"/>
@@ -44489,23 +44623,23 @@
           <w:rFonts w:hint="default"/>
         </w:rPr>
       </w:pPr>
-      <w:bookmarkStart w:id="726" w:name="_Toc23963"/>
-      <w:bookmarkStart w:id="727" w:name="_Toc18804"/>
-      <w:bookmarkStart w:id="728" w:name="_Toc17734"/>
-      <w:bookmarkStart w:id="729" w:name="_Toc11443"/>
-      <w:bookmarkStart w:id="730" w:name="_Toc12714"/>
-      <w:bookmarkStart w:id="731" w:name="_Toc24409"/>
-      <w:bookmarkStart w:id="732" w:name="_Toc11754"/>
-      <w:bookmarkStart w:id="733" w:name="_Toc17643"/>
+      <w:bookmarkStart w:id="726" w:name="_Toc18804"/>
+      <w:bookmarkStart w:id="727" w:name="_Toc24409"/>
+      <w:bookmarkStart w:id="728" w:name="_Toc23963"/>
+      <w:bookmarkStart w:id="729" w:name="_Toc17734"/>
+      <w:bookmarkStart w:id="730" w:name="_Toc17643"/>
+      <w:bookmarkStart w:id="731" w:name="_Toc12714"/>
+      <w:bookmarkStart w:id="732" w:name="_Toc11443"/>
+      <w:bookmarkStart w:id="733" w:name="_Toc11911"/>
       <w:bookmarkStart w:id="734" w:name="_Toc11494"/>
-      <w:bookmarkStart w:id="735" w:name="_Toc28429"/>
-      <w:bookmarkStart w:id="736" w:name="_Toc13718"/>
-      <w:bookmarkStart w:id="737" w:name="_Toc1216"/>
-      <w:bookmarkStart w:id="738" w:name="_Toc11911"/>
-      <w:bookmarkStart w:id="739" w:name="_Toc6829"/>
+      <w:bookmarkStart w:id="735" w:name="_Toc1216"/>
+      <w:bookmarkStart w:id="736" w:name="_Toc11754"/>
+      <w:bookmarkStart w:id="737" w:name="_Toc13718"/>
+      <w:bookmarkStart w:id="738" w:name="_Toc6829"/>
+      <w:bookmarkStart w:id="739" w:name="_Toc28429"/>
       <w:bookmarkStart w:id="740" w:name="_Toc11284"/>
-      <w:bookmarkStart w:id="741" w:name="_Toc29574"/>
-      <w:bookmarkStart w:id="742" w:name="_Toc10321"/>
+      <w:bookmarkStart w:id="741" w:name="_Toc10321"/>
+      <w:bookmarkStart w:id="742" w:name="_Toc29574"/>
       <w:r>
         <w:t>谢</w:t>
       </w:r>
@@ -44533,14 +44667,14 @@
       <w:bookmarkEnd w:id="737"/>
       <w:bookmarkEnd w:id="738"/>
       <w:bookmarkEnd w:id="739"/>
-      <w:bookmarkStart w:id="743" w:name="_Toc18697"/>
-      <w:bookmarkStart w:id="744" w:name="_Toc5863"/>
-      <w:bookmarkStart w:id="745" w:name="_Toc8320"/>
-      <w:bookmarkStart w:id="746" w:name="_Toc27425"/>
-      <w:bookmarkStart w:id="747" w:name="_Toc17745"/>
-      <w:bookmarkStart w:id="748" w:name="_Toc5593"/>
-      <w:bookmarkStart w:id="749" w:name="_Toc27036"/>
-      <w:bookmarkStart w:id="750" w:name="_Toc18495"/>
+      <w:bookmarkStart w:id="743" w:name="_Toc27425"/>
+      <w:bookmarkStart w:id="744" w:name="_Toc17745"/>
+      <w:bookmarkStart w:id="745" w:name="_Toc5593"/>
+      <w:bookmarkStart w:id="746" w:name="_Toc18697"/>
+      <w:bookmarkStart w:id="747" w:name="_Toc5863"/>
+      <w:bookmarkStart w:id="748" w:name="_Toc8320"/>
+      <w:bookmarkStart w:id="749" w:name="_Toc18495"/>
+      <w:bookmarkStart w:id="750" w:name="_Toc27036"/>
       <w:r>
         <w:fldChar w:fldCharType="begin"/>
       </w:r>

--- a/毕业论文-赵汝庆/赵汝庆-202200705166-基于微信小程序的安琦购平台的设计与实现.docx
+++ b/毕业论文-赵汝庆/赵汝庆-202200705166-基于微信小程序的安琦购平台的设计与实现.docx
@@ -16,12 +16,12 @@
       </w:pPr>
       <w:bookmarkStart w:id="0" w:name="_Toc10854"/>
       <w:bookmarkStart w:id="1" w:name="_Toc3518"/>
-      <w:bookmarkStart w:id="2" w:name="_Toc1670"/>
-      <w:bookmarkStart w:id="3" w:name="_Toc120"/>
-      <w:bookmarkStart w:id="4" w:name="_Toc13806"/>
-      <w:bookmarkStart w:id="5" w:name="_Toc14319"/>
+      <w:bookmarkStart w:id="2" w:name="_Toc22194"/>
+      <w:bookmarkStart w:id="3" w:name="_Toc1670"/>
+      <w:bookmarkStart w:id="4" w:name="_Toc120"/>
+      <w:bookmarkStart w:id="5" w:name="_Toc13806"/>
       <w:bookmarkStart w:id="6" w:name="_Toc16746"/>
-      <w:bookmarkStart w:id="7" w:name="_Toc22194"/>
+      <w:bookmarkStart w:id="7" w:name="_Toc14319"/>
       <w:r>
         <w:rPr>
           <w:rFonts w:ascii="宋体" w:hAnsi="宋体" w:eastAsia="宋体"/>
@@ -763,6 +763,8 @@
         </w:rPr>
         <w:t>基于微信小程序的安琦购平台的设计</w:t>
       </w:r>
+      <w:bookmarkStart w:id="751" w:name="_GoBack"/>
+      <w:bookmarkEnd w:id="751"/>
     </w:p>
     <w:p>
       <w:pPr>
@@ -892,7 +894,7 @@
           <w:highlight w:val="none"/>
           <w:lang w:val="en-US" w:eastAsia="zh-CN"/>
         </w:rPr>
-        <w:t xml:space="preserve">   董光智</w:t>
+        <w:t xml:space="preserve"> 董光智、郭超</w:t>
       </w:r>
       <w:r>
         <w:rPr>
@@ -6635,28 +6637,28 @@
           <w:lang w:val="en-US" w:eastAsia="zh-CN"/>
         </w:rPr>
       </w:pPr>
-      <w:bookmarkStart w:id="10" w:name="_Toc11538"/>
-      <w:bookmarkStart w:id="11" w:name="_Toc1461"/>
-      <w:bookmarkStart w:id="12" w:name="_Toc31277"/>
-      <w:bookmarkStart w:id="13" w:name="_Toc11945"/>
-      <w:bookmarkStart w:id="14" w:name="_Toc7888"/>
-      <w:bookmarkStart w:id="15" w:name="_Toc21436"/>
-      <w:bookmarkStart w:id="16" w:name="_Toc32328"/>
-      <w:bookmarkStart w:id="17" w:name="_Toc23397"/>
-      <w:bookmarkStart w:id="18" w:name="_Toc23372"/>
-      <w:bookmarkStart w:id="19" w:name="_Toc4566"/>
-      <w:bookmarkStart w:id="20" w:name="_Toc9035"/>
-      <w:bookmarkStart w:id="21" w:name="_Toc29014"/>
-      <w:bookmarkStart w:id="22" w:name="_Toc13506"/>
-      <w:bookmarkStart w:id="23" w:name="_Toc19335"/>
-      <w:bookmarkStart w:id="24" w:name="_Toc4446"/>
-      <w:bookmarkStart w:id="25" w:name="_Toc20534"/>
-      <w:bookmarkStart w:id="26" w:name="_Toc7880"/>
-      <w:bookmarkStart w:id="27" w:name="_Toc8628"/>
-      <w:bookmarkStart w:id="28" w:name="_Toc20105"/>
-      <w:bookmarkStart w:id="29" w:name="_Toc1676"/>
-      <w:bookmarkStart w:id="30" w:name="_Toc16500"/>
-      <w:bookmarkStart w:id="31" w:name="_Toc9165"/>
+      <w:bookmarkStart w:id="10" w:name="_Toc1461"/>
+      <w:bookmarkStart w:id="11" w:name="_Toc23372"/>
+      <w:bookmarkStart w:id="12" w:name="_Toc19335"/>
+      <w:bookmarkStart w:id="13" w:name="_Toc7880"/>
+      <w:bookmarkStart w:id="14" w:name="_Toc8628"/>
+      <w:bookmarkStart w:id="15" w:name="_Toc29014"/>
+      <w:bookmarkStart w:id="16" w:name="_Toc20534"/>
+      <w:bookmarkStart w:id="17" w:name="_Toc13506"/>
+      <w:bookmarkStart w:id="18" w:name="_Toc1676"/>
+      <w:bookmarkStart w:id="19" w:name="_Toc9165"/>
+      <w:bookmarkStart w:id="20" w:name="_Toc7888"/>
+      <w:bookmarkStart w:id="21" w:name="_Toc4566"/>
+      <w:bookmarkStart w:id="22" w:name="_Toc16500"/>
+      <w:bookmarkStart w:id="23" w:name="_Toc4446"/>
+      <w:bookmarkStart w:id="24" w:name="_Toc9035"/>
+      <w:bookmarkStart w:id="25" w:name="_Toc11945"/>
+      <w:bookmarkStart w:id="26" w:name="_Toc23397"/>
+      <w:bookmarkStart w:id="27" w:name="_Toc11538"/>
+      <w:bookmarkStart w:id="28" w:name="_Toc32328"/>
+      <w:bookmarkStart w:id="29" w:name="_Toc21436"/>
+      <w:bookmarkStart w:id="30" w:name="_Toc31277"/>
+      <w:bookmarkStart w:id="31" w:name="_Toc20105"/>
       <w:r>
         <w:fldChar w:fldCharType="begin"/>
       </w:r>
@@ -6696,17 +6698,17 @@
       <w:bookmarkEnd w:id="29"/>
       <w:bookmarkEnd w:id="30"/>
       <w:bookmarkEnd w:id="31"/>
-      <w:bookmarkStart w:id="32" w:name="_Toc14816"/>
-      <w:bookmarkStart w:id="33" w:name="_Toc23492"/>
-      <w:bookmarkStart w:id="34" w:name="_Toc22792"/>
-      <w:bookmarkStart w:id="35" w:name="_Toc18984"/>
-      <w:bookmarkStart w:id="36" w:name="_Toc10962"/>
-      <w:bookmarkStart w:id="37" w:name="_Toc4679"/>
-      <w:bookmarkStart w:id="38" w:name="_Toc23598"/>
-      <w:bookmarkStart w:id="39" w:name="_Toc27536"/>
-      <w:bookmarkStart w:id="40" w:name="_Toc727"/>
-      <w:bookmarkStart w:id="41" w:name="_Toc12269"/>
-      <w:bookmarkStart w:id="42" w:name="_Toc16215"/>
+      <w:bookmarkStart w:id="32" w:name="_Toc23492"/>
+      <w:bookmarkStart w:id="33" w:name="_Toc23598"/>
+      <w:bookmarkStart w:id="34" w:name="_Toc18984"/>
+      <w:bookmarkStart w:id="35" w:name="_Toc27536"/>
+      <w:bookmarkStart w:id="36" w:name="_Toc4679"/>
+      <w:bookmarkStart w:id="37" w:name="_Toc12269"/>
+      <w:bookmarkStart w:id="38" w:name="_Toc16215"/>
+      <w:bookmarkStart w:id="39" w:name="_Toc10962"/>
+      <w:bookmarkStart w:id="40" w:name="_Toc14816"/>
+      <w:bookmarkStart w:id="41" w:name="_Toc22792"/>
+      <w:bookmarkStart w:id="42" w:name="_Toc727"/>
       <w:r>
         <w:fldChar w:fldCharType="begin"/>
       </w:r>
@@ -6974,20 +6976,20 @@
         <w:bidi w:val="0"/>
         <w:ind w:left="432" w:leftChars="0" w:hanging="432" w:firstLineChars="0"/>
       </w:pPr>
-      <w:bookmarkStart w:id="43" w:name="_Toc30691"/>
-      <w:bookmarkStart w:id="44" w:name="_Toc18143"/>
-      <w:bookmarkStart w:id="45" w:name="_Toc20995"/>
-      <w:bookmarkStart w:id="46" w:name="_Toc27479"/>
-      <w:bookmarkStart w:id="47" w:name="_Toc25085"/>
-      <w:bookmarkStart w:id="48" w:name="_Toc20002"/>
-      <w:bookmarkStart w:id="49" w:name="_Toc12894"/>
-      <w:bookmarkStart w:id="50" w:name="_Toc24553"/>
-      <w:bookmarkStart w:id="51" w:name="_Toc27741"/>
-      <w:bookmarkStart w:id="52" w:name="_Toc17386"/>
-      <w:bookmarkStart w:id="53" w:name="_Toc11883"/>
-      <w:bookmarkStart w:id="54" w:name="_Toc27548"/>
-      <w:bookmarkStart w:id="55" w:name="_Toc8551"/>
-      <w:bookmarkStart w:id="56" w:name="_Toc7681"/>
+      <w:bookmarkStart w:id="43" w:name="_Toc12894"/>
+      <w:bookmarkStart w:id="44" w:name="_Toc17386"/>
+      <w:bookmarkStart w:id="45" w:name="_Toc27741"/>
+      <w:bookmarkStart w:id="46" w:name="_Toc11883"/>
+      <w:bookmarkStart w:id="47" w:name="_Toc20002"/>
+      <w:bookmarkStart w:id="48" w:name="_Toc20995"/>
+      <w:bookmarkStart w:id="49" w:name="_Toc30691"/>
+      <w:bookmarkStart w:id="50" w:name="_Toc18143"/>
+      <w:bookmarkStart w:id="51" w:name="_Toc24553"/>
+      <w:bookmarkStart w:id="52" w:name="_Toc27548"/>
+      <w:bookmarkStart w:id="53" w:name="_Toc7681"/>
+      <w:bookmarkStart w:id="54" w:name="_Toc8551"/>
+      <w:bookmarkStart w:id="55" w:name="_Toc27479"/>
+      <w:bookmarkStart w:id="56" w:name="_Toc25085"/>
       <w:bookmarkStart w:id="57" w:name="_Toc6121"/>
       <w:bookmarkStart w:id="58" w:name="_Toc29652"/>
       <w:bookmarkStart w:id="59" w:name="_Toc8751"/>
@@ -7009,16 +7011,16 @@
       <w:bookmarkEnd w:id="55"/>
       <w:bookmarkEnd w:id="56"/>
       <w:bookmarkStart w:id="60" w:name="_Toc25616"/>
-      <w:bookmarkStart w:id="61" w:name="_Toc31288"/>
+      <w:bookmarkStart w:id="61" w:name="_Toc1353"/>
       <w:bookmarkStart w:id="62" w:name="_Toc18421"/>
-      <w:bookmarkStart w:id="63" w:name="_Toc8453"/>
+      <w:bookmarkStart w:id="63" w:name="_Toc14582"/>
       <w:bookmarkStart w:id="64" w:name="_Toc20767"/>
-      <w:bookmarkStart w:id="65" w:name="_Toc14582"/>
-      <w:bookmarkStart w:id="66" w:name="_Toc1353"/>
-      <w:bookmarkStart w:id="67" w:name="_Toc28819"/>
+      <w:bookmarkStart w:id="65" w:name="_Toc31288"/>
+      <w:bookmarkStart w:id="66" w:name="_Toc8453"/>
+      <w:bookmarkStart w:id="67" w:name="_Toc4119"/>
       <w:bookmarkStart w:id="68" w:name="_Toc4640"/>
-      <w:bookmarkStart w:id="69" w:name="_Toc4119"/>
-      <w:bookmarkStart w:id="70" w:name="_Toc1005"/>
+      <w:bookmarkStart w:id="69" w:name="_Toc1005"/>
+      <w:bookmarkStart w:id="70" w:name="_Toc28819"/>
       <w:r>
         <w:fldChar w:fldCharType="begin"/>
       </w:r>
@@ -7076,23 +7078,23 @@
         <w:spacing w:line="360" w:lineRule="auto"/>
         <w:ind w:left="575" w:leftChars="0" w:hanging="575" w:firstLineChars="0"/>
       </w:pPr>
-      <w:bookmarkStart w:id="71" w:name="_Toc14423"/>
+      <w:bookmarkStart w:id="71" w:name="_Toc25236"/>
       <w:bookmarkStart w:id="72" w:name="_Toc6948"/>
-      <w:bookmarkStart w:id="73" w:name="_Toc1847"/>
-      <w:bookmarkStart w:id="74" w:name="_Toc11669"/>
-      <w:bookmarkStart w:id="75" w:name="_Toc14166"/>
-      <w:bookmarkStart w:id="76" w:name="_Toc4976"/>
-      <w:bookmarkStart w:id="77" w:name="_Toc398"/>
-      <w:bookmarkStart w:id="78" w:name="_Toc30741"/>
-      <w:bookmarkStart w:id="79" w:name="_Toc29111"/>
-      <w:bookmarkStart w:id="80" w:name="_Toc25236"/>
-      <w:bookmarkStart w:id="81" w:name="_Toc25162"/>
-      <w:bookmarkStart w:id="82" w:name="_Toc9709"/>
-      <w:bookmarkStart w:id="83" w:name="_Toc129"/>
-      <w:bookmarkStart w:id="84" w:name="_Toc4323"/>
-      <w:bookmarkStart w:id="85" w:name="_Toc1129"/>
-      <w:bookmarkStart w:id="86" w:name="_Toc29485"/>
-      <w:bookmarkStart w:id="87" w:name="_Toc9366"/>
+      <w:bookmarkStart w:id="73" w:name="_Toc14423"/>
+      <w:bookmarkStart w:id="74" w:name="_Toc29111"/>
+      <w:bookmarkStart w:id="75" w:name="_Toc129"/>
+      <w:bookmarkStart w:id="76" w:name="_Toc9709"/>
+      <w:bookmarkStart w:id="77" w:name="_Toc25162"/>
+      <w:bookmarkStart w:id="78" w:name="_Toc1847"/>
+      <w:bookmarkStart w:id="79" w:name="_Toc14166"/>
+      <w:bookmarkStart w:id="80" w:name="_Toc398"/>
+      <w:bookmarkStart w:id="81" w:name="_Toc11669"/>
+      <w:bookmarkStart w:id="82" w:name="_Toc4323"/>
+      <w:bookmarkStart w:id="83" w:name="_Toc4976"/>
+      <w:bookmarkStart w:id="84" w:name="_Toc30741"/>
+      <w:bookmarkStart w:id="85" w:name="_Toc29485"/>
+      <w:bookmarkStart w:id="86" w:name="_Toc9366"/>
+      <w:bookmarkStart w:id="87" w:name="_Toc1129"/>
       <w:r>
         <w:t>选题目的和意义</w:t>
       </w:r>
@@ -7110,16 +7112,16 @@
       <w:bookmarkEnd w:id="82"/>
       <w:bookmarkEnd w:id="83"/>
       <w:bookmarkEnd w:id="84"/>
-      <w:bookmarkStart w:id="88" w:name="_Toc17620"/>
-      <w:bookmarkStart w:id="89" w:name="_Toc29615"/>
-      <w:bookmarkStart w:id="90" w:name="_Toc22077"/>
-      <w:bookmarkStart w:id="91" w:name="_Toc28071"/>
-      <w:bookmarkStart w:id="92" w:name="_Toc10949"/>
-      <w:bookmarkStart w:id="93" w:name="_Toc23113"/>
-      <w:bookmarkStart w:id="94" w:name="_Toc13258"/>
-      <w:bookmarkStart w:id="95" w:name="_Toc27619"/>
-      <w:bookmarkStart w:id="96" w:name="_Toc24159"/>
-      <w:bookmarkStart w:id="97" w:name="_Toc30963"/>
+      <w:bookmarkStart w:id="88" w:name="_Toc27619"/>
+      <w:bookmarkStart w:id="89" w:name="_Toc28071"/>
+      <w:bookmarkStart w:id="90" w:name="_Toc24159"/>
+      <w:bookmarkStart w:id="91" w:name="_Toc10949"/>
+      <w:bookmarkStart w:id="92" w:name="_Toc29615"/>
+      <w:bookmarkStart w:id="93" w:name="_Toc13258"/>
+      <w:bookmarkStart w:id="94" w:name="_Toc30963"/>
+      <w:bookmarkStart w:id="95" w:name="_Toc17620"/>
+      <w:bookmarkStart w:id="96" w:name="_Toc22077"/>
+      <w:bookmarkStart w:id="97" w:name="_Toc23113"/>
       <w:r>
         <w:fldChar w:fldCharType="begin"/>
       </w:r>
@@ -7859,19 +7861,19 @@
         <w:ind w:left="575" w:leftChars="0" w:hanging="575" w:firstLineChars="0"/>
       </w:pPr>
       <w:bookmarkStart w:id="98" w:name="_Toc6165"/>
-      <w:bookmarkStart w:id="99" w:name="_Toc7095"/>
-      <w:bookmarkStart w:id="100" w:name="_Toc276"/>
-      <w:bookmarkStart w:id="101" w:name="_Toc3402"/>
-      <w:bookmarkStart w:id="102" w:name="_Toc3749"/>
-      <w:bookmarkStart w:id="103" w:name="_Toc11801"/>
-      <w:bookmarkStart w:id="104" w:name="_Toc22651"/>
-      <w:bookmarkStart w:id="105" w:name="_Toc28616"/>
-      <w:bookmarkStart w:id="106" w:name="_Toc9205"/>
-      <w:bookmarkStart w:id="107" w:name="_Toc26578"/>
-      <w:bookmarkStart w:id="108" w:name="_Toc15935"/>
-      <w:bookmarkStart w:id="109" w:name="_Toc17689"/>
-      <w:bookmarkStart w:id="110" w:name="_Toc16838"/>
-      <w:bookmarkStart w:id="111" w:name="_Toc12004"/>
+      <w:bookmarkStart w:id="99" w:name="_Toc3402"/>
+      <w:bookmarkStart w:id="100" w:name="_Toc3749"/>
+      <w:bookmarkStart w:id="101" w:name="_Toc28616"/>
+      <w:bookmarkStart w:id="102" w:name="_Toc17689"/>
+      <w:bookmarkStart w:id="103" w:name="_Toc22651"/>
+      <w:bookmarkStart w:id="104" w:name="_Toc12004"/>
+      <w:bookmarkStart w:id="105" w:name="_Toc11801"/>
+      <w:bookmarkStart w:id="106" w:name="_Toc15935"/>
+      <w:bookmarkStart w:id="107" w:name="_Toc276"/>
+      <w:bookmarkStart w:id="108" w:name="_Toc16838"/>
+      <w:bookmarkStart w:id="109" w:name="_Toc7095"/>
+      <w:bookmarkStart w:id="110" w:name="_Toc9205"/>
+      <w:bookmarkStart w:id="111" w:name="_Toc26578"/>
       <w:bookmarkStart w:id="112" w:name="_Toc10773"/>
       <w:bookmarkStart w:id="113" w:name="_Toc14325"/>
       <w:bookmarkStart w:id="114" w:name="_Toc4913"/>
@@ -7892,16 +7894,16 @@
       <w:bookmarkEnd w:id="109"/>
       <w:bookmarkEnd w:id="110"/>
       <w:bookmarkEnd w:id="111"/>
-      <w:bookmarkStart w:id="115" w:name="_Toc22896"/>
-      <w:bookmarkStart w:id="116" w:name="_Toc27757"/>
-      <w:bookmarkStart w:id="117" w:name="_Toc12869"/>
-      <w:bookmarkStart w:id="118" w:name="_Toc18369"/>
-      <w:bookmarkStart w:id="119" w:name="_Toc11236"/>
-      <w:bookmarkStart w:id="120" w:name="_Toc9933"/>
-      <w:bookmarkStart w:id="121" w:name="_Toc25387"/>
-      <w:bookmarkStart w:id="122" w:name="_Toc30638"/>
-      <w:bookmarkStart w:id="123" w:name="_Toc19126"/>
-      <w:bookmarkStart w:id="124" w:name="_Toc22881"/>
+      <w:bookmarkStart w:id="115" w:name="_Toc25387"/>
+      <w:bookmarkStart w:id="116" w:name="_Toc18369"/>
+      <w:bookmarkStart w:id="117" w:name="_Toc19126"/>
+      <w:bookmarkStart w:id="118" w:name="_Toc11236"/>
+      <w:bookmarkStart w:id="119" w:name="_Toc22896"/>
+      <w:bookmarkStart w:id="120" w:name="_Toc27757"/>
+      <w:bookmarkStart w:id="121" w:name="_Toc30638"/>
+      <w:bookmarkStart w:id="122" w:name="_Toc9933"/>
+      <w:bookmarkStart w:id="123" w:name="_Toc22881"/>
+      <w:bookmarkStart w:id="124" w:name="_Toc12869"/>
       <w:r>
         <w:fldChar w:fldCharType="begin"/>
       </w:r>
@@ -8589,8 +8591,6 @@
         </w:rPr>
         <w:t>．</w:t>
       </w:r>
-      <w:bookmarkStart w:id="751" w:name="_GoBack"/>
-      <w:bookmarkEnd w:id="751"/>
     </w:p>
     <w:p>
       <w:pPr>
@@ -9220,20 +9220,20 @@
         <w:bidi w:val="0"/>
         <w:ind w:left="432" w:leftChars="0" w:hanging="432" w:firstLineChars="0"/>
       </w:pPr>
-      <w:bookmarkStart w:id="125" w:name="_Toc4173"/>
-      <w:bookmarkStart w:id="126" w:name="_Toc13433"/>
-      <w:bookmarkStart w:id="127" w:name="_Toc19123"/>
-      <w:bookmarkStart w:id="128" w:name="_Toc24912"/>
-      <w:bookmarkStart w:id="129" w:name="_Toc27377"/>
-      <w:bookmarkStart w:id="130" w:name="_Toc17864"/>
-      <w:bookmarkStart w:id="131" w:name="_Toc24801"/>
-      <w:bookmarkStart w:id="132" w:name="_Toc10937"/>
-      <w:bookmarkStart w:id="133" w:name="_Toc5592"/>
-      <w:bookmarkStart w:id="134" w:name="_Toc20840"/>
-      <w:bookmarkStart w:id="135" w:name="_Toc22050"/>
-      <w:bookmarkStart w:id="136" w:name="_Toc20775"/>
-      <w:bookmarkStart w:id="137" w:name="_Toc21486"/>
-      <w:bookmarkStart w:id="138" w:name="_Toc24800"/>
+      <w:bookmarkStart w:id="125" w:name="_Toc24800"/>
+      <w:bookmarkStart w:id="126" w:name="_Toc27377"/>
+      <w:bookmarkStart w:id="127" w:name="_Toc10937"/>
+      <w:bookmarkStart w:id="128" w:name="_Toc24801"/>
+      <w:bookmarkStart w:id="129" w:name="_Toc20775"/>
+      <w:bookmarkStart w:id="130" w:name="_Toc24912"/>
+      <w:bookmarkStart w:id="131" w:name="_Toc17864"/>
+      <w:bookmarkStart w:id="132" w:name="_Toc20840"/>
+      <w:bookmarkStart w:id="133" w:name="_Toc22050"/>
+      <w:bookmarkStart w:id="134" w:name="_Toc4173"/>
+      <w:bookmarkStart w:id="135" w:name="_Toc21486"/>
+      <w:bookmarkStart w:id="136" w:name="_Toc19123"/>
+      <w:bookmarkStart w:id="137" w:name="_Toc5592"/>
+      <w:bookmarkStart w:id="138" w:name="_Toc13433"/>
       <w:bookmarkStart w:id="139" w:name="_Toc31986"/>
       <w:bookmarkStart w:id="140" w:name="_Toc20888"/>
       <w:bookmarkStart w:id="141" w:name="_Toc23259"/>
@@ -9254,16 +9254,16 @@
       <w:bookmarkEnd w:id="136"/>
       <w:bookmarkEnd w:id="137"/>
       <w:bookmarkEnd w:id="138"/>
-      <w:bookmarkStart w:id="142" w:name="_Toc5524"/>
-      <w:bookmarkStart w:id="143" w:name="_Toc28009"/>
-      <w:bookmarkStart w:id="144" w:name="_Toc9475"/>
-      <w:bookmarkStart w:id="145" w:name="_Toc8794"/>
-      <w:bookmarkStart w:id="146" w:name="_Toc14454"/>
-      <w:bookmarkStart w:id="147" w:name="_Toc3468"/>
-      <w:bookmarkStart w:id="148" w:name="_Toc205"/>
-      <w:bookmarkStart w:id="149" w:name="_Toc32115"/>
+      <w:bookmarkStart w:id="142" w:name="_Toc205"/>
+      <w:bookmarkStart w:id="143" w:name="_Toc5524"/>
+      <w:bookmarkStart w:id="144" w:name="_Toc28009"/>
+      <w:bookmarkStart w:id="145" w:name="_Toc9475"/>
+      <w:bookmarkStart w:id="146" w:name="_Toc8794"/>
+      <w:bookmarkStart w:id="147" w:name="_Toc14454"/>
+      <w:bookmarkStart w:id="148" w:name="_Toc3468"/>
+      <w:bookmarkStart w:id="149" w:name="_Toc7813"/>
       <w:bookmarkStart w:id="150" w:name="_Toc17195"/>
-      <w:bookmarkStart w:id="151" w:name="_Toc7813"/>
+      <w:bookmarkStart w:id="151" w:name="_Toc32115"/>
       <w:r>
         <w:fldChar w:fldCharType="begin"/>
       </w:r>
@@ -9399,23 +9399,23 @@
         <w:spacing w:line="360" w:lineRule="auto"/>
         <w:ind w:left="575" w:leftChars="0" w:hanging="575" w:firstLineChars="0"/>
       </w:pPr>
-      <w:bookmarkStart w:id="152" w:name="_Toc5961"/>
-      <w:bookmarkStart w:id="153" w:name="_Toc22447"/>
-      <w:bookmarkStart w:id="154" w:name="_Toc12902"/>
-      <w:bookmarkStart w:id="155" w:name="_Toc24325"/>
+      <w:bookmarkStart w:id="152" w:name="_Toc22447"/>
+      <w:bookmarkStart w:id="153" w:name="_Toc5961"/>
+      <w:bookmarkStart w:id="154" w:name="_Toc24325"/>
+      <w:bookmarkStart w:id="155" w:name="_Toc12902"/>
       <w:bookmarkStart w:id="156" w:name="_Toc17503"/>
-      <w:bookmarkStart w:id="157" w:name="_Toc1897"/>
-      <w:bookmarkStart w:id="158" w:name="_Toc28307"/>
-      <w:bookmarkStart w:id="159" w:name="_Toc26864"/>
+      <w:bookmarkStart w:id="157" w:name="_Toc28307"/>
+      <w:bookmarkStart w:id="158" w:name="_Toc26864"/>
+      <w:bookmarkStart w:id="159" w:name="_Toc1897"/>
       <w:bookmarkStart w:id="160" w:name="_Toc25671"/>
       <w:bookmarkStart w:id="161" w:name="_Toc26084"/>
       <w:bookmarkStart w:id="162" w:name="_Toc6700"/>
       <w:bookmarkStart w:id="163" w:name="_Toc5571"/>
       <w:bookmarkStart w:id="164" w:name="_Toc11423"/>
       <w:bookmarkStart w:id="165" w:name="_Toc12375"/>
-      <w:bookmarkStart w:id="166" w:name="_Toc31594"/>
-      <w:bookmarkStart w:id="167" w:name="_Toc8236"/>
-      <w:bookmarkStart w:id="168" w:name="_Toc1175"/>
+      <w:bookmarkStart w:id="166" w:name="_Toc1175"/>
+      <w:bookmarkStart w:id="167" w:name="_Toc31594"/>
+      <w:bookmarkStart w:id="168" w:name="_Toc8236"/>
       <w:r>
         <w:t>基于</w:t>
       </w:r>
@@ -9460,16 +9460,16 @@
       <w:bookmarkEnd w:id="163"/>
       <w:bookmarkEnd w:id="164"/>
       <w:bookmarkEnd w:id="165"/>
-      <w:bookmarkStart w:id="169" w:name="_Toc2992"/>
-      <w:bookmarkStart w:id="170" w:name="_Toc10511"/>
-      <w:bookmarkStart w:id="171" w:name="_Toc26674"/>
-      <w:bookmarkStart w:id="172" w:name="_Toc10554"/>
-      <w:bookmarkStart w:id="173" w:name="_Toc1130"/>
-      <w:bookmarkStart w:id="174" w:name="_Toc10955"/>
-      <w:bookmarkStart w:id="175" w:name="_Toc22196"/>
+      <w:bookmarkStart w:id="169" w:name="_Toc10554"/>
+      <w:bookmarkStart w:id="170" w:name="_Toc1130"/>
+      <w:bookmarkStart w:id="171" w:name="_Toc22196"/>
+      <w:bookmarkStart w:id="172" w:name="_Toc10955"/>
+      <w:bookmarkStart w:id="173" w:name="_Toc2992"/>
+      <w:bookmarkStart w:id="174" w:name="_Toc10511"/>
+      <w:bookmarkStart w:id="175" w:name="_Toc26674"/>
       <w:bookmarkStart w:id="176" w:name="_Toc32375"/>
-      <w:bookmarkStart w:id="177" w:name="_Toc22901"/>
-      <w:bookmarkStart w:id="178" w:name="_Toc17761"/>
+      <w:bookmarkStart w:id="177" w:name="_Toc17761"/>
+      <w:bookmarkStart w:id="178" w:name="_Toc22901"/>
       <w:r>
         <w:fldChar w:fldCharType="begin"/>
       </w:r>
@@ -11130,23 +11130,23 @@
         <w:pStyle w:val="3"/>
         <w:bidi w:val="0"/>
       </w:pPr>
-      <w:bookmarkStart w:id="183" w:name="_Toc18170"/>
+      <w:bookmarkStart w:id="183" w:name="_Toc22161"/>
       <w:bookmarkStart w:id="184" w:name="_Toc15645"/>
-      <w:bookmarkStart w:id="185" w:name="_Toc14748"/>
+      <w:bookmarkStart w:id="185" w:name="_Toc18170"/>
       <w:bookmarkStart w:id="186" w:name="_Toc30672"/>
-      <w:bookmarkStart w:id="187" w:name="_Toc22161"/>
-      <w:bookmarkStart w:id="188" w:name="_Toc24077"/>
-      <w:bookmarkStart w:id="189" w:name="_Toc3330"/>
-      <w:bookmarkStart w:id="190" w:name="_Toc3666"/>
-      <w:bookmarkStart w:id="191" w:name="_Toc287"/>
-      <w:bookmarkStart w:id="192" w:name="_Toc16944"/>
-      <w:bookmarkStart w:id="193" w:name="_Toc804"/>
-      <w:bookmarkStart w:id="194" w:name="_Toc23271"/>
+      <w:bookmarkStart w:id="187" w:name="_Toc24077"/>
+      <w:bookmarkStart w:id="188" w:name="_Toc3330"/>
+      <w:bookmarkStart w:id="189" w:name="_Toc3666"/>
+      <w:bookmarkStart w:id="190" w:name="_Toc287"/>
+      <w:bookmarkStart w:id="191" w:name="_Toc16944"/>
+      <w:bookmarkStart w:id="192" w:name="_Toc804"/>
+      <w:bookmarkStart w:id="193" w:name="_Toc23271"/>
+      <w:bookmarkStart w:id="194" w:name="_Toc14748"/>
       <w:bookmarkStart w:id="195" w:name="_Toc26332"/>
       <w:bookmarkStart w:id="196" w:name="_Toc8153"/>
-      <w:bookmarkStart w:id="197" w:name="_Toc18784"/>
-      <w:bookmarkStart w:id="198" w:name="_Toc16601"/>
-      <w:bookmarkStart w:id="199" w:name="_Toc19889"/>
+      <w:bookmarkStart w:id="197" w:name="_Toc16601"/>
+      <w:bookmarkStart w:id="198" w:name="_Toc19889"/>
+      <w:bookmarkStart w:id="199" w:name="_Toc18784"/>
       <w:r>
         <w:t>跨平台前端技术与高性能搜索原理</w:t>
       </w:r>
@@ -11166,13 +11166,13 @@
       <w:bookmarkEnd w:id="196"/>
       <w:bookmarkStart w:id="200" w:name="_Toc28955"/>
       <w:bookmarkStart w:id="201" w:name="_Toc1333"/>
-      <w:bookmarkStart w:id="202" w:name="_Toc29021"/>
-      <w:bookmarkStart w:id="203" w:name="_Toc8914"/>
-      <w:bookmarkStart w:id="204" w:name="_Toc26395"/>
-      <w:bookmarkStart w:id="205" w:name="_Toc31207"/>
-      <w:bookmarkStart w:id="206" w:name="_Toc27813"/>
-      <w:bookmarkStart w:id="207" w:name="_Toc21894"/>
-      <w:bookmarkStart w:id="208" w:name="_Toc1581"/>
+      <w:bookmarkStart w:id="202" w:name="_Toc26395"/>
+      <w:bookmarkStart w:id="203" w:name="_Toc31207"/>
+      <w:bookmarkStart w:id="204" w:name="_Toc21894"/>
+      <w:bookmarkStart w:id="205" w:name="_Toc1581"/>
+      <w:bookmarkStart w:id="206" w:name="_Toc8914"/>
+      <w:bookmarkStart w:id="207" w:name="_Toc27813"/>
+      <w:bookmarkStart w:id="208" w:name="_Toc29021"/>
       <w:bookmarkStart w:id="209" w:name="_Toc22436"/>
       <w:r>
         <w:fldChar w:fldCharType="begin"/>
@@ -11851,8 +11851,8 @@
         <w:bidi w:val="0"/>
         <w:ind w:left="720" w:leftChars="0" w:hanging="720" w:firstLineChars="0"/>
       </w:pPr>
-      <w:bookmarkStart w:id="212" w:name="_Toc9110"/>
-      <w:bookmarkStart w:id="213" w:name="_Toc29010"/>
+      <w:bookmarkStart w:id="212" w:name="_Toc29010"/>
+      <w:bookmarkStart w:id="213" w:name="_Toc9110"/>
       <w:r>
         <w:rPr>
           <w:rFonts w:ascii="Times New Roman" w:hAnsi="Times New Roman"/>
@@ -12365,23 +12365,23 @@
         <w:bidi w:val="0"/>
         <w:ind w:left="432" w:leftChars="0" w:hanging="432" w:firstLineChars="0"/>
       </w:pPr>
-      <w:bookmarkStart w:id="216" w:name="_Toc30094"/>
-      <w:bookmarkStart w:id="217" w:name="_Toc23394"/>
+      <w:bookmarkStart w:id="216" w:name="_Toc30250"/>
+      <w:bookmarkStart w:id="217" w:name="_Toc32370"/>
       <w:bookmarkStart w:id="218" w:name="_Toc23658"/>
-      <w:bookmarkStart w:id="219" w:name="_Toc30250"/>
-      <w:bookmarkStart w:id="220" w:name="_Toc32370"/>
-      <w:bookmarkStart w:id="221" w:name="_Toc16015"/>
-      <w:bookmarkStart w:id="222" w:name="_Toc3033"/>
-      <w:bookmarkStart w:id="223" w:name="_Toc32365"/>
-      <w:bookmarkStart w:id="224" w:name="_Toc10378"/>
+      <w:bookmarkStart w:id="219" w:name="_Toc16015"/>
+      <w:bookmarkStart w:id="220" w:name="_Toc30094"/>
+      <w:bookmarkStart w:id="221" w:name="_Toc23394"/>
+      <w:bookmarkStart w:id="222" w:name="_Toc10378"/>
+      <w:bookmarkStart w:id="223" w:name="_Toc3033"/>
+      <w:bookmarkStart w:id="224" w:name="_Toc32365"/>
       <w:bookmarkStart w:id="225" w:name="_Toc14452"/>
-      <w:bookmarkStart w:id="226" w:name="_Toc31724"/>
-      <w:bookmarkStart w:id="227" w:name="_Toc30410"/>
-      <w:bookmarkStart w:id="228" w:name="_Toc1112"/>
-      <w:bookmarkStart w:id="229" w:name="_Toc24950"/>
-      <w:bookmarkStart w:id="230" w:name="_Toc30399"/>
-      <w:bookmarkStart w:id="231" w:name="_Toc21066"/>
-      <w:bookmarkStart w:id="232" w:name="_Toc7064"/>
+      <w:bookmarkStart w:id="226" w:name="_Toc7064"/>
+      <w:bookmarkStart w:id="227" w:name="_Toc31724"/>
+      <w:bookmarkStart w:id="228" w:name="_Toc30410"/>
+      <w:bookmarkStart w:id="229" w:name="_Toc1112"/>
+      <w:bookmarkStart w:id="230" w:name="_Toc21066"/>
+      <w:bookmarkStart w:id="231" w:name="_Toc24950"/>
+      <w:bookmarkStart w:id="232" w:name="_Toc30399"/>
       <w:r>
         <w:rPr>
           <w:rFonts w:hint="eastAsia"/>
@@ -12395,11 +12395,11 @@
       <w:bookmarkEnd w:id="219"/>
       <w:bookmarkEnd w:id="220"/>
       <w:bookmarkEnd w:id="221"/>
-      <w:bookmarkStart w:id="233" w:name="_Toc20412"/>
-      <w:bookmarkStart w:id="234" w:name="_Toc21688"/>
-      <w:bookmarkStart w:id="235" w:name="_Toc4504"/>
-      <w:bookmarkStart w:id="236" w:name="_Toc5156"/>
-      <w:bookmarkStart w:id="237" w:name="_Toc15850"/>
+      <w:bookmarkStart w:id="233" w:name="_Toc4504"/>
+      <w:bookmarkStart w:id="234" w:name="_Toc20412"/>
+      <w:bookmarkStart w:id="235" w:name="_Toc15850"/>
+      <w:bookmarkStart w:id="236" w:name="_Toc21688"/>
+      <w:bookmarkStart w:id="237" w:name="_Toc5156"/>
       <w:bookmarkStart w:id="238" w:name="_Toc14839"/>
       <w:bookmarkStart w:id="239" w:name="_Toc10345"/>
       <w:bookmarkStart w:id="240" w:name="_Toc11025"/>
@@ -12465,14 +12465,14 @@
           <w:lang w:val="en-US" w:eastAsia="zh-CN"/>
         </w:rPr>
       </w:pPr>
-      <w:bookmarkStart w:id="242" w:name="_Toc19941"/>
-      <w:bookmarkStart w:id="243" w:name="_Toc5470"/>
-      <w:bookmarkStart w:id="244" w:name="_Toc4175"/>
-      <w:bookmarkStart w:id="245" w:name="_Toc4761"/>
-      <w:bookmarkStart w:id="246" w:name="_Toc2909"/>
-      <w:bookmarkStart w:id="247" w:name="_Toc22119"/>
-      <w:bookmarkStart w:id="248" w:name="_Toc1496"/>
-      <w:bookmarkStart w:id="249" w:name="_Toc18010"/>
+      <w:bookmarkStart w:id="242" w:name="_Toc4175"/>
+      <w:bookmarkStart w:id="243" w:name="_Toc2909"/>
+      <w:bookmarkStart w:id="244" w:name="_Toc19941"/>
+      <w:bookmarkStart w:id="245" w:name="_Toc5470"/>
+      <w:bookmarkStart w:id="246" w:name="_Toc22119"/>
+      <w:bookmarkStart w:id="247" w:name="_Toc4761"/>
+      <w:bookmarkStart w:id="248" w:name="_Toc18010"/>
+      <w:bookmarkStart w:id="249" w:name="_Toc1496"/>
       <w:bookmarkStart w:id="250" w:name="_Toc106"/>
       <w:r>
         <w:rPr>
@@ -12486,15 +12486,15 @@
       <w:bookmarkEnd w:id="245"/>
       <w:bookmarkEnd w:id="246"/>
       <w:bookmarkEnd w:id="247"/>
-      <w:bookmarkStart w:id="251" w:name="_Toc28085"/>
-      <w:bookmarkStart w:id="252" w:name="_Toc17636"/>
+      <w:bookmarkStart w:id="251" w:name="_Toc17636"/>
+      <w:bookmarkStart w:id="252" w:name="_Toc1531"/>
       <w:bookmarkStart w:id="253" w:name="_Toc20169"/>
       <w:bookmarkStart w:id="254" w:name="_Toc12747"/>
       <w:bookmarkStart w:id="255" w:name="_Toc25235"/>
       <w:bookmarkStart w:id="256" w:name="_Toc15002"/>
-      <w:bookmarkStart w:id="257" w:name="_Toc1531"/>
-      <w:bookmarkStart w:id="258" w:name="_Toc14827"/>
-      <w:bookmarkStart w:id="259" w:name="_Toc10626"/>
+      <w:bookmarkStart w:id="257" w:name="_Toc28085"/>
+      <w:bookmarkStart w:id="258" w:name="_Toc10626"/>
+      <w:bookmarkStart w:id="259" w:name="_Toc14827"/>
       <w:r>
         <w:fldChar w:fldCharType="begin"/>
       </w:r>
@@ -12835,15 +12835,15 @@
           <w:lang w:val="en-US" w:eastAsia="zh-CN"/>
         </w:rPr>
       </w:pPr>
-      <w:bookmarkStart w:id="264" w:name="_Toc28354"/>
-      <w:bookmarkStart w:id="265" w:name="_Toc15634"/>
-      <w:bookmarkStart w:id="266" w:name="_Toc8617"/>
-      <w:bookmarkStart w:id="267" w:name="_Toc1899"/>
-      <w:bookmarkStart w:id="268" w:name="_Toc7211"/>
+      <w:bookmarkStart w:id="264" w:name="_Toc8617"/>
+      <w:bookmarkStart w:id="265" w:name="_Toc1899"/>
+      <w:bookmarkStart w:id="266" w:name="_Toc7211"/>
+      <w:bookmarkStart w:id="267" w:name="_Toc15634"/>
+      <w:bookmarkStart w:id="268" w:name="_Toc28354"/>
       <w:bookmarkStart w:id="269" w:name="_Toc8642"/>
       <w:bookmarkStart w:id="270" w:name="_Toc22158"/>
-      <w:bookmarkStart w:id="271" w:name="_Toc16425"/>
-      <w:bookmarkStart w:id="272" w:name="_Toc24294"/>
+      <w:bookmarkStart w:id="271" w:name="_Toc24294"/>
+      <w:bookmarkStart w:id="272" w:name="_Toc16425"/>
       <w:r>
         <w:rPr>
           <w:lang w:val="en-US" w:eastAsia="zh-CN"/>
@@ -12857,14 +12857,14 @@
       <w:bookmarkEnd w:id="268"/>
       <w:bookmarkEnd w:id="269"/>
       <w:bookmarkStart w:id="273" w:name="_Toc22727"/>
-      <w:bookmarkStart w:id="274" w:name="_Toc21003"/>
-      <w:bookmarkStart w:id="275" w:name="_Toc20078"/>
-      <w:bookmarkStart w:id="276" w:name="_Toc25318"/>
-      <w:bookmarkStart w:id="277" w:name="_Toc17479"/>
-      <w:bookmarkStart w:id="278" w:name="_Toc16777"/>
-      <w:bookmarkStart w:id="279" w:name="_Toc6639"/>
-      <w:bookmarkStart w:id="280" w:name="_Toc30080"/>
-      <w:bookmarkStart w:id="281" w:name="_Toc12748"/>
+      <w:bookmarkStart w:id="274" w:name="_Toc20078"/>
+      <w:bookmarkStart w:id="275" w:name="_Toc17479"/>
+      <w:bookmarkStart w:id="276" w:name="_Toc6639"/>
+      <w:bookmarkStart w:id="277" w:name="_Toc25318"/>
+      <w:bookmarkStart w:id="278" w:name="_Toc21003"/>
+      <w:bookmarkStart w:id="279" w:name="_Toc16777"/>
+      <w:bookmarkStart w:id="280" w:name="_Toc12748"/>
+      <w:bookmarkStart w:id="281" w:name="_Toc30080"/>
       <w:r>
         <w:fldChar w:fldCharType="begin"/>
       </w:r>
@@ -13210,14 +13210,14 @@
         <w:ind w:left="432" w:leftChars="0" w:hanging="432" w:firstLineChars="0"/>
       </w:pPr>
       <w:bookmarkStart w:id="284" w:name="_Toc24897"/>
-      <w:bookmarkStart w:id="285" w:name="_Toc20366"/>
+      <w:bookmarkStart w:id="285" w:name="_Toc23148"/>
       <w:bookmarkStart w:id="286" w:name="_Toc2938"/>
-      <w:bookmarkStart w:id="287" w:name="_Toc30186"/>
-      <w:bookmarkStart w:id="288" w:name="_Toc2887"/>
-      <w:bookmarkStart w:id="289" w:name="_Toc23148"/>
-      <w:bookmarkStart w:id="290" w:name="_Toc32396"/>
+      <w:bookmarkStart w:id="287" w:name="_Toc20366"/>
+      <w:bookmarkStart w:id="288" w:name="_Toc30186"/>
+      <w:bookmarkStart w:id="289" w:name="_Toc2887"/>
+      <w:bookmarkStart w:id="290" w:name="_Toc1850"/>
       <w:bookmarkStart w:id="291" w:name="_Toc3940"/>
-      <w:bookmarkStart w:id="292" w:name="_Toc1850"/>
+      <w:bookmarkStart w:id="292" w:name="_Toc32396"/>
       <w:r>
         <w:t>系统总体架构与数据库设计</w:t>
       </w:r>
@@ -13235,13 +13235,13 @@
       <w:bookmarkEnd w:id="287"/>
       <w:bookmarkEnd w:id="288"/>
       <w:bookmarkEnd w:id="289"/>
-      <w:bookmarkStart w:id="293" w:name="_Toc17066"/>
-      <w:bookmarkStart w:id="294" w:name="_Toc1365"/>
-      <w:bookmarkStart w:id="295" w:name="_Toc29870"/>
-      <w:bookmarkStart w:id="296" w:name="_Toc2720"/>
-      <w:bookmarkStart w:id="297" w:name="_Toc30613"/>
+      <w:bookmarkStart w:id="293" w:name="_Toc1365"/>
+      <w:bookmarkStart w:id="294" w:name="_Toc17066"/>
+      <w:bookmarkStart w:id="295" w:name="_Toc2720"/>
+      <w:bookmarkStart w:id="296" w:name="_Toc29870"/>
+      <w:bookmarkStart w:id="297" w:name="_Toc30970"/>
       <w:bookmarkStart w:id="298" w:name="_Toc27614"/>
-      <w:bookmarkStart w:id="299" w:name="_Toc30970"/>
+      <w:bookmarkStart w:id="299" w:name="_Toc30613"/>
       <w:bookmarkStart w:id="300" w:name="_Toc1101"/>
       <w:bookmarkStart w:id="301" w:name="_Toc23908"/>
       <w:r>
@@ -13311,16 +13311,16 @@
         <w:bidi w:val="0"/>
         <w:ind w:left="575" w:leftChars="0" w:hanging="575" w:firstLineChars="0"/>
       </w:pPr>
-      <w:bookmarkStart w:id="302" w:name="_Toc430"/>
+      <w:bookmarkStart w:id="302" w:name="_Toc31601"/>
       <w:bookmarkStart w:id="303" w:name="_Toc25917"/>
-      <w:bookmarkStart w:id="304" w:name="_Toc31601"/>
-      <w:bookmarkStart w:id="305" w:name="_Toc6088"/>
-      <w:bookmarkStart w:id="306" w:name="_Toc29630"/>
-      <w:bookmarkStart w:id="307" w:name="_Toc4765"/>
-      <w:bookmarkStart w:id="308" w:name="_Toc13225"/>
-      <w:bookmarkStart w:id="309" w:name="_Toc22230"/>
-      <w:bookmarkStart w:id="310" w:name="_Toc18331"/>
-      <w:bookmarkStart w:id="311" w:name="_Toc22970"/>
+      <w:bookmarkStart w:id="304" w:name="_Toc29630"/>
+      <w:bookmarkStart w:id="305" w:name="_Toc4765"/>
+      <w:bookmarkStart w:id="306" w:name="_Toc430"/>
+      <w:bookmarkStart w:id="307" w:name="_Toc13225"/>
+      <w:bookmarkStart w:id="308" w:name="_Toc22230"/>
+      <w:bookmarkStart w:id="309" w:name="_Toc6088"/>
+      <w:bookmarkStart w:id="310" w:name="_Toc22970"/>
+      <w:bookmarkStart w:id="311" w:name="_Toc18331"/>
       <w:bookmarkStart w:id="312" w:name="_Toc23046"/>
       <w:bookmarkStart w:id="313" w:name="_Toc18930"/>
       <w:bookmarkStart w:id="314" w:name="_Toc14619"/>
@@ -13345,14 +13345,14 @@
       <w:bookmarkEnd w:id="313"/>
       <w:bookmarkEnd w:id="314"/>
       <w:bookmarkEnd w:id="315"/>
-      <w:bookmarkStart w:id="319" w:name="_Toc16894"/>
-      <w:bookmarkStart w:id="320" w:name="_Toc28392"/>
-      <w:bookmarkStart w:id="321" w:name="_Toc10030"/>
-      <w:bookmarkStart w:id="322" w:name="_Toc20581"/>
-      <w:bookmarkStart w:id="323" w:name="_Toc27531"/>
+      <w:bookmarkStart w:id="319" w:name="_Toc23607"/>
+      <w:bookmarkStart w:id="320" w:name="_Toc27531"/>
+      <w:bookmarkStart w:id="321" w:name="_Toc16378"/>
+      <w:bookmarkStart w:id="322" w:name="_Toc16894"/>
+      <w:bookmarkStart w:id="323" w:name="_Toc28392"/>
       <w:bookmarkStart w:id="324" w:name="_Toc21636"/>
-      <w:bookmarkStart w:id="325" w:name="_Toc16378"/>
-      <w:bookmarkStart w:id="326" w:name="_Toc23607"/>
+      <w:bookmarkStart w:id="325" w:name="_Toc20581"/>
+      <w:bookmarkStart w:id="326" w:name="_Toc10030"/>
       <w:bookmarkStart w:id="327" w:name="_Toc21897"/>
       <w:r>
         <w:fldChar w:fldCharType="begin"/>
@@ -14247,21 +14247,21 @@
         <w:ind w:left="575" w:leftChars="0" w:hanging="575" w:firstLineChars="0"/>
       </w:pPr>
       <w:bookmarkStart w:id="334" w:name="_Toc8011"/>
-      <w:bookmarkStart w:id="335" w:name="_Toc28267"/>
-      <w:bookmarkStart w:id="336" w:name="_Toc32540"/>
-      <w:bookmarkStart w:id="337" w:name="_Toc20917"/>
-      <w:bookmarkStart w:id="338" w:name="_Toc7518"/>
-      <w:bookmarkStart w:id="339" w:name="_Toc28935"/>
-      <w:bookmarkStart w:id="340" w:name="_Toc6489"/>
-      <w:bookmarkStart w:id="341" w:name="_Toc15891"/>
-      <w:bookmarkStart w:id="342" w:name="_Toc29658"/>
-      <w:bookmarkStart w:id="343" w:name="_Toc25887"/>
-      <w:bookmarkStart w:id="344" w:name="_Toc24552"/>
-      <w:bookmarkStart w:id="345" w:name="_Toc13545"/>
+      <w:bookmarkStart w:id="335" w:name="_Toc28935"/>
+      <w:bookmarkStart w:id="336" w:name="_Toc15891"/>
+      <w:bookmarkStart w:id="337" w:name="_Toc29658"/>
+      <w:bookmarkStart w:id="338" w:name="_Toc20917"/>
+      <w:bookmarkStart w:id="339" w:name="_Toc25887"/>
+      <w:bookmarkStart w:id="340" w:name="_Toc24552"/>
+      <w:bookmarkStart w:id="341" w:name="_Toc7518"/>
+      <w:bookmarkStart w:id="342" w:name="_Toc28267"/>
+      <w:bookmarkStart w:id="343" w:name="_Toc32540"/>
+      <w:bookmarkStart w:id="344" w:name="_Toc6489"/>
+      <w:bookmarkStart w:id="345" w:name="_Toc3486"/>
       <w:bookmarkStart w:id="346" w:name="_Toc16554"/>
-      <w:bookmarkStart w:id="347" w:name="_Toc3486"/>
-      <w:bookmarkStart w:id="348" w:name="_Toc16974"/>
-      <w:bookmarkStart w:id="349" w:name="_Toc27055"/>
+      <w:bookmarkStart w:id="347" w:name="_Toc13545"/>
+      <w:bookmarkStart w:id="348" w:name="_Toc27055"/>
+      <w:bookmarkStart w:id="349" w:name="_Toc16974"/>
       <w:bookmarkStart w:id="350" w:name="_Toc13694"/>
       <w:r>
         <w:t>关系型数据库逻辑设计</w:t>
@@ -14282,13 +14282,13 @@
       <w:bookmarkEnd w:id="347"/>
       <w:bookmarkStart w:id="351" w:name="_Toc23686"/>
       <w:bookmarkStart w:id="352" w:name="_Toc14819"/>
-      <w:bookmarkStart w:id="353" w:name="_Toc6599"/>
-      <w:bookmarkStart w:id="354" w:name="_Toc12148"/>
+      <w:bookmarkStart w:id="353" w:name="_Toc12848"/>
+      <w:bookmarkStart w:id="354" w:name="_Toc32648"/>
       <w:bookmarkStart w:id="355" w:name="_Toc7085"/>
       <w:bookmarkStart w:id="356" w:name="_Toc5795"/>
-      <w:bookmarkStart w:id="357" w:name="_Toc12848"/>
-      <w:bookmarkStart w:id="358" w:name="_Toc32648"/>
-      <w:bookmarkStart w:id="359" w:name="_Toc13894"/>
+      <w:bookmarkStart w:id="357" w:name="_Toc12148"/>
+      <w:bookmarkStart w:id="358" w:name="_Toc13894"/>
+      <w:bookmarkStart w:id="359" w:name="_Toc6599"/>
       <w:r>
         <w:fldChar w:fldCharType="begin"/>
       </w:r>
@@ -14538,8 +14538,8 @@
         <w:bidi w:val="0"/>
         <w:ind w:left="720" w:leftChars="0" w:hanging="720" w:firstLineChars="0"/>
       </w:pPr>
-      <w:bookmarkStart w:id="360" w:name="_Toc18840"/>
-      <w:bookmarkStart w:id="361" w:name="_Toc26445"/>
+      <w:bookmarkStart w:id="360" w:name="_Toc26445"/>
+      <w:bookmarkStart w:id="361" w:name="_Toc18840"/>
       <w:r>
         <w:t>数据库概念模型设计</w:t>
       </w:r>
@@ -15349,8 +15349,8 @@
       <w:r>
         <w:fldChar w:fldCharType="end"/>
       </w:r>
-      <w:bookmarkStart w:id="362" w:name="_Toc26272"/>
-      <w:bookmarkStart w:id="363" w:name="_Toc833"/>
+      <w:bookmarkStart w:id="362" w:name="_Toc833"/>
+      <w:bookmarkStart w:id="363" w:name="_Toc26272"/>
       <w:r>
         <w:rPr>
           <w:rFonts w:hint="eastAsia"/>
@@ -18218,9 +18218,9 @@
         </w:rPr>
         <w:fldChar w:fldCharType="end"/>
       </w:r>
-      <w:bookmarkStart w:id="366" w:name="_Toc6521"/>
-      <w:bookmarkStart w:id="367" w:name="_Toc28914"/>
-      <w:bookmarkStart w:id="368" w:name="_Toc31166"/>
+      <w:bookmarkStart w:id="366" w:name="_Toc28914"/>
+      <w:bookmarkStart w:id="367" w:name="_Toc31166"/>
+      <w:bookmarkStart w:id="368" w:name="_Toc6521"/>
       <w:r>
         <w:rPr>
           <w:rFonts w:ascii="Times New Roman" w:hAnsi="Times New Roman" w:eastAsia="宋体"/>
@@ -22803,8 +22803,8 @@
       <w:r>
         <w:fldChar w:fldCharType="end"/>
       </w:r>
-      <w:bookmarkStart w:id="371" w:name="_Toc16173"/>
-      <w:bookmarkStart w:id="372" w:name="_Toc21327"/>
+      <w:bookmarkStart w:id="371" w:name="_Toc21327"/>
+      <w:bookmarkStart w:id="372" w:name="_Toc16173"/>
       <w:r>
         <w:rPr>
           <w:rFonts w:ascii="Times New Roman" w:hAnsi="Times New Roman" w:eastAsia="宋体"/>
@@ -24959,8 +24959,8 @@
       <w:r>
         <w:fldChar w:fldCharType="end"/>
       </w:r>
-      <w:bookmarkStart w:id="373" w:name="_Toc32294"/>
-      <w:bookmarkStart w:id="374" w:name="_Toc10523"/>
+      <w:bookmarkStart w:id="373" w:name="_Toc10523"/>
+      <w:bookmarkStart w:id="374" w:name="_Toc32294"/>
       <w:r>
         <w:rPr>
           <w:rFonts w:hint="eastAsia"/>
@@ -26594,20 +26594,20 @@
         <w:bidi w:val="0"/>
         <w:ind w:left="575" w:leftChars="0" w:hanging="575" w:firstLineChars="0"/>
       </w:pPr>
-      <w:bookmarkStart w:id="375" w:name="_Toc17504"/>
-      <w:bookmarkStart w:id="376" w:name="_Toc20893"/>
-      <w:bookmarkStart w:id="377" w:name="_Toc21630"/>
-      <w:bookmarkStart w:id="378" w:name="_Toc11255"/>
-      <w:bookmarkStart w:id="379" w:name="_Toc28451"/>
-      <w:bookmarkStart w:id="380" w:name="_Toc12388"/>
-      <w:bookmarkStart w:id="381" w:name="_Toc23417"/>
-      <w:bookmarkStart w:id="382" w:name="_Toc30440"/>
-      <w:bookmarkStart w:id="383" w:name="_Toc28581"/>
-      <w:bookmarkStart w:id="384" w:name="_Toc6548"/>
-      <w:bookmarkStart w:id="385" w:name="_Toc15760"/>
-      <w:bookmarkStart w:id="386" w:name="_Toc30434"/>
-      <w:bookmarkStart w:id="387" w:name="_Toc2293"/>
-      <w:bookmarkStart w:id="388" w:name="_Toc1971"/>
+      <w:bookmarkStart w:id="375" w:name="_Toc28451"/>
+      <w:bookmarkStart w:id="376" w:name="_Toc17504"/>
+      <w:bookmarkStart w:id="377" w:name="_Toc30440"/>
+      <w:bookmarkStart w:id="378" w:name="_Toc28581"/>
+      <w:bookmarkStart w:id="379" w:name="_Toc15760"/>
+      <w:bookmarkStart w:id="380" w:name="_Toc30434"/>
+      <w:bookmarkStart w:id="381" w:name="_Toc20893"/>
+      <w:bookmarkStart w:id="382" w:name="_Toc6548"/>
+      <w:bookmarkStart w:id="383" w:name="_Toc2293"/>
+      <w:bookmarkStart w:id="384" w:name="_Toc23417"/>
+      <w:bookmarkStart w:id="385" w:name="_Toc11255"/>
+      <w:bookmarkStart w:id="386" w:name="_Toc1971"/>
+      <w:bookmarkStart w:id="387" w:name="_Toc21630"/>
+      <w:bookmarkStart w:id="388" w:name="_Toc12388"/>
       <w:bookmarkStart w:id="389" w:name="_Toc14507"/>
       <w:bookmarkStart w:id="390" w:name="_Toc27326"/>
       <w:bookmarkStart w:id="391" w:name="_Toc29682"/>
@@ -26628,15 +26628,15 @@
       <w:bookmarkEnd w:id="386"/>
       <w:bookmarkEnd w:id="387"/>
       <w:bookmarkEnd w:id="388"/>
-      <w:bookmarkStart w:id="392" w:name="_Toc26980"/>
-      <w:bookmarkStart w:id="393" w:name="_Toc24937"/>
-      <w:bookmarkStart w:id="394" w:name="_Toc23539"/>
-      <w:bookmarkStart w:id="395" w:name="_Toc27643"/>
-      <w:bookmarkStart w:id="396" w:name="_Toc13322"/>
-      <w:bookmarkStart w:id="397" w:name="_Toc1549"/>
-      <w:bookmarkStart w:id="398" w:name="_Toc12830"/>
-      <w:bookmarkStart w:id="399" w:name="_Toc8570"/>
-      <w:bookmarkStart w:id="400" w:name="_Toc7468"/>
+      <w:bookmarkStart w:id="392" w:name="_Toc23539"/>
+      <w:bookmarkStart w:id="393" w:name="_Toc13322"/>
+      <w:bookmarkStart w:id="394" w:name="_Toc27643"/>
+      <w:bookmarkStart w:id="395" w:name="_Toc24937"/>
+      <w:bookmarkStart w:id="396" w:name="_Toc8570"/>
+      <w:bookmarkStart w:id="397" w:name="_Toc26980"/>
+      <w:bookmarkStart w:id="398" w:name="_Toc7468"/>
+      <w:bookmarkStart w:id="399" w:name="_Toc1549"/>
+      <w:bookmarkStart w:id="400" w:name="_Toc12830"/>
       <w:r>
         <w:fldChar w:fldCharType="begin"/>
       </w:r>
@@ -26944,8 +26944,8 @@
         <w:bidi w:val="0"/>
         <w:ind w:left="720" w:leftChars="0" w:hanging="720" w:firstLineChars="0"/>
       </w:pPr>
-      <w:bookmarkStart w:id="401" w:name="_Toc14552"/>
-      <w:bookmarkStart w:id="402" w:name="_Toc27937"/>
+      <w:bookmarkStart w:id="401" w:name="_Toc27937"/>
+      <w:bookmarkStart w:id="402" w:name="_Toc14552"/>
       <w:r>
         <w:rPr>
           <w:rFonts w:ascii="Times New Roman" w:hAnsi="Times New Roman"/>
@@ -28045,23 +28045,23 @@
         <w:bidi w:val="0"/>
         <w:ind w:left="432" w:leftChars="0" w:hanging="432" w:firstLineChars="0"/>
       </w:pPr>
-      <w:bookmarkStart w:id="405" w:name="_Toc27772"/>
-      <w:bookmarkStart w:id="406" w:name="_Toc19470"/>
-      <w:bookmarkStart w:id="407" w:name="_Toc32564"/>
-      <w:bookmarkStart w:id="408" w:name="_Toc1840"/>
-      <w:bookmarkStart w:id="409" w:name="_Toc9534"/>
-      <w:bookmarkStart w:id="410" w:name="_Toc10560"/>
-      <w:bookmarkStart w:id="411" w:name="_Toc7884"/>
-      <w:bookmarkStart w:id="412" w:name="_Toc29787"/>
-      <w:bookmarkStart w:id="413" w:name="_Toc30670"/>
-      <w:bookmarkStart w:id="414" w:name="_Toc24683"/>
-      <w:bookmarkStart w:id="415" w:name="_Toc22085"/>
-      <w:bookmarkStart w:id="416" w:name="_Toc20187"/>
-      <w:bookmarkStart w:id="417" w:name="_Toc10389"/>
-      <w:bookmarkStart w:id="418" w:name="_Toc2037"/>
+      <w:bookmarkStart w:id="405" w:name="_Toc1840"/>
+      <w:bookmarkStart w:id="406" w:name="_Toc7884"/>
+      <w:bookmarkStart w:id="407" w:name="_Toc27772"/>
+      <w:bookmarkStart w:id="408" w:name="_Toc19470"/>
+      <w:bookmarkStart w:id="409" w:name="_Toc10560"/>
+      <w:bookmarkStart w:id="410" w:name="_Toc10389"/>
+      <w:bookmarkStart w:id="411" w:name="_Toc9534"/>
+      <w:bookmarkStart w:id="412" w:name="_Toc2037"/>
+      <w:bookmarkStart w:id="413" w:name="_Toc24683"/>
+      <w:bookmarkStart w:id="414" w:name="_Toc29787"/>
+      <w:bookmarkStart w:id="415" w:name="_Toc20187"/>
+      <w:bookmarkStart w:id="416" w:name="_Toc22085"/>
+      <w:bookmarkStart w:id="417" w:name="_Toc30670"/>
+      <w:bookmarkStart w:id="418" w:name="_Toc32564"/>
       <w:bookmarkStart w:id="419" w:name="_Toc5193"/>
-      <w:bookmarkStart w:id="420" w:name="_Toc27295"/>
-      <w:bookmarkStart w:id="421" w:name="_Toc6"/>
+      <w:bookmarkStart w:id="420" w:name="_Toc6"/>
+      <w:bookmarkStart w:id="421" w:name="_Toc27295"/>
       <w:r>
         <w:t>核心功能模块的详细设计与实现</w:t>
       </w:r>
@@ -28079,13 +28079,13 @@
       <w:bookmarkEnd w:id="416"/>
       <w:bookmarkEnd w:id="417"/>
       <w:bookmarkEnd w:id="418"/>
-      <w:bookmarkStart w:id="422" w:name="_Toc26379"/>
-      <w:bookmarkStart w:id="423" w:name="_Toc293"/>
-      <w:bookmarkStart w:id="424" w:name="_Toc6641"/>
-      <w:bookmarkStart w:id="425" w:name="_Toc12299"/>
-      <w:bookmarkStart w:id="426" w:name="_Toc3345"/>
-      <w:bookmarkStart w:id="427" w:name="_Toc21538"/>
-      <w:bookmarkStart w:id="428" w:name="_Toc6735"/>
+      <w:bookmarkStart w:id="422" w:name="_Toc12299"/>
+      <w:bookmarkStart w:id="423" w:name="_Toc21538"/>
+      <w:bookmarkStart w:id="424" w:name="_Toc6735"/>
+      <w:bookmarkStart w:id="425" w:name="_Toc26379"/>
+      <w:bookmarkStart w:id="426" w:name="_Toc293"/>
+      <w:bookmarkStart w:id="427" w:name="_Toc6641"/>
+      <w:bookmarkStart w:id="428" w:name="_Toc3345"/>
       <w:bookmarkStart w:id="429" w:name="_Toc14073"/>
       <w:bookmarkStart w:id="430" w:name="_Toc3249"/>
       <w:r>
@@ -28166,33 +28166,33 @@
         <w:bidi w:val="0"/>
         <w:ind w:left="575" w:leftChars="0" w:hanging="575" w:firstLineChars="0"/>
       </w:pPr>
-      <w:bookmarkStart w:id="431" w:name="_Toc32710"/>
-      <w:bookmarkStart w:id="432" w:name="_Toc14204"/>
-      <w:bookmarkStart w:id="433" w:name="_Toc8759"/>
+      <w:bookmarkStart w:id="431" w:name="_Toc8759"/>
+      <w:bookmarkStart w:id="432" w:name="_Toc32710"/>
+      <w:bookmarkStart w:id="433" w:name="_Toc14204"/>
       <w:bookmarkStart w:id="434" w:name="_Toc9892"/>
       <w:bookmarkStart w:id="435" w:name="_Toc5534"/>
-      <w:bookmarkStart w:id="436" w:name="_Toc23273"/>
+      <w:bookmarkStart w:id="436" w:name="_Toc14385"/>
       <w:bookmarkStart w:id="437" w:name="_Toc13928"/>
-      <w:bookmarkStart w:id="438" w:name="_Toc24037"/>
-      <w:bookmarkStart w:id="439" w:name="_Toc14385"/>
-      <w:bookmarkStart w:id="440" w:name="_Toc6692"/>
-      <w:bookmarkStart w:id="441" w:name="_Toc24759"/>
+      <w:bookmarkStart w:id="438" w:name="_Toc26402"/>
+      <w:bookmarkStart w:id="439" w:name="_Toc24037"/>
+      <w:bookmarkStart w:id="440" w:name="_Toc22709"/>
+      <w:bookmarkStart w:id="441" w:name="_Toc8459"/>
       <w:bookmarkStart w:id="442" w:name="_Toc1261"/>
-      <w:bookmarkStart w:id="443" w:name="_Toc22709"/>
-      <w:bookmarkStart w:id="444" w:name="_Toc8459"/>
+      <w:bookmarkStart w:id="443" w:name="_Toc23273"/>
+      <w:bookmarkStart w:id="444" w:name="_Toc29008"/>
       <w:bookmarkStart w:id="445" w:name="_Toc11886"/>
-      <w:bookmarkStart w:id="446" w:name="_Toc26402"/>
-      <w:bookmarkStart w:id="447" w:name="_Toc29008"/>
+      <w:bookmarkStart w:id="446" w:name="_Toc6692"/>
+      <w:bookmarkStart w:id="447" w:name="_Toc24759"/>
       <w:r>
         <w:t>用户登录模块设计与实现</w:t>
       </w:r>
-      <w:bookmarkStart w:id="448" w:name="_Toc31541"/>
-      <w:bookmarkStart w:id="449" w:name="_Toc224"/>
-      <w:bookmarkStart w:id="450" w:name="_Toc6170"/>
-      <w:bookmarkStart w:id="451" w:name="_Toc20988"/>
-      <w:bookmarkStart w:id="452" w:name="_Toc4824"/>
-      <w:bookmarkStart w:id="453" w:name="_Toc32764"/>
-      <w:bookmarkStart w:id="454" w:name="_Toc21518"/>
+      <w:bookmarkStart w:id="448" w:name="_Toc4824"/>
+      <w:bookmarkStart w:id="449" w:name="_Toc6170"/>
+      <w:bookmarkStart w:id="450" w:name="_Toc21518"/>
+      <w:bookmarkStart w:id="451" w:name="_Toc31541"/>
+      <w:bookmarkStart w:id="452" w:name="_Toc20988"/>
+      <w:bookmarkStart w:id="453" w:name="_Toc224"/>
+      <w:bookmarkStart w:id="454" w:name="_Toc32764"/>
       <w:r>
         <w:fldChar w:fldCharType="begin"/>
       </w:r>
@@ -28634,15 +28634,15 @@
       <w:bookmarkEnd w:id="445"/>
       <w:bookmarkEnd w:id="446"/>
       <w:bookmarkEnd w:id="447"/>
-      <w:bookmarkStart w:id="460" w:name="_Toc23968"/>
-      <w:bookmarkStart w:id="461" w:name="_Toc10572"/>
-      <w:bookmarkStart w:id="462" w:name="_Toc29868"/>
-      <w:bookmarkStart w:id="463" w:name="_Toc26128"/>
-      <w:bookmarkStart w:id="464" w:name="_Toc30431"/>
-      <w:bookmarkStart w:id="465" w:name="_Toc10158"/>
-      <w:bookmarkStart w:id="466" w:name="_Toc8941"/>
-      <w:bookmarkStart w:id="467" w:name="_Toc11636"/>
-      <w:bookmarkStart w:id="468" w:name="_Toc4164"/>
+      <w:bookmarkStart w:id="460" w:name="_Toc10572"/>
+      <w:bookmarkStart w:id="461" w:name="_Toc4164"/>
+      <w:bookmarkStart w:id="462" w:name="_Toc23968"/>
+      <w:bookmarkStart w:id="463" w:name="_Toc11636"/>
+      <w:bookmarkStart w:id="464" w:name="_Toc8941"/>
+      <w:bookmarkStart w:id="465" w:name="_Toc30431"/>
+      <w:bookmarkStart w:id="466" w:name="_Toc10158"/>
+      <w:bookmarkStart w:id="467" w:name="_Toc29868"/>
+      <w:bookmarkStart w:id="468" w:name="_Toc26128"/>
       <w:r>
         <w:fldChar w:fldCharType="begin"/>
       </w:r>
@@ -29733,8 +29733,8 @@
       <w:r>
         <w:fldChar w:fldCharType="end"/>
       </w:r>
-      <w:bookmarkStart w:id="471" w:name="_Toc8923"/>
-      <w:bookmarkStart w:id="472" w:name="_Toc30791"/>
+      <w:bookmarkStart w:id="471" w:name="_Toc30791"/>
+      <w:bookmarkStart w:id="472" w:name="_Toc8923"/>
       <w:r>
         <w:rPr>
           <w:rFonts w:hint="eastAsia"/>
@@ -30501,21 +30501,21 @@
       </w:pPr>
       <w:bookmarkStart w:id="475" w:name="_Toc2299"/>
       <w:bookmarkStart w:id="476" w:name="_Toc26380"/>
-      <w:bookmarkStart w:id="477" w:name="_Toc11879"/>
-      <w:bookmarkStart w:id="478" w:name="_Toc27069"/>
-      <w:bookmarkStart w:id="479" w:name="_Toc15513"/>
-      <w:bookmarkStart w:id="480" w:name="_Toc4965"/>
-      <w:bookmarkStart w:id="481" w:name="_Toc7000"/>
-      <w:bookmarkStart w:id="482" w:name="_Toc14337"/>
-      <w:bookmarkStart w:id="483" w:name="_Toc18992"/>
+      <w:bookmarkStart w:id="477" w:name="_Toc959"/>
+      <w:bookmarkStart w:id="478" w:name="_Toc18992"/>
+      <w:bookmarkStart w:id="479" w:name="_Toc29721"/>
+      <w:bookmarkStart w:id="480" w:name="_Toc15513"/>
+      <w:bookmarkStart w:id="481" w:name="_Toc20867"/>
+      <w:bookmarkStart w:id="482" w:name="_Toc4965"/>
+      <w:bookmarkStart w:id="483" w:name="_Toc6438"/>
       <w:bookmarkStart w:id="484" w:name="_Toc24185"/>
-      <w:bookmarkStart w:id="485" w:name="_Toc29721"/>
-      <w:bookmarkStart w:id="486" w:name="_Toc6438"/>
-      <w:bookmarkStart w:id="487" w:name="_Toc20867"/>
-      <w:bookmarkStart w:id="488" w:name="_Toc959"/>
-      <w:bookmarkStart w:id="489" w:name="_Toc22703"/>
-      <w:bookmarkStart w:id="490" w:name="_Toc10718"/>
-      <w:bookmarkStart w:id="491" w:name="_Toc18349"/>
+      <w:bookmarkStart w:id="485" w:name="_Toc7000"/>
+      <w:bookmarkStart w:id="486" w:name="_Toc11879"/>
+      <w:bookmarkStart w:id="487" w:name="_Toc14337"/>
+      <w:bookmarkStart w:id="488" w:name="_Toc27069"/>
+      <w:bookmarkStart w:id="489" w:name="_Toc10718"/>
+      <w:bookmarkStart w:id="490" w:name="_Toc18349"/>
+      <w:bookmarkStart w:id="491" w:name="_Toc22703"/>
       <w:r>
         <w:t>商品检索</w:t>
       </w:r>
@@ -30546,12 +30546,12 @@
       <w:bookmarkStart w:id="492" w:name="_Toc21770"/>
       <w:bookmarkStart w:id="493" w:name="_Toc11907"/>
       <w:bookmarkStart w:id="494" w:name="_Toc5930"/>
-      <w:bookmarkStart w:id="495" w:name="_Toc25528"/>
-      <w:bookmarkStart w:id="496" w:name="_Toc3757"/>
-      <w:bookmarkStart w:id="497" w:name="_Toc1559"/>
-      <w:bookmarkStart w:id="498" w:name="_Toc31795"/>
-      <w:bookmarkStart w:id="499" w:name="_Toc3885"/>
-      <w:bookmarkStart w:id="500" w:name="_Toc11037"/>
+      <w:bookmarkStart w:id="495" w:name="_Toc1559"/>
+      <w:bookmarkStart w:id="496" w:name="_Toc25528"/>
+      <w:bookmarkStart w:id="497" w:name="_Toc3885"/>
+      <w:bookmarkStart w:id="498" w:name="_Toc3757"/>
+      <w:bookmarkStart w:id="499" w:name="_Toc11037"/>
+      <w:bookmarkStart w:id="500" w:name="_Toc31795"/>
       <w:r>
         <w:fldChar w:fldCharType="begin"/>
       </w:r>
@@ -30799,8 +30799,8 @@
         <w:bidi w:val="0"/>
         <w:ind w:left="720" w:leftChars="0" w:hanging="720" w:firstLineChars="0"/>
       </w:pPr>
-      <w:bookmarkStart w:id="501" w:name="_Toc21144"/>
-      <w:bookmarkStart w:id="502" w:name="_Toc469"/>
+      <w:bookmarkStart w:id="501" w:name="_Toc469"/>
+      <w:bookmarkStart w:id="502" w:name="_Toc21144"/>
       <w:r>
         <w:t>商品数据同步与</w:t>
       </w:r>
@@ -30960,8 +30960,8 @@
         <w:bidi w:val="0"/>
         <w:ind w:left="720" w:leftChars="0" w:hanging="720" w:firstLineChars="0"/>
       </w:pPr>
-      <w:bookmarkStart w:id="503" w:name="_Toc565"/>
-      <w:bookmarkStart w:id="504" w:name="_Toc23008"/>
+      <w:bookmarkStart w:id="503" w:name="_Toc23008"/>
+      <w:bookmarkStart w:id="504" w:name="_Toc565"/>
       <w:r>
         <w:rPr>
           <w:rFonts w:hint="eastAsia"/>
@@ -31387,17 +31387,17 @@
       <w:bookmarkStart w:id="507" w:name="_Toc9710"/>
       <w:bookmarkStart w:id="508" w:name="_Toc28390"/>
       <w:bookmarkStart w:id="509" w:name="_Toc16713"/>
-      <w:bookmarkStart w:id="510" w:name="_Toc18137"/>
-      <w:bookmarkStart w:id="511" w:name="_Toc17415"/>
-      <w:bookmarkStart w:id="512" w:name="_Toc5343"/>
-      <w:bookmarkStart w:id="513" w:name="_Toc24164"/>
-      <w:bookmarkStart w:id="514" w:name="_Toc14666"/>
-      <w:bookmarkStart w:id="515" w:name="_Toc29005"/>
-      <w:bookmarkStart w:id="516" w:name="_Toc521"/>
-      <w:bookmarkStart w:id="517" w:name="_Toc12003"/>
-      <w:bookmarkStart w:id="518" w:name="_Toc13684"/>
-      <w:bookmarkStart w:id="519" w:name="_Toc17831"/>
-      <w:bookmarkStart w:id="520" w:name="_Toc803"/>
+      <w:bookmarkStart w:id="510" w:name="_Toc521"/>
+      <w:bookmarkStart w:id="511" w:name="_Toc12003"/>
+      <w:bookmarkStart w:id="512" w:name="_Toc24164"/>
+      <w:bookmarkStart w:id="513" w:name="_Toc13684"/>
+      <w:bookmarkStart w:id="514" w:name="_Toc29005"/>
+      <w:bookmarkStart w:id="515" w:name="_Toc18137"/>
+      <w:bookmarkStart w:id="516" w:name="_Toc5343"/>
+      <w:bookmarkStart w:id="517" w:name="_Toc17831"/>
+      <w:bookmarkStart w:id="518" w:name="_Toc14666"/>
+      <w:bookmarkStart w:id="519" w:name="_Toc803"/>
+      <w:bookmarkStart w:id="520" w:name="_Toc17415"/>
       <w:bookmarkStart w:id="521" w:name="_Toc7327"/>
       <w:bookmarkStart w:id="522" w:name="_Toc5994"/>
       <w:bookmarkStart w:id="523" w:name="_Toc21741"/>
@@ -31418,15 +31418,15 @@
       <w:bookmarkEnd w:id="518"/>
       <w:bookmarkEnd w:id="519"/>
       <w:bookmarkEnd w:id="520"/>
-      <w:bookmarkStart w:id="524" w:name="_Toc3189"/>
-      <w:bookmarkStart w:id="525" w:name="_Toc6535"/>
-      <w:bookmarkStart w:id="526" w:name="_Toc6146"/>
-      <w:bookmarkStart w:id="527" w:name="_Toc30200"/>
-      <w:bookmarkStart w:id="528" w:name="_Toc4397"/>
+      <w:bookmarkStart w:id="524" w:name="_Toc6535"/>
+      <w:bookmarkStart w:id="525" w:name="_Toc6146"/>
+      <w:bookmarkStart w:id="526" w:name="_Toc30200"/>
+      <w:bookmarkStart w:id="527" w:name="_Toc3189"/>
+      <w:bookmarkStart w:id="528" w:name="_Toc14257"/>
       <w:bookmarkStart w:id="529" w:name="_Toc4188"/>
       <w:bookmarkStart w:id="530" w:name="_Toc23175"/>
       <w:bookmarkStart w:id="531" w:name="_Toc21364"/>
-      <w:bookmarkStart w:id="532" w:name="_Toc14257"/>
+      <w:bookmarkStart w:id="532" w:name="_Toc4397"/>
       <w:r>
         <w:fldChar w:fldCharType="begin"/>
       </w:r>
@@ -33919,22 +33919,22 @@
         <w:bidi w:val="0"/>
         <w:ind w:left="575" w:leftChars="0" w:hanging="575" w:firstLineChars="0"/>
       </w:pPr>
-      <w:bookmarkStart w:id="544" w:name="_Toc32749"/>
-      <w:bookmarkStart w:id="545" w:name="_Toc1186"/>
-      <w:bookmarkStart w:id="546" w:name="_Toc6961"/>
-      <w:bookmarkStart w:id="547" w:name="_Toc12938"/>
-      <w:bookmarkStart w:id="548" w:name="_Toc26741"/>
-      <w:bookmarkStart w:id="549" w:name="_Toc582"/>
-      <w:bookmarkStart w:id="550" w:name="_Toc27953"/>
-      <w:bookmarkStart w:id="551" w:name="_Toc22046"/>
-      <w:bookmarkStart w:id="552" w:name="_Toc16375"/>
-      <w:bookmarkStart w:id="553" w:name="_Toc5374"/>
+      <w:bookmarkStart w:id="544" w:name="_Toc1186"/>
+      <w:bookmarkStart w:id="545" w:name="_Toc6961"/>
+      <w:bookmarkStart w:id="546" w:name="_Toc32749"/>
+      <w:bookmarkStart w:id="547" w:name="_Toc26741"/>
+      <w:bookmarkStart w:id="548" w:name="_Toc582"/>
+      <w:bookmarkStart w:id="549" w:name="_Toc12938"/>
+      <w:bookmarkStart w:id="550" w:name="_Toc22046"/>
+      <w:bookmarkStart w:id="551" w:name="_Toc16375"/>
+      <w:bookmarkStart w:id="552" w:name="_Toc27953"/>
+      <w:bookmarkStart w:id="553" w:name="_Toc16178"/>
       <w:bookmarkStart w:id="554" w:name="_Toc17834"/>
-      <w:bookmarkStart w:id="555" w:name="_Toc16178"/>
-      <w:bookmarkStart w:id="556" w:name="_Toc9471"/>
-      <w:bookmarkStart w:id="557" w:name="_Toc29116"/>
+      <w:bookmarkStart w:id="555" w:name="_Toc5374"/>
+      <w:bookmarkStart w:id="556" w:name="_Toc29116"/>
+      <w:bookmarkStart w:id="557" w:name="_Toc16285"/>
       <w:bookmarkStart w:id="558" w:name="_Toc4512"/>
-      <w:bookmarkStart w:id="559" w:name="_Toc16285"/>
+      <w:bookmarkStart w:id="559" w:name="_Toc9471"/>
       <w:r>
         <w:t>物流跟踪与消息推送实现</w:t>
       </w:r>
@@ -33944,13 +33944,13 @@
       <w:bookmarkEnd w:id="547"/>
       <w:bookmarkEnd w:id="548"/>
       <w:bookmarkEnd w:id="549"/>
-      <w:bookmarkStart w:id="560" w:name="_Toc8311"/>
+      <w:bookmarkStart w:id="560" w:name="_Toc4322"/>
       <w:bookmarkStart w:id="561" w:name="_Toc11983"/>
-      <w:bookmarkStart w:id="562" w:name="_Toc14492"/>
-      <w:bookmarkStart w:id="563" w:name="_Toc17781"/>
-      <w:bookmarkStart w:id="564" w:name="_Toc16835"/>
-      <w:bookmarkStart w:id="565" w:name="_Toc4322"/>
-      <w:bookmarkStart w:id="566" w:name="_Toc27876"/>
+      <w:bookmarkStart w:id="562" w:name="_Toc27876"/>
+      <w:bookmarkStart w:id="563" w:name="_Toc8311"/>
+      <w:bookmarkStart w:id="564" w:name="_Toc14492"/>
+      <w:bookmarkStart w:id="565" w:name="_Toc17781"/>
+      <w:bookmarkStart w:id="566" w:name="_Toc16835"/>
       <w:bookmarkStart w:id="567" w:name="_Toc13301"/>
       <w:bookmarkStart w:id="568" w:name="_Toc19101"/>
       <w:r>
@@ -34203,8 +34203,8 @@
         <w:bidi w:val="0"/>
         <w:ind w:left="720" w:leftChars="0" w:hanging="720" w:firstLineChars="0"/>
       </w:pPr>
-      <w:bookmarkStart w:id="569" w:name="_Toc3024"/>
-      <w:bookmarkStart w:id="570" w:name="_Toc23877"/>
+      <w:bookmarkStart w:id="569" w:name="_Toc23877"/>
+      <w:bookmarkStart w:id="570" w:name="_Toc3024"/>
       <w:r>
         <w:t>第三方物流轨迹查询接口封装</w:t>
       </w:r>
@@ -35174,23 +35174,23 @@
         <w:bidi w:val="0"/>
         <w:ind w:left="432" w:leftChars="0" w:hanging="432" w:firstLineChars="0"/>
       </w:pPr>
-      <w:bookmarkStart w:id="573" w:name="_Toc2619"/>
-      <w:bookmarkStart w:id="574" w:name="_Toc21413"/>
-      <w:bookmarkStart w:id="575" w:name="_Toc4200"/>
-      <w:bookmarkStart w:id="576" w:name="_Toc15729"/>
-      <w:bookmarkStart w:id="577" w:name="_Toc25225"/>
-      <w:bookmarkStart w:id="578" w:name="_Toc20782"/>
-      <w:bookmarkStart w:id="579" w:name="_Toc3870"/>
-      <w:bookmarkStart w:id="580" w:name="_Toc2920"/>
+      <w:bookmarkStart w:id="573" w:name="_Toc15729"/>
+      <w:bookmarkStart w:id="574" w:name="_Toc20782"/>
+      <w:bookmarkStart w:id="575" w:name="_Toc3870"/>
+      <w:bookmarkStart w:id="576" w:name="_Toc25225"/>
+      <w:bookmarkStart w:id="577" w:name="_Toc2920"/>
+      <w:bookmarkStart w:id="578" w:name="_Toc2619"/>
+      <w:bookmarkStart w:id="579" w:name="_Toc21413"/>
+      <w:bookmarkStart w:id="580" w:name="_Toc4200"/>
       <w:bookmarkStart w:id="581" w:name="_Toc6600"/>
       <w:bookmarkStart w:id="582" w:name="_Toc24981"/>
       <w:bookmarkStart w:id="583" w:name="_Toc10213"/>
       <w:bookmarkStart w:id="584" w:name="_Toc29119"/>
       <w:bookmarkStart w:id="585" w:name="_Toc8656"/>
       <w:bookmarkStart w:id="586" w:name="_Toc23895"/>
-      <w:bookmarkStart w:id="587" w:name="_Toc27912"/>
-      <w:bookmarkStart w:id="588" w:name="_Toc3718"/>
-      <w:bookmarkStart w:id="589" w:name="_Toc30817"/>
+      <w:bookmarkStart w:id="587" w:name="_Toc30817"/>
+      <w:bookmarkStart w:id="588" w:name="_Toc27912"/>
+      <w:bookmarkStart w:id="589" w:name="_Toc3718"/>
       <w:r>
         <w:t>系统测试与性能优化</w:t>
       </w:r>
@@ -35209,14 +35209,14 @@
       <w:bookmarkEnd w:id="585"/>
       <w:bookmarkEnd w:id="586"/>
       <w:bookmarkStart w:id="590" w:name="_Toc13645"/>
-      <w:bookmarkStart w:id="591" w:name="_Toc28116"/>
-      <w:bookmarkStart w:id="592" w:name="_Toc27464"/>
-      <w:bookmarkStart w:id="593" w:name="_Toc23126"/>
-      <w:bookmarkStart w:id="594" w:name="_Toc7003"/>
-      <w:bookmarkStart w:id="595" w:name="_Toc24255"/>
-      <w:bookmarkStart w:id="596" w:name="_Toc14524"/>
-      <w:bookmarkStart w:id="597" w:name="_Toc24027"/>
-      <w:bookmarkStart w:id="598" w:name="_Toc22323"/>
+      <w:bookmarkStart w:id="591" w:name="_Toc27464"/>
+      <w:bookmarkStart w:id="592" w:name="_Toc23126"/>
+      <w:bookmarkStart w:id="593" w:name="_Toc24255"/>
+      <w:bookmarkStart w:id="594" w:name="_Toc14524"/>
+      <w:bookmarkStart w:id="595" w:name="_Toc28116"/>
+      <w:bookmarkStart w:id="596" w:name="_Toc7003"/>
+      <w:bookmarkStart w:id="597" w:name="_Toc22323"/>
+      <w:bookmarkStart w:id="598" w:name="_Toc24027"/>
       <w:r>
         <w:fldChar w:fldCharType="begin"/>
       </w:r>
@@ -35315,23 +35315,23 @@
         <w:bidi w:val="0"/>
         <w:ind w:left="575" w:leftChars="0" w:hanging="575" w:firstLineChars="0"/>
       </w:pPr>
-      <w:bookmarkStart w:id="599" w:name="_Toc13286"/>
-      <w:bookmarkStart w:id="600" w:name="_Toc5576"/>
-      <w:bookmarkStart w:id="601" w:name="_Toc2260"/>
-      <w:bookmarkStart w:id="602" w:name="_Toc7622"/>
-      <w:bookmarkStart w:id="603" w:name="_Toc12893"/>
-      <w:bookmarkStart w:id="604" w:name="_Toc13738"/>
-      <w:bookmarkStart w:id="605" w:name="_Toc24624"/>
-      <w:bookmarkStart w:id="606" w:name="_Toc21368"/>
+      <w:bookmarkStart w:id="599" w:name="_Toc21368"/>
+      <w:bookmarkStart w:id="600" w:name="_Toc24624"/>
+      <w:bookmarkStart w:id="601" w:name="_Toc12893"/>
+      <w:bookmarkStart w:id="602" w:name="_Toc14094"/>
+      <w:bookmarkStart w:id="603" w:name="_Toc22950"/>
+      <w:bookmarkStart w:id="604" w:name="_Toc5576"/>
+      <w:bookmarkStart w:id="605" w:name="_Toc7836"/>
+      <w:bookmarkStart w:id="606" w:name="_Toc9354"/>
       <w:bookmarkStart w:id="607" w:name="_Toc3385"/>
       <w:bookmarkStart w:id="608" w:name="_Toc22079"/>
-      <w:bookmarkStart w:id="609" w:name="_Toc7836"/>
-      <w:bookmarkStart w:id="610" w:name="_Toc14094"/>
-      <w:bookmarkStart w:id="611" w:name="_Toc9354"/>
-      <w:bookmarkStart w:id="612" w:name="_Toc22950"/>
-      <w:bookmarkStart w:id="613" w:name="_Toc9646"/>
-      <w:bookmarkStart w:id="614" w:name="_Toc3662"/>
-      <w:bookmarkStart w:id="615" w:name="_Toc5298"/>
+      <w:bookmarkStart w:id="609" w:name="_Toc2260"/>
+      <w:bookmarkStart w:id="610" w:name="_Toc13286"/>
+      <w:bookmarkStart w:id="611" w:name="_Toc13738"/>
+      <w:bookmarkStart w:id="612" w:name="_Toc7622"/>
+      <w:bookmarkStart w:id="613" w:name="_Toc5298"/>
+      <w:bookmarkStart w:id="614" w:name="_Toc9646"/>
+      <w:bookmarkStart w:id="615" w:name="_Toc3662"/>
       <w:r>
         <w:t>系统功能测试</w:t>
       </w:r>
@@ -35349,15 +35349,15 @@
       <w:bookmarkEnd w:id="610"/>
       <w:bookmarkEnd w:id="611"/>
       <w:bookmarkEnd w:id="612"/>
-      <w:bookmarkStart w:id="616" w:name="_Toc28316"/>
-      <w:bookmarkStart w:id="617" w:name="_Toc13039"/>
-      <w:bookmarkStart w:id="618" w:name="_Toc13307"/>
-      <w:bookmarkStart w:id="619" w:name="_Toc12825"/>
-      <w:bookmarkStart w:id="620" w:name="_Toc32675"/>
-      <w:bookmarkStart w:id="621" w:name="_Toc5054"/>
-      <w:bookmarkStart w:id="622" w:name="_Toc29976"/>
+      <w:bookmarkStart w:id="616" w:name="_Toc13039"/>
+      <w:bookmarkStart w:id="617" w:name="_Toc14209"/>
+      <w:bookmarkStart w:id="618" w:name="_Toc12825"/>
+      <w:bookmarkStart w:id="619" w:name="_Toc28316"/>
+      <w:bookmarkStart w:id="620" w:name="_Toc5054"/>
+      <w:bookmarkStart w:id="621" w:name="_Toc29976"/>
+      <w:bookmarkStart w:id="622" w:name="_Toc13307"/>
       <w:bookmarkStart w:id="623" w:name="_Toc31272"/>
-      <w:bookmarkStart w:id="624" w:name="_Toc14209"/>
+      <w:bookmarkStart w:id="624" w:name="_Toc32675"/>
       <w:r>
         <w:fldChar w:fldCharType="begin"/>
       </w:r>
@@ -40178,14 +40178,14 @@
                 <w:lang w:val="en-US" w:eastAsia="zh-CN"/>
               </w:rPr>
             </w:pPr>
-            <w:bookmarkStart w:id="629" w:name="_Toc5095"/>
-            <w:bookmarkStart w:id="630" w:name="_Toc9788"/>
-            <w:bookmarkStart w:id="631" w:name="_Toc12853"/>
-            <w:bookmarkStart w:id="632" w:name="_Toc20811"/>
-            <w:bookmarkStart w:id="633" w:name="_Toc4309"/>
-            <w:bookmarkStart w:id="634" w:name="_Toc31555"/>
-            <w:bookmarkStart w:id="635" w:name="_Toc1547"/>
-            <w:bookmarkStart w:id="636" w:name="_Toc15407"/>
+            <w:bookmarkStart w:id="629" w:name="_Toc12853"/>
+            <w:bookmarkStart w:id="630" w:name="_Toc31555"/>
+            <w:bookmarkStart w:id="631" w:name="_Toc20811"/>
+            <w:bookmarkStart w:id="632" w:name="_Toc15407"/>
+            <w:bookmarkStart w:id="633" w:name="_Toc1547"/>
+            <w:bookmarkStart w:id="634" w:name="_Toc9788"/>
+            <w:bookmarkStart w:id="635" w:name="_Toc5095"/>
+            <w:bookmarkStart w:id="636" w:name="_Toc4309"/>
             <w:r>
               <w:rPr>
                 <w:rFonts w:hint="eastAsia" w:ascii="Times New Roman" w:hAnsi="Times New Roman"/>
@@ -40441,20 +40441,20 @@
           <w:szCs w:val="28"/>
         </w:rPr>
       </w:pPr>
-      <w:bookmarkStart w:id="637" w:name="_Toc23303"/>
-      <w:bookmarkStart w:id="638" w:name="_Toc2588"/>
+      <w:bookmarkStart w:id="637" w:name="_Toc18882"/>
+      <w:bookmarkStart w:id="638" w:name="_Toc15985"/>
       <w:bookmarkStart w:id="639" w:name="_Toc11992"/>
-      <w:bookmarkStart w:id="640" w:name="_Toc20107"/>
-      <w:bookmarkStart w:id="641" w:name="_Toc25757"/>
-      <w:bookmarkStart w:id="642" w:name="_Toc30409"/>
-      <w:bookmarkStart w:id="643" w:name="_Toc19370"/>
-      <w:bookmarkStart w:id="644" w:name="_Toc18882"/>
+      <w:bookmarkStart w:id="640" w:name="_Toc11033"/>
+      <w:bookmarkStart w:id="641" w:name="_Toc23303"/>
+      <w:bookmarkStart w:id="642" w:name="_Toc20107"/>
+      <w:bookmarkStart w:id="643" w:name="_Toc25757"/>
+      <w:bookmarkStart w:id="644" w:name="_Toc30409"/>
       <w:bookmarkStart w:id="645" w:name="_Toc541"/>
-      <w:bookmarkStart w:id="646" w:name="_Toc17765"/>
-      <w:bookmarkStart w:id="647" w:name="_Toc15674"/>
-      <w:bookmarkStart w:id="648" w:name="_Toc15714"/>
-      <w:bookmarkStart w:id="649" w:name="_Toc11033"/>
-      <w:bookmarkStart w:id="650" w:name="_Toc15985"/>
+      <w:bookmarkStart w:id="646" w:name="_Toc19370"/>
+      <w:bookmarkStart w:id="647" w:name="_Toc17765"/>
+      <w:bookmarkStart w:id="648" w:name="_Toc15674"/>
+      <w:bookmarkStart w:id="649" w:name="_Toc15714"/>
+      <w:bookmarkStart w:id="650" w:name="_Toc2588"/>
       <w:bookmarkStart w:id="651" w:name="_Toc8784"/>
       <w:bookmarkStart w:id="652" w:name="_Toc26647"/>
       <w:bookmarkStart w:id="653" w:name="_Toc18439"/>
@@ -40482,15 +40482,15 @@
       <w:bookmarkEnd w:id="648"/>
       <w:bookmarkEnd w:id="649"/>
       <w:bookmarkEnd w:id="650"/>
-      <w:bookmarkStart w:id="654" w:name="_Toc31960"/>
+      <w:bookmarkStart w:id="654" w:name="_Toc9968"/>
       <w:bookmarkStart w:id="655" w:name="_Toc16961"/>
-      <w:bookmarkStart w:id="656" w:name="_Toc18771"/>
-      <w:bookmarkStart w:id="657" w:name="_Toc32552"/>
-      <w:bookmarkStart w:id="658" w:name="_Toc12971"/>
-      <w:bookmarkStart w:id="659" w:name="_Toc31275"/>
-      <w:bookmarkStart w:id="660" w:name="_Toc16381"/>
-      <w:bookmarkStart w:id="661" w:name="_Toc9968"/>
-      <w:bookmarkStart w:id="662" w:name="_Toc23329"/>
+      <w:bookmarkStart w:id="656" w:name="_Toc31960"/>
+      <w:bookmarkStart w:id="657" w:name="_Toc18771"/>
+      <w:bookmarkStart w:id="658" w:name="_Toc31275"/>
+      <w:bookmarkStart w:id="659" w:name="_Toc12971"/>
+      <w:bookmarkStart w:id="660" w:name="_Toc32552"/>
+      <w:bookmarkStart w:id="661" w:name="_Toc23329"/>
+      <w:bookmarkStart w:id="662" w:name="_Toc16381"/>
       <w:r>
         <w:fldChar w:fldCharType="begin"/>
       </w:r>
@@ -40883,19 +40883,19 @@
       </w:pPr>
       <w:bookmarkStart w:id="664" w:name="_Toc9067"/>
       <w:bookmarkStart w:id="665" w:name="_Toc15242"/>
-      <w:bookmarkStart w:id="666" w:name="_Toc31712"/>
-      <w:bookmarkStart w:id="667" w:name="_Toc29402"/>
-      <w:bookmarkStart w:id="668" w:name="_Toc5179"/>
-      <w:bookmarkStart w:id="669" w:name="_Toc29068"/>
+      <w:bookmarkStart w:id="666" w:name="_Toc27450"/>
+      <w:bookmarkStart w:id="667" w:name="_Toc31712"/>
+      <w:bookmarkStart w:id="668" w:name="_Toc23161"/>
+      <w:bookmarkStart w:id="669" w:name="_Toc10329"/>
       <w:bookmarkStart w:id="670" w:name="_Toc10999"/>
       <w:bookmarkStart w:id="671" w:name="_Toc24689"/>
-      <w:bookmarkStart w:id="672" w:name="_Toc27450"/>
+      <w:bookmarkStart w:id="672" w:name="_Toc29068"/>
       <w:bookmarkStart w:id="673" w:name="_Toc30193"/>
-      <w:bookmarkStart w:id="674" w:name="_Toc23161"/>
-      <w:bookmarkStart w:id="675" w:name="_Toc10329"/>
+      <w:bookmarkStart w:id="674" w:name="_Toc5179"/>
+      <w:bookmarkStart w:id="675" w:name="_Toc29402"/>
       <w:bookmarkStart w:id="676" w:name="_Toc15904"/>
-      <w:bookmarkStart w:id="677" w:name="_Toc8108"/>
-      <w:bookmarkStart w:id="678" w:name="_Toc3825"/>
+      <w:bookmarkStart w:id="677" w:name="_Toc3825"/>
+      <w:bookmarkStart w:id="678" w:name="_Toc8108"/>
       <w:bookmarkStart w:id="679" w:name="_Toc28684"/>
       <w:r>
         <w:rPr>
@@ -40923,9 +40923,9 @@
       <w:bookmarkStart w:id="682" w:name="_Toc2111"/>
       <w:bookmarkStart w:id="683" w:name="_Toc32261"/>
       <w:bookmarkStart w:id="684" w:name="_Toc11276"/>
-      <w:bookmarkStart w:id="685" w:name="_Toc26239"/>
-      <w:bookmarkStart w:id="686" w:name="_Toc20540"/>
-      <w:bookmarkStart w:id="687" w:name="_Toc8151"/>
+      <w:bookmarkStart w:id="685" w:name="_Toc8151"/>
+      <w:bookmarkStart w:id="686" w:name="_Toc26239"/>
+      <w:bookmarkStart w:id="687" w:name="_Toc20540"/>
       <w:bookmarkStart w:id="688" w:name="_Toc3471"/>
       <w:r>
         <w:fldChar w:fldCharType="begin"/>
@@ -41297,12 +41297,12 @@
       <w:bookmarkStart w:id="690" w:name="_Toc12154"/>
       <w:bookmarkStart w:id="691" w:name="_Toc16228"/>
       <w:bookmarkStart w:id="692" w:name="_Toc10893"/>
-      <w:bookmarkStart w:id="693" w:name="_Toc27584"/>
-      <w:bookmarkStart w:id="694" w:name="_Toc12831"/>
+      <w:bookmarkStart w:id="693" w:name="_Toc12831"/>
+      <w:bookmarkStart w:id="694" w:name="_Toc27584"/>
       <w:bookmarkStart w:id="695" w:name="_Toc9295"/>
-      <w:bookmarkStart w:id="696" w:name="_Toc5472"/>
+      <w:bookmarkStart w:id="696" w:name="_Toc30392"/>
       <w:bookmarkStart w:id="697" w:name="_Toc1084"/>
-      <w:bookmarkStart w:id="698" w:name="_Toc30392"/>
+      <w:bookmarkStart w:id="698" w:name="_Toc5472"/>
       <w:r>
         <w:rPr>
           <w:sz w:val="28"/>
@@ -41325,14 +41325,14 @@
       <w:bookmarkEnd w:id="694"/>
       <w:bookmarkEnd w:id="695"/>
       <w:bookmarkStart w:id="699" w:name="_Toc26536"/>
-      <w:bookmarkStart w:id="700" w:name="_Toc5638"/>
-      <w:bookmarkStart w:id="701" w:name="_Toc3894"/>
-      <w:bookmarkStart w:id="702" w:name="_Toc27223"/>
-      <w:bookmarkStart w:id="703" w:name="_Toc29642"/>
-      <w:bookmarkStart w:id="704" w:name="_Toc24786"/>
-      <w:bookmarkStart w:id="705" w:name="_Toc5793"/>
-      <w:bookmarkStart w:id="706" w:name="_Toc17303"/>
-      <w:bookmarkStart w:id="707" w:name="_Toc24067"/>
+      <w:bookmarkStart w:id="700" w:name="_Toc24786"/>
+      <w:bookmarkStart w:id="701" w:name="_Toc5793"/>
+      <w:bookmarkStart w:id="702" w:name="_Toc3894"/>
+      <w:bookmarkStart w:id="703" w:name="_Toc27223"/>
+      <w:bookmarkStart w:id="704" w:name="_Toc24067"/>
+      <w:bookmarkStart w:id="705" w:name="_Toc5638"/>
+      <w:bookmarkStart w:id="706" w:name="_Toc29642"/>
+      <w:bookmarkStart w:id="707" w:name="_Toc17303"/>
       <w:r>
         <w:fldChar w:fldCharType="begin"/>
       </w:r>
@@ -42313,8 +42313,8 @@
           <w:lang w:val="en-US" w:eastAsia="zh-CN"/>
         </w:rPr>
       </w:pPr>
-      <w:bookmarkStart w:id="717" w:name="_Ref16020"/>
-      <w:bookmarkStart w:id="718" w:name="_Ref10901"/>
+      <w:bookmarkStart w:id="717" w:name="_Ref10901"/>
+      <w:bookmarkStart w:id="718" w:name="_Ref16020"/>
       <w:r>
         <w:rPr>
           <w:rFonts w:hint="eastAsia"/>
@@ -44624,19 +44624,19 @@
         </w:rPr>
       </w:pPr>
       <w:bookmarkStart w:id="726" w:name="_Toc18804"/>
-      <w:bookmarkStart w:id="727" w:name="_Toc24409"/>
-      <w:bookmarkStart w:id="728" w:name="_Toc23963"/>
+      <w:bookmarkStart w:id="727" w:name="_Toc17643"/>
+      <w:bookmarkStart w:id="728" w:name="_Toc11443"/>
       <w:bookmarkStart w:id="729" w:name="_Toc17734"/>
-      <w:bookmarkStart w:id="730" w:name="_Toc17643"/>
-      <w:bookmarkStart w:id="731" w:name="_Toc12714"/>
-      <w:bookmarkStart w:id="732" w:name="_Toc11443"/>
-      <w:bookmarkStart w:id="733" w:name="_Toc11911"/>
+      <w:bookmarkStart w:id="730" w:name="_Toc1216"/>
+      <w:bookmarkStart w:id="731" w:name="_Toc24409"/>
+      <w:bookmarkStart w:id="732" w:name="_Toc12714"/>
+      <w:bookmarkStart w:id="733" w:name="_Toc23963"/>
       <w:bookmarkStart w:id="734" w:name="_Toc11494"/>
-      <w:bookmarkStart w:id="735" w:name="_Toc1216"/>
-      <w:bookmarkStart w:id="736" w:name="_Toc11754"/>
+      <w:bookmarkStart w:id="735" w:name="_Toc11754"/>
+      <w:bookmarkStart w:id="736" w:name="_Toc11911"/>
       <w:bookmarkStart w:id="737" w:name="_Toc13718"/>
-      <w:bookmarkStart w:id="738" w:name="_Toc6829"/>
-      <w:bookmarkStart w:id="739" w:name="_Toc28429"/>
+      <w:bookmarkStart w:id="738" w:name="_Toc28429"/>
+      <w:bookmarkStart w:id="739" w:name="_Toc6829"/>
       <w:bookmarkStart w:id="740" w:name="_Toc11284"/>
       <w:bookmarkStart w:id="741" w:name="_Toc10321"/>
       <w:bookmarkStart w:id="742" w:name="_Toc29574"/>
@@ -44667,14 +44667,14 @@
       <w:bookmarkEnd w:id="737"/>
       <w:bookmarkEnd w:id="738"/>
       <w:bookmarkEnd w:id="739"/>
-      <w:bookmarkStart w:id="743" w:name="_Toc27425"/>
+      <w:bookmarkStart w:id="743" w:name="_Toc8320"/>
       <w:bookmarkStart w:id="744" w:name="_Toc17745"/>
-      <w:bookmarkStart w:id="745" w:name="_Toc5593"/>
-      <w:bookmarkStart w:id="746" w:name="_Toc18697"/>
-      <w:bookmarkStart w:id="747" w:name="_Toc5863"/>
-      <w:bookmarkStart w:id="748" w:name="_Toc8320"/>
-      <w:bookmarkStart w:id="749" w:name="_Toc18495"/>
-      <w:bookmarkStart w:id="750" w:name="_Toc27036"/>
+      <w:bookmarkStart w:id="745" w:name="_Toc27036"/>
+      <w:bookmarkStart w:id="746" w:name="_Toc5593"/>
+      <w:bookmarkStart w:id="747" w:name="_Toc27425"/>
+      <w:bookmarkStart w:id="748" w:name="_Toc18697"/>
+      <w:bookmarkStart w:id="749" w:name="_Toc5863"/>
+      <w:bookmarkStart w:id="750" w:name="_Toc18495"/>
       <w:r>
         <w:fldChar w:fldCharType="begin"/>
       </w:r>
